--- a/book/finalproject/CPX_Assignment_Stage1.docx
+++ b/book/finalproject/CPX_Assignment_Stage1.docx
@@ -530,7 +530,29 @@
           <w:szCs w:val="21"/>
           <w:shd w:val="clear" w:color="auto" w:fill="FFFFFF"/>
         </w:rPr>
-        <w:t xml:space="preserve">.  However, this stage does NOT have hazard detection and does NOT stall to prevent hazards.  </w:t>
+        <w:t xml:space="preserve">.  However, this stage does NOT have hazard detection and does NOT </w:t>
+      </w:r>
+      <w:proofErr w:type="gramStart"/>
+      <w:r>
+        <w:rPr>
+          <w:rFonts w:ascii="Helvetica" w:eastAsia="Times New Roman" w:hAnsi="Helvetica" w:cs="Helvetica"/>
+          <w:color w:val="A6A6A6" w:themeColor="background1" w:themeShade="A6"/>
+          <w:sz w:val="21"/>
+          <w:szCs w:val="21"/>
+          <w:shd w:val="clear" w:color="auto" w:fill="FFFFFF"/>
+        </w:rPr>
+        <w:t>stall to prevent</w:t>
+      </w:r>
+      <w:proofErr w:type="gramEnd"/>
+      <w:r>
+        <w:rPr>
+          <w:rFonts w:ascii="Helvetica" w:eastAsia="Times New Roman" w:hAnsi="Helvetica" w:cs="Helvetica"/>
+          <w:color w:val="A6A6A6" w:themeColor="background1" w:themeShade="A6"/>
+          <w:sz w:val="21"/>
+          <w:szCs w:val="21"/>
+          <w:shd w:val="clear" w:color="auto" w:fill="FFFFFF"/>
+        </w:rPr>
+        <w:t xml:space="preserve"> hazards.  </w:t>
       </w:r>
       <w:r>
         <w:rPr>
@@ -647,8 +669,9 @@
           <w:szCs w:val="21"/>
           <w:shd w:val="clear" w:color="auto" w:fill="FFFFFF"/>
         </w:rPr>
-        <w:t xml:space="preserve">: convert the </w:t>
-      </w:r>
+        <w:t xml:space="preserve">: convert </w:t>
+      </w:r>
+      <w:proofErr w:type="gramStart"/>
       <w:r>
         <w:rPr>
           <w:rFonts w:ascii="Helvetica" w:eastAsia="Times New Roman" w:hAnsi="Helvetica" w:cs="Helvetica"/>
@@ -657,7 +680,7 @@
           <w:szCs w:val="21"/>
           <w:shd w:val="clear" w:color="auto" w:fill="FFFFFF"/>
         </w:rPr>
-        <w:t xml:space="preserve">stage 2 architecture to a pipelined architecture </w:t>
+        <w:t xml:space="preserve">the </w:t>
       </w:r>
       <w:r>
         <w:rPr>
@@ -667,6 +690,49 @@
           <w:szCs w:val="21"/>
           <w:shd w:val="clear" w:color="auto" w:fill="FFFFFF"/>
         </w:rPr>
+        <w:t>stage</w:t>
+      </w:r>
+      <w:proofErr w:type="gramEnd"/>
+      <w:r>
+        <w:rPr>
+          <w:rFonts w:ascii="Helvetica" w:eastAsia="Times New Roman" w:hAnsi="Helvetica" w:cs="Helvetica"/>
+          <w:color w:val="A6A6A6" w:themeColor="background1" w:themeShade="A6"/>
+          <w:sz w:val="21"/>
+          <w:szCs w:val="21"/>
+          <w:shd w:val="clear" w:color="auto" w:fill="FFFFFF"/>
+        </w:rPr>
+        <w:t xml:space="preserve"> 2 architecture to </w:t>
+      </w:r>
+      <w:proofErr w:type="gramStart"/>
+      <w:r>
+        <w:rPr>
+          <w:rFonts w:ascii="Helvetica" w:eastAsia="Times New Roman" w:hAnsi="Helvetica" w:cs="Helvetica"/>
+          <w:color w:val="A6A6A6" w:themeColor="background1" w:themeShade="A6"/>
+          <w:sz w:val="21"/>
+          <w:szCs w:val="21"/>
+          <w:shd w:val="clear" w:color="auto" w:fill="FFFFFF"/>
+        </w:rPr>
+        <w:t>a pipelined</w:t>
+      </w:r>
+      <w:proofErr w:type="gramEnd"/>
+      <w:r>
+        <w:rPr>
+          <w:rFonts w:ascii="Helvetica" w:eastAsia="Times New Roman" w:hAnsi="Helvetica" w:cs="Helvetica"/>
+          <w:color w:val="A6A6A6" w:themeColor="background1" w:themeShade="A6"/>
+          <w:sz w:val="21"/>
+          <w:szCs w:val="21"/>
+          <w:shd w:val="clear" w:color="auto" w:fill="FFFFFF"/>
+        </w:rPr>
+        <w:t xml:space="preserve"> architecture </w:t>
+      </w:r>
+      <w:r>
+        <w:rPr>
+          <w:rFonts w:ascii="Helvetica" w:eastAsia="Times New Roman" w:hAnsi="Helvetica" w:cs="Helvetica"/>
+          <w:color w:val="A6A6A6" w:themeColor="background1" w:themeShade="A6"/>
+          <w:sz w:val="21"/>
+          <w:szCs w:val="21"/>
+          <w:shd w:val="clear" w:color="auto" w:fill="FFFFFF"/>
+        </w:rPr>
         <w:t xml:space="preserve">that </w:t>
       </w:r>
       <w:r>
@@ -687,8 +753,9 @@
           <w:szCs w:val="21"/>
           <w:shd w:val="clear" w:color="auto" w:fill="FFFFFF"/>
         </w:rPr>
-        <w:t xml:space="preserve"> and stalls appropriately to ensure proper execution</w:t>
-      </w:r>
+        <w:t xml:space="preserve"> and stalls appropriately to ensure proper </w:t>
+      </w:r>
+      <w:proofErr w:type="gramStart"/>
       <w:r>
         <w:rPr>
           <w:rFonts w:ascii="Helvetica" w:eastAsia="Times New Roman" w:hAnsi="Helvetica" w:cs="Helvetica"/>
@@ -697,7 +764,28 @@
           <w:szCs w:val="21"/>
           <w:shd w:val="clear" w:color="auto" w:fill="FFFFFF"/>
         </w:rPr>
-        <w:t>, but does NOT have forwarding.</w:t>
+        <w:t>execution</w:t>
+      </w:r>
+      <w:r>
+        <w:rPr>
+          <w:rFonts w:ascii="Helvetica" w:eastAsia="Times New Roman" w:hAnsi="Helvetica" w:cs="Helvetica"/>
+          <w:color w:val="A6A6A6" w:themeColor="background1" w:themeShade="A6"/>
+          <w:sz w:val="21"/>
+          <w:szCs w:val="21"/>
+          <w:shd w:val="clear" w:color="auto" w:fill="FFFFFF"/>
+        </w:rPr>
+        <w:t>, but</w:t>
+      </w:r>
+      <w:proofErr w:type="gramEnd"/>
+      <w:r>
+        <w:rPr>
+          <w:rFonts w:ascii="Helvetica" w:eastAsia="Times New Roman" w:hAnsi="Helvetica" w:cs="Helvetica"/>
+          <w:color w:val="A6A6A6" w:themeColor="background1" w:themeShade="A6"/>
+          <w:sz w:val="21"/>
+          <w:szCs w:val="21"/>
+          <w:shd w:val="clear" w:color="auto" w:fill="FFFFFF"/>
+        </w:rPr>
+        <w:t xml:space="preserve"> does NOT have forwarding.</w:t>
       </w:r>
     </w:p>
     <w:p>
@@ -824,7 +912,29 @@
           <w:szCs w:val="21"/>
           <w:shd w:val="clear" w:color="auto" w:fill="FFFFFF"/>
         </w:rPr>
-        <w:t xml:space="preserve"> and branch decision moved to the ID stage, similar to Figure C.25.</w:t>
+        <w:t xml:space="preserve"> and branch decision moved to the ID stage, </w:t>
+      </w:r>
+      <w:proofErr w:type="gramStart"/>
+      <w:r>
+        <w:rPr>
+          <w:rFonts w:ascii="Helvetica" w:eastAsia="Times New Roman" w:hAnsi="Helvetica" w:cs="Helvetica"/>
+          <w:color w:val="A6A6A6" w:themeColor="background1" w:themeShade="A6"/>
+          <w:sz w:val="21"/>
+          <w:szCs w:val="21"/>
+          <w:shd w:val="clear" w:color="auto" w:fill="FFFFFF"/>
+        </w:rPr>
+        <w:t>similar to</w:t>
+      </w:r>
+      <w:proofErr w:type="gramEnd"/>
+      <w:r>
+        <w:rPr>
+          <w:rFonts w:ascii="Helvetica" w:eastAsia="Times New Roman" w:hAnsi="Helvetica" w:cs="Helvetica"/>
+          <w:color w:val="A6A6A6" w:themeColor="background1" w:themeShade="A6"/>
+          <w:sz w:val="21"/>
+          <w:szCs w:val="21"/>
+          <w:shd w:val="clear" w:color="auto" w:fill="FFFFFF"/>
+        </w:rPr>
+        <w:t xml:space="preserve"> Figure C.25.</w:t>
       </w:r>
     </w:p>
     <w:p>
@@ -941,6 +1051,7 @@
         </w:rPr>
         <w:t xml:space="preserve"> called </w:t>
       </w:r>
+      <w:proofErr w:type="spellStart"/>
       <w:r>
         <w:rPr>
           <w:rFonts w:ascii="Helvetica" w:eastAsia="Times New Roman" w:hAnsi="Helvetica" w:cs="Helvetica"/>
@@ -953,15 +1064,38 @@
         </w:rPr>
         <w:t>Load_Addr</w:t>
       </w:r>
-      <w:r>
-        <w:rPr>
-          <w:rFonts w:ascii="Helvetica" w:eastAsia="Times New Roman" w:hAnsi="Helvetica" w:cs="Helvetica"/>
-          <w:color w:val="333333"/>
-          <w:sz w:val="21"/>
-          <w:szCs w:val="21"/>
-          <w:shd w:val="clear" w:color="auto" w:fill="FFFFFF"/>
-        </w:rPr>
-        <w:t>, which is similar to LA,</w:t>
+      <w:proofErr w:type="spellEnd"/>
+      <w:r>
+        <w:rPr>
+          <w:rFonts w:ascii="Helvetica" w:eastAsia="Times New Roman" w:hAnsi="Helvetica" w:cs="Helvetica"/>
+          <w:color w:val="333333"/>
+          <w:sz w:val="21"/>
+          <w:szCs w:val="21"/>
+          <w:shd w:val="clear" w:color="auto" w:fill="FFFFFF"/>
+        </w:rPr>
+        <w:t xml:space="preserve">, which is </w:t>
+      </w:r>
+      <w:proofErr w:type="gramStart"/>
+      <w:r>
+        <w:rPr>
+          <w:rFonts w:ascii="Helvetica" w:eastAsia="Times New Roman" w:hAnsi="Helvetica" w:cs="Helvetica"/>
+          <w:color w:val="333333"/>
+          <w:sz w:val="21"/>
+          <w:szCs w:val="21"/>
+          <w:shd w:val="clear" w:color="auto" w:fill="FFFFFF"/>
+        </w:rPr>
+        <w:t>similar to</w:t>
+      </w:r>
+      <w:proofErr w:type="gramEnd"/>
+      <w:r>
+        <w:rPr>
+          <w:rFonts w:ascii="Helvetica" w:eastAsia="Times New Roman" w:hAnsi="Helvetica" w:cs="Helvetica"/>
+          <w:color w:val="333333"/>
+          <w:sz w:val="21"/>
+          <w:szCs w:val="21"/>
+          <w:shd w:val="clear" w:color="auto" w:fill="FFFFFF"/>
+        </w:rPr>
+        <w:t xml:space="preserve"> LA,</w:t>
       </w:r>
       <w:r>
         <w:rPr>
@@ -1134,21 +1268,23 @@
         </w:rPr>
         <w:t xml:space="preserve">                             </w:t>
       </w:r>
+      <w:proofErr w:type="spellStart"/>
       <w:r>
         <w:rPr>
           <w:rFonts w:ascii="Courier New" w:eastAsia="Times New Roman" w:hAnsi="Courier New" w:cs="Courier New"/>
           <w:sz w:val="20"/>
           <w:szCs w:val="20"/>
         </w:rPr>
-        <w:t xml:space="preserve">addi    </w:t>
-      </w:r>
+        <w:t>addi</w:t>
+      </w:r>
+      <w:proofErr w:type="spellEnd"/>
       <w:r>
         <w:rPr>
           <w:rFonts w:ascii="Courier New" w:eastAsia="Times New Roman" w:hAnsi="Courier New" w:cs="Courier New"/>
           <w:sz w:val="20"/>
           <w:szCs w:val="20"/>
         </w:rPr>
-        <w:t xml:space="preserve">  </w:t>
+        <w:t xml:space="preserve">    </w:t>
       </w:r>
       <w:r>
         <w:rPr>
@@ -1156,69 +1292,68 @@
           <w:sz w:val="20"/>
           <w:szCs w:val="20"/>
         </w:rPr>
-        <w:t>x5, x0, 9       # x5 = number of values in array</w:t>
-      </w:r>
-    </w:p>
-    <w:p>
-      <w:pPr>
-        <w:spacing w:after="0" w:line="240" w:lineRule="auto"/>
-        <w:ind w:left="720"/>
+        <w:t xml:space="preserve">  </w:t>
+      </w:r>
+      <w:r>
         <w:rPr>
           <w:rFonts w:ascii="Courier New" w:eastAsia="Times New Roman" w:hAnsi="Courier New" w:cs="Courier New"/>
           <w:sz w:val="20"/>
           <w:szCs w:val="20"/>
         </w:rPr>
-      </w:pPr>
-      <w:r>
+        <w:t>x5, x0, 9       # x5 = number of values in array</w:t>
+      </w:r>
+    </w:p>
+    <w:p>
+      <w:pPr>
+        <w:spacing w:after="0" w:line="240" w:lineRule="auto"/>
+        <w:ind w:left="720"/>
         <w:rPr>
           <w:rFonts w:ascii="Courier New" w:eastAsia="Times New Roman" w:hAnsi="Courier New" w:cs="Courier New"/>
           <w:sz w:val="20"/>
           <w:szCs w:val="20"/>
         </w:rPr>
-        <w:t xml:space="preserve">        load_addr x6, array     </w:t>
-      </w:r>
+      </w:pPr>
       <w:r>
         <w:rPr>
           <w:rFonts w:ascii="Courier New" w:eastAsia="Times New Roman" w:hAnsi="Courier New" w:cs="Courier New"/>
           <w:sz w:val="20"/>
           <w:szCs w:val="20"/>
         </w:rPr>
-        <w:t xml:space="preserve">  </w:t>
-      </w:r>
+        <w:t xml:space="preserve">        </w:t>
+      </w:r>
+      <w:proofErr w:type="spellStart"/>
       <w:r>
         <w:rPr>
           <w:rFonts w:ascii="Courier New" w:eastAsia="Times New Roman" w:hAnsi="Courier New" w:cs="Courier New"/>
           <w:sz w:val="20"/>
           <w:szCs w:val="20"/>
         </w:rPr>
-        <w:t xml:space="preserve"># x6 = address of array </w:t>
-      </w:r>
+        <w:t>load_addr</w:t>
+      </w:r>
+      <w:proofErr w:type="spellEnd"/>
       <w:r>
         <w:rPr>
           <w:rFonts w:ascii="Courier New" w:eastAsia="Times New Roman" w:hAnsi="Courier New" w:cs="Courier New"/>
           <w:sz w:val="20"/>
           <w:szCs w:val="20"/>
         </w:rPr>
-        <w:t>0X10000000</w:t>
-      </w:r>
-    </w:p>
-    <w:p>
-      <w:pPr>
-        <w:spacing w:after="0" w:line="240" w:lineRule="auto"/>
-        <w:ind w:left="720"/>
+        <w:t xml:space="preserve"> x6, array     </w:t>
+      </w:r>
+      <w:r>
         <w:rPr>
           <w:rFonts w:ascii="Courier New" w:eastAsia="Times New Roman" w:hAnsi="Courier New" w:cs="Courier New"/>
           <w:sz w:val="20"/>
           <w:szCs w:val="20"/>
         </w:rPr>
-      </w:pPr>
+        <w:t xml:space="preserve">  </w:t>
+      </w:r>
       <w:r>
         <w:rPr>
           <w:rFonts w:ascii="Courier New" w:eastAsia="Times New Roman" w:hAnsi="Courier New" w:cs="Courier New"/>
           <w:sz w:val="20"/>
           <w:szCs w:val="20"/>
         </w:rPr>
-        <w:t xml:space="preserve">        lw      </w:t>
+        <w:t xml:space="preserve"># x6 = address of array </w:t>
       </w:r>
       <w:r>
         <w:rPr>
@@ -1226,42 +1361,44 @@
           <w:sz w:val="20"/>
           <w:szCs w:val="20"/>
         </w:rPr>
-        <w:t xml:space="preserve">  </w:t>
-      </w:r>
-      <w:r>
+        <w:t>0X10000000</w:t>
+      </w:r>
+    </w:p>
+    <w:p>
+      <w:pPr>
+        <w:spacing w:after="0" w:line="240" w:lineRule="auto"/>
+        <w:ind w:left="720"/>
         <w:rPr>
           <w:rFonts w:ascii="Courier New" w:eastAsia="Times New Roman" w:hAnsi="Courier New" w:cs="Courier New"/>
           <w:sz w:val="20"/>
           <w:szCs w:val="20"/>
         </w:rPr>
-        <w:t>x7, 0(x6)       # x7 = initial value</w:t>
-      </w:r>
-    </w:p>
-    <w:p>
-      <w:pPr>
-        <w:spacing w:after="0" w:line="240" w:lineRule="auto"/>
-        <w:ind w:left="720"/>
+      </w:pPr>
+      <w:r>
         <w:rPr>
           <w:rFonts w:ascii="Courier New" w:eastAsia="Times New Roman" w:hAnsi="Courier New" w:cs="Courier New"/>
           <w:sz w:val="20"/>
           <w:szCs w:val="20"/>
         </w:rPr>
-      </w:pPr>
+        <w:t xml:space="preserve">        </w:t>
+      </w:r>
+      <w:proofErr w:type="spellStart"/>
       <w:r>
         <w:rPr>
           <w:rFonts w:ascii="Courier New" w:eastAsia="Times New Roman" w:hAnsi="Courier New" w:cs="Courier New"/>
           <w:sz w:val="20"/>
           <w:szCs w:val="20"/>
         </w:rPr>
-        <w:t xml:space="preserve">loop:   addi    </w:t>
-      </w:r>
+        <w:t>lw</w:t>
+      </w:r>
+      <w:proofErr w:type="spellEnd"/>
       <w:r>
         <w:rPr>
           <w:rFonts w:ascii="Courier New" w:eastAsia="Times New Roman" w:hAnsi="Courier New" w:cs="Courier New"/>
           <w:sz w:val="20"/>
           <w:szCs w:val="20"/>
         </w:rPr>
-        <w:t xml:space="preserve">  </w:t>
+        <w:t xml:space="preserve">      </w:t>
       </w:r>
       <w:r>
         <w:rPr>
@@ -1269,69 +1406,70 @@
           <w:sz w:val="20"/>
           <w:szCs w:val="20"/>
         </w:rPr>
-        <w:t xml:space="preserve">x6, x6, 4       </w:t>
-      </w:r>
-    </w:p>
-    <w:p>
-      <w:pPr>
-        <w:spacing w:after="0" w:line="240" w:lineRule="auto"/>
-        <w:ind w:left="720"/>
+        <w:t xml:space="preserve">  </w:t>
+      </w:r>
+      <w:r>
         <w:rPr>
           <w:rFonts w:ascii="Courier New" w:eastAsia="Times New Roman" w:hAnsi="Courier New" w:cs="Courier New"/>
           <w:sz w:val="20"/>
           <w:szCs w:val="20"/>
         </w:rPr>
-      </w:pPr>
+        <w:t>x7, 0(</w:t>
+      </w:r>
+      <w:proofErr w:type="gramStart"/>
       <w:r>
         <w:rPr>
           <w:rFonts w:ascii="Courier New" w:eastAsia="Times New Roman" w:hAnsi="Courier New" w:cs="Courier New"/>
           <w:sz w:val="20"/>
           <w:szCs w:val="20"/>
         </w:rPr>
-        <w:t xml:space="preserve">        lw      </w:t>
-      </w:r>
+        <w:t>x6)       #</w:t>
+      </w:r>
+      <w:proofErr w:type="gramEnd"/>
       <w:r>
         <w:rPr>
           <w:rFonts w:ascii="Courier New" w:eastAsia="Times New Roman" w:hAnsi="Courier New" w:cs="Courier New"/>
           <w:sz w:val="20"/>
           <w:szCs w:val="20"/>
         </w:rPr>
-        <w:t xml:space="preserve">  </w:t>
-      </w:r>
-      <w:r>
+        <w:t xml:space="preserve"> x7 = initial value</w:t>
+      </w:r>
+    </w:p>
+    <w:p>
+      <w:pPr>
+        <w:spacing w:after="0" w:line="240" w:lineRule="auto"/>
+        <w:ind w:left="720"/>
         <w:rPr>
           <w:rFonts w:ascii="Courier New" w:eastAsia="Times New Roman" w:hAnsi="Courier New" w:cs="Courier New"/>
           <w:sz w:val="20"/>
           <w:szCs w:val="20"/>
         </w:rPr>
-        <w:t xml:space="preserve">x10, 0(x6)      </w:t>
-      </w:r>
-    </w:p>
-    <w:p>
-      <w:pPr>
-        <w:spacing w:after="0" w:line="240" w:lineRule="auto"/>
-        <w:ind w:left="720"/>
+      </w:pPr>
+      <w:r>
         <w:rPr>
           <w:rFonts w:ascii="Courier New" w:eastAsia="Times New Roman" w:hAnsi="Courier New" w:cs="Courier New"/>
           <w:sz w:val="20"/>
           <w:szCs w:val="20"/>
         </w:rPr>
-      </w:pPr>
+        <w:t xml:space="preserve">loop:   </w:t>
+      </w:r>
+      <w:proofErr w:type="spellStart"/>
       <w:r>
         <w:rPr>
           <w:rFonts w:ascii="Courier New" w:eastAsia="Times New Roman" w:hAnsi="Courier New" w:cs="Courier New"/>
           <w:sz w:val="20"/>
           <w:szCs w:val="20"/>
         </w:rPr>
-        <w:t xml:space="preserve">        add     </w:t>
-      </w:r>
+        <w:t>addi</w:t>
+      </w:r>
+      <w:proofErr w:type="spellEnd"/>
       <w:r>
         <w:rPr>
           <w:rFonts w:ascii="Courier New" w:eastAsia="Times New Roman" w:hAnsi="Courier New" w:cs="Courier New"/>
           <w:sz w:val="20"/>
           <w:szCs w:val="20"/>
         </w:rPr>
-        <w:t xml:space="preserve">  </w:t>
+        <w:t xml:space="preserve">    </w:t>
       </w:r>
       <w:r>
         <w:rPr>
@@ -1339,61 +1477,60 @@
           <w:sz w:val="20"/>
           <w:szCs w:val="20"/>
         </w:rPr>
-        <w:t xml:space="preserve">x7, x10, x7     </w:t>
-      </w:r>
-    </w:p>
-    <w:p>
-      <w:pPr>
-        <w:spacing w:after="0" w:line="240" w:lineRule="auto"/>
-        <w:ind w:left="720"/>
+        <w:t xml:space="preserve">  </w:t>
+      </w:r>
+      <w:r>
         <w:rPr>
           <w:rFonts w:ascii="Courier New" w:eastAsia="Times New Roman" w:hAnsi="Courier New" w:cs="Courier New"/>
           <w:sz w:val="20"/>
           <w:szCs w:val="20"/>
         </w:rPr>
-      </w:pPr>
-      <w:r>
+        <w:t xml:space="preserve">x6, x6, 4       </w:t>
+      </w:r>
+    </w:p>
+    <w:p>
+      <w:pPr>
+        <w:spacing w:after="0" w:line="240" w:lineRule="auto"/>
+        <w:ind w:left="720"/>
         <w:rPr>
           <w:rFonts w:ascii="Courier New" w:eastAsia="Times New Roman" w:hAnsi="Courier New" w:cs="Courier New"/>
           <w:sz w:val="20"/>
           <w:szCs w:val="20"/>
         </w:rPr>
-        <w:t xml:space="preserve">        subi    </w:t>
-      </w:r>
+      </w:pPr>
       <w:r>
         <w:rPr>
           <w:rFonts w:ascii="Courier New" w:eastAsia="Times New Roman" w:hAnsi="Courier New" w:cs="Courier New"/>
           <w:sz w:val="20"/>
           <w:szCs w:val="20"/>
         </w:rPr>
-        <w:t xml:space="preserve">  </w:t>
-      </w:r>
+        <w:t xml:space="preserve">        </w:t>
+      </w:r>
+      <w:proofErr w:type="spellStart"/>
       <w:r>
         <w:rPr>
           <w:rFonts w:ascii="Courier New" w:eastAsia="Times New Roman" w:hAnsi="Courier New" w:cs="Courier New"/>
           <w:sz w:val="20"/>
           <w:szCs w:val="20"/>
         </w:rPr>
-        <w:t xml:space="preserve">x5, x5, 1       </w:t>
-      </w:r>
-    </w:p>
-    <w:p>
-      <w:pPr>
-        <w:spacing w:after="0" w:line="240" w:lineRule="auto"/>
-        <w:ind w:left="720"/>
+        <w:t>lw</w:t>
+      </w:r>
+      <w:proofErr w:type="spellEnd"/>
+      <w:r>
         <w:rPr>
           <w:rFonts w:ascii="Courier New" w:eastAsia="Times New Roman" w:hAnsi="Courier New" w:cs="Courier New"/>
           <w:sz w:val="20"/>
           <w:szCs w:val="20"/>
         </w:rPr>
-      </w:pPr>
+        <w:t xml:space="preserve">      </w:t>
+      </w:r>
       <w:r>
         <w:rPr>
           <w:rFonts w:ascii="Courier New" w:eastAsia="Times New Roman" w:hAnsi="Courier New" w:cs="Courier New"/>
           <w:sz w:val="20"/>
           <w:szCs w:val="20"/>
         </w:rPr>
-        <w:t xml:space="preserve">        bne     </w:t>
+        <w:t xml:space="preserve">  </w:t>
       </w:r>
       <w:r>
         <w:rPr>
@@ -1401,34 +1538,34 @@
           <w:sz w:val="20"/>
           <w:szCs w:val="20"/>
         </w:rPr>
-        <w:t xml:space="preserve">  </w:t>
-      </w:r>
-      <w:r>
+        <w:t xml:space="preserve">x10, 0(x6)      </w:t>
+      </w:r>
+    </w:p>
+    <w:p>
+      <w:pPr>
+        <w:spacing w:after="0" w:line="240" w:lineRule="auto"/>
+        <w:ind w:left="720"/>
         <w:rPr>
           <w:rFonts w:ascii="Courier New" w:eastAsia="Times New Roman" w:hAnsi="Courier New" w:cs="Courier New"/>
           <w:sz w:val="20"/>
           <w:szCs w:val="20"/>
         </w:rPr>
-        <w:t>x5, x0, loop</w:t>
-      </w:r>
-    </w:p>
-    <w:p>
-      <w:pPr>
-        <w:spacing w:after="0" w:line="240" w:lineRule="auto"/>
-        <w:ind w:left="720"/>
+      </w:pPr>
+      <w:r>
         <w:rPr>
           <w:rFonts w:ascii="Courier New" w:eastAsia="Times New Roman" w:hAnsi="Courier New" w:cs="Courier New"/>
           <w:sz w:val="20"/>
           <w:szCs w:val="20"/>
         </w:rPr>
-      </w:pPr>
+        <w:t xml:space="preserve">        add     </w:t>
+      </w:r>
       <w:r>
         <w:rPr>
           <w:rFonts w:ascii="Courier New" w:eastAsia="Times New Roman" w:hAnsi="Courier New" w:cs="Courier New"/>
           <w:sz w:val="20"/>
           <w:szCs w:val="20"/>
         </w:rPr>
-        <w:t xml:space="preserve">done:   j       </w:t>
+        <w:t xml:space="preserve">  </w:t>
       </w:r>
       <w:r>
         <w:rPr>
@@ -1436,45 +1573,44 @@
           <w:sz w:val="20"/>
           <w:szCs w:val="20"/>
         </w:rPr>
-        <w:t xml:space="preserve">  </w:t>
-      </w:r>
-      <w:r>
+        <w:t xml:space="preserve">x7, x10, x7     </w:t>
+      </w:r>
+    </w:p>
+    <w:p>
+      <w:pPr>
+        <w:spacing w:after="0" w:line="240" w:lineRule="auto"/>
+        <w:ind w:left="720"/>
         <w:rPr>
           <w:rFonts w:ascii="Courier New" w:eastAsia="Times New Roman" w:hAnsi="Courier New" w:cs="Courier New"/>
           <w:sz w:val="20"/>
           <w:szCs w:val="20"/>
         </w:rPr>
-        <w:t>done            # infinite loop (breakpoint)</w:t>
-      </w:r>
-    </w:p>
-    <w:p>
-      <w:pPr>
-        <w:spacing w:after="0" w:line="240" w:lineRule="auto"/>
-        <w:ind w:left="720"/>
+      </w:pPr>
+      <w:r>
         <w:rPr>
           <w:rFonts w:ascii="Courier New" w:eastAsia="Times New Roman" w:hAnsi="Courier New" w:cs="Courier New"/>
           <w:sz w:val="20"/>
           <w:szCs w:val="20"/>
         </w:rPr>
-      </w:pPr>
-    </w:p>
-    <w:p>
-      <w:pPr>
-        <w:spacing w:after="0" w:line="240" w:lineRule="auto"/>
-        <w:ind w:left="720"/>
+        <w:t xml:space="preserve">        </w:t>
+      </w:r>
+      <w:proofErr w:type="spellStart"/>
+      <w:r>
         <w:rPr>
           <w:rFonts w:ascii="Courier New" w:eastAsia="Times New Roman" w:hAnsi="Courier New" w:cs="Courier New"/>
           <w:sz w:val="20"/>
           <w:szCs w:val="20"/>
         </w:rPr>
-      </w:pPr>
+        <w:t>subi</w:t>
+      </w:r>
+      <w:proofErr w:type="spellEnd"/>
       <w:r>
         <w:rPr>
           <w:rFonts w:ascii="Courier New" w:eastAsia="Times New Roman" w:hAnsi="Courier New" w:cs="Courier New"/>
           <w:sz w:val="20"/>
           <w:szCs w:val="20"/>
         </w:rPr>
-        <w:t>#   initialize data in the array</w:t>
+        <w:t xml:space="preserve">    </w:t>
       </w:r>
       <w:r>
         <w:rPr>
@@ -1482,6 +1618,158 @@
           <w:sz w:val="20"/>
           <w:szCs w:val="20"/>
         </w:rPr>
+        <w:t xml:space="preserve">  </w:t>
+      </w:r>
+      <w:r>
+        <w:rPr>
+          <w:rFonts w:ascii="Courier New" w:eastAsia="Times New Roman" w:hAnsi="Courier New" w:cs="Courier New"/>
+          <w:sz w:val="20"/>
+          <w:szCs w:val="20"/>
+        </w:rPr>
+        <w:t xml:space="preserve">x5, x5, 1       </w:t>
+      </w:r>
+    </w:p>
+    <w:p>
+      <w:pPr>
+        <w:spacing w:after="0" w:line="240" w:lineRule="auto"/>
+        <w:ind w:left="720"/>
+        <w:rPr>
+          <w:rFonts w:ascii="Courier New" w:eastAsia="Times New Roman" w:hAnsi="Courier New" w:cs="Courier New"/>
+          <w:sz w:val="20"/>
+          <w:szCs w:val="20"/>
+        </w:rPr>
+      </w:pPr>
+      <w:r>
+        <w:rPr>
+          <w:rFonts w:ascii="Courier New" w:eastAsia="Times New Roman" w:hAnsi="Courier New" w:cs="Courier New"/>
+          <w:sz w:val="20"/>
+          <w:szCs w:val="20"/>
+        </w:rPr>
+        <w:t xml:space="preserve">        </w:t>
+      </w:r>
+      <w:proofErr w:type="spellStart"/>
+      <w:r>
+        <w:rPr>
+          <w:rFonts w:ascii="Courier New" w:eastAsia="Times New Roman" w:hAnsi="Courier New" w:cs="Courier New"/>
+          <w:sz w:val="20"/>
+          <w:szCs w:val="20"/>
+        </w:rPr>
+        <w:t>bne</w:t>
+      </w:r>
+      <w:proofErr w:type="spellEnd"/>
+      <w:r>
+        <w:rPr>
+          <w:rFonts w:ascii="Courier New" w:eastAsia="Times New Roman" w:hAnsi="Courier New" w:cs="Courier New"/>
+          <w:sz w:val="20"/>
+          <w:szCs w:val="20"/>
+        </w:rPr>
+        <w:t xml:space="preserve">     </w:t>
+      </w:r>
+      <w:r>
+        <w:rPr>
+          <w:rFonts w:ascii="Courier New" w:eastAsia="Times New Roman" w:hAnsi="Courier New" w:cs="Courier New"/>
+          <w:sz w:val="20"/>
+          <w:szCs w:val="20"/>
+        </w:rPr>
+        <w:t xml:space="preserve">  </w:t>
+      </w:r>
+      <w:r>
+        <w:rPr>
+          <w:rFonts w:ascii="Courier New" w:eastAsia="Times New Roman" w:hAnsi="Courier New" w:cs="Courier New"/>
+          <w:sz w:val="20"/>
+          <w:szCs w:val="20"/>
+        </w:rPr>
+        <w:t>x5, x0, loop</w:t>
+      </w:r>
+    </w:p>
+    <w:p>
+      <w:pPr>
+        <w:spacing w:after="0" w:line="240" w:lineRule="auto"/>
+        <w:ind w:left="720"/>
+        <w:rPr>
+          <w:rFonts w:ascii="Courier New" w:eastAsia="Times New Roman" w:hAnsi="Courier New" w:cs="Courier New"/>
+          <w:sz w:val="20"/>
+          <w:szCs w:val="20"/>
+        </w:rPr>
+      </w:pPr>
+      <w:r>
+        <w:rPr>
+          <w:rFonts w:ascii="Courier New" w:eastAsia="Times New Roman" w:hAnsi="Courier New" w:cs="Courier New"/>
+          <w:sz w:val="20"/>
+          <w:szCs w:val="20"/>
+        </w:rPr>
+        <w:t xml:space="preserve">done:   j       </w:t>
+      </w:r>
+      <w:r>
+        <w:rPr>
+          <w:rFonts w:ascii="Courier New" w:eastAsia="Times New Roman" w:hAnsi="Courier New" w:cs="Courier New"/>
+          <w:sz w:val="20"/>
+          <w:szCs w:val="20"/>
+        </w:rPr>
+        <w:t xml:space="preserve">  </w:t>
+      </w:r>
+      <w:r>
+        <w:rPr>
+          <w:rFonts w:ascii="Courier New" w:eastAsia="Times New Roman" w:hAnsi="Courier New" w:cs="Courier New"/>
+          <w:sz w:val="20"/>
+          <w:szCs w:val="20"/>
+        </w:rPr>
+        <w:t>done            # infinite loop (breakpoint)</w:t>
+      </w:r>
+    </w:p>
+    <w:p>
+      <w:pPr>
+        <w:spacing w:after="0" w:line="240" w:lineRule="auto"/>
+        <w:ind w:left="720"/>
+        <w:rPr>
+          <w:rFonts w:ascii="Courier New" w:eastAsia="Times New Roman" w:hAnsi="Courier New" w:cs="Courier New"/>
+          <w:sz w:val="20"/>
+          <w:szCs w:val="20"/>
+        </w:rPr>
+      </w:pPr>
+    </w:p>
+    <w:p>
+      <w:pPr>
+        <w:spacing w:after="0" w:line="240" w:lineRule="auto"/>
+        <w:ind w:left="720"/>
+        <w:rPr>
+          <w:rFonts w:ascii="Courier New" w:eastAsia="Times New Roman" w:hAnsi="Courier New" w:cs="Courier New"/>
+          <w:sz w:val="20"/>
+          <w:szCs w:val="20"/>
+        </w:rPr>
+      </w:pPr>
+      <w:r>
+        <w:rPr>
+          <w:rFonts w:ascii="Courier New" w:eastAsia="Times New Roman" w:hAnsi="Courier New" w:cs="Courier New"/>
+          <w:sz w:val="20"/>
+          <w:szCs w:val="20"/>
+        </w:rPr>
+        <w:t xml:space="preserve">#   </w:t>
+      </w:r>
+      <w:proofErr w:type="gramStart"/>
+      <w:r>
+        <w:rPr>
+          <w:rFonts w:ascii="Courier New" w:eastAsia="Times New Roman" w:hAnsi="Courier New" w:cs="Courier New"/>
+          <w:sz w:val="20"/>
+          <w:szCs w:val="20"/>
+        </w:rPr>
+        <w:t>initialize</w:t>
+      </w:r>
+      <w:proofErr w:type="gramEnd"/>
+      <w:r>
+        <w:rPr>
+          <w:rFonts w:ascii="Courier New" w:eastAsia="Times New Roman" w:hAnsi="Courier New" w:cs="Courier New"/>
+          <w:sz w:val="20"/>
+          <w:szCs w:val="20"/>
+        </w:rPr>
+        <w:t xml:space="preserve"> data in the array</w:t>
+      </w:r>
+      <w:r>
+        <w:rPr>
+          <w:rFonts w:ascii="Courier New" w:eastAsia="Times New Roman" w:hAnsi="Courier New" w:cs="Courier New"/>
+          <w:sz w:val="20"/>
+          <w:szCs w:val="20"/>
+        </w:rPr>
         <w:t xml:space="preserve"> [assumed to start at 0x10000000]</w:t>
       </w:r>
     </w:p>
@@ -1501,7 +1789,25 @@
           <w:sz w:val="20"/>
           <w:szCs w:val="20"/>
         </w:rPr>
-        <w:t>array:  .word 0x5, 0x4, 0x10, 0x3, 0x12, 0x1, 0x7, 0x4, 0x8, 0x2</w:t>
+        <w:t>array:</w:t>
+      </w:r>
+      <w:proofErr w:type="gramStart"/>
+      <w:r>
+        <w:rPr>
+          <w:rFonts w:ascii="Courier New" w:eastAsia="Times New Roman" w:hAnsi="Courier New" w:cs="Courier New"/>
+          <w:sz w:val="20"/>
+          <w:szCs w:val="20"/>
+        </w:rPr>
+        <w:t xml:space="preserve">  .word</w:t>
+      </w:r>
+      <w:proofErr w:type="gramEnd"/>
+      <w:r>
+        <w:rPr>
+          <w:rFonts w:ascii="Courier New" w:eastAsia="Times New Roman" w:hAnsi="Courier New" w:cs="Courier New"/>
+          <w:sz w:val="20"/>
+          <w:szCs w:val="20"/>
+        </w:rPr>
+        <w:t xml:space="preserve"> 0x5, 0x4, 0x10, 0x3, 0x12, 0x1, 0x7, 0x4, 0x8, 0x2</w:t>
       </w:r>
     </w:p>
     <w:p>
@@ -1737,16 +2043,35 @@
         </w:rPr>
         <w:t xml:space="preserve"> starter-code at the GitHub repo </w:t>
       </w:r>
+      <w:r>
+        <w:rPr>
+          <w:rFonts w:ascii="Helvetica" w:eastAsia="Times New Roman" w:hAnsi="Helvetica" w:cs="Helvetica"/>
+          <w:color w:val="333333"/>
+          <w:sz w:val="21"/>
+          <w:szCs w:val="21"/>
+          <w:shd w:val="clear" w:color="auto" w:fill="FFFFFF"/>
+        </w:rPr>
+        <w:t>at</w:t>
+      </w:r>
+    </w:p>
+    <w:p>
+      <w:pPr>
+        <w:spacing w:after="0" w:line="240" w:lineRule="auto"/>
+        <w:ind w:firstLine="720"/>
+        <w:rPr>
+          <w:rFonts w:ascii="Helvetica" w:eastAsia="Times New Roman" w:hAnsi="Helvetica" w:cs="Helvetica"/>
+          <w:color w:val="333333"/>
+          <w:sz w:val="21"/>
+          <w:szCs w:val="21"/>
+          <w:shd w:val="clear" w:color="auto" w:fill="FFFFFF"/>
+        </w:rPr>
+      </w:pPr>
       <w:hyperlink r:id="rId6" w:history="1">
         <w:r>
           <w:rPr>
             <w:rStyle w:val="Hyperlink"/>
-            <w:rFonts w:ascii="Helvetica" w:eastAsia="Times New Roman" w:hAnsi="Helvetica" w:cs="Helvetica"/>
-            <w:sz w:val="21"/>
-            <w:szCs w:val="21"/>
-            <w:shd w:val="clear" w:color="auto" w:fill="FFFFFF"/>
           </w:rPr>
-          <w:t>https://github.com/GeorgeYork/ece485_final_cadet_stage1</w:t>
+          <w:t>https://github.com/GeorgeYork/ece485_cadet_cpx_stage1</w:t>
         </w:r>
       </w:hyperlink>
     </w:p>
@@ -1830,15 +2155,39 @@
                 <w:shd w:val="clear" w:color="auto" w:fill="FFFFFF"/>
               </w:rPr>
             </w:pPr>
-            <w:r>
-              <w:rPr>
-                <w:rFonts w:ascii="Helvetica" w:eastAsia="Times New Roman" w:hAnsi="Helvetica" w:cs="Helvetica"/>
-                <w:color w:val="333333"/>
-                <w:sz w:val="21"/>
-                <w:szCs w:val="21"/>
-                <w:shd w:val="clear" w:color="auto" w:fill="FFFFFF"/>
-              </w:rPr>
-              <w:t>riscv_multicycle.vhdl:</w:t>
+            <w:proofErr w:type="spellStart"/>
+            <w:r>
+              <w:rPr>
+                <w:rFonts w:ascii="Helvetica" w:eastAsia="Times New Roman" w:hAnsi="Helvetica" w:cs="Helvetica"/>
+                <w:color w:val="333333"/>
+                <w:sz w:val="21"/>
+                <w:szCs w:val="21"/>
+                <w:shd w:val="clear" w:color="auto" w:fill="FFFFFF"/>
+              </w:rPr>
+              <w:t>riscv_</w:t>
+            </w:r>
+            <w:proofErr w:type="gramStart"/>
+            <w:r>
+              <w:rPr>
+                <w:rFonts w:ascii="Helvetica" w:eastAsia="Times New Roman" w:hAnsi="Helvetica" w:cs="Helvetica"/>
+                <w:color w:val="333333"/>
+                <w:sz w:val="21"/>
+                <w:szCs w:val="21"/>
+                <w:shd w:val="clear" w:color="auto" w:fill="FFFFFF"/>
+              </w:rPr>
+              <w:t>multicycle.vhdl</w:t>
+            </w:r>
+            <w:proofErr w:type="spellEnd"/>
+            <w:proofErr w:type="gramEnd"/>
+            <w:r>
+              <w:rPr>
+                <w:rFonts w:ascii="Helvetica" w:eastAsia="Times New Roman" w:hAnsi="Helvetica" w:cs="Helvetica"/>
+                <w:color w:val="333333"/>
+                <w:sz w:val="21"/>
+                <w:szCs w:val="21"/>
+                <w:shd w:val="clear" w:color="auto" w:fill="FFFFFF"/>
+              </w:rPr>
+              <w:t>:</w:t>
             </w:r>
           </w:p>
         </w:tc>
@@ -1884,16 +2233,30 @@
                 <w:shd w:val="clear" w:color="auto" w:fill="FFFFFF"/>
               </w:rPr>
             </w:pPr>
-            <w:r>
-              <w:rPr>
-                <w:rFonts w:ascii="Helvetica" w:eastAsia="Times New Roman" w:hAnsi="Helvetica" w:cs="Helvetica"/>
-                <w:color w:val="333333"/>
-                <w:sz w:val="21"/>
-                <w:szCs w:val="21"/>
-                <w:shd w:val="clear" w:color="auto" w:fill="FFFFFF"/>
-              </w:rPr>
-              <w:t>pc_live.vhdl</w:t>
-            </w:r>
+            <w:proofErr w:type="spellStart"/>
+            <w:r>
+              <w:rPr>
+                <w:rFonts w:ascii="Helvetica" w:eastAsia="Times New Roman" w:hAnsi="Helvetica" w:cs="Helvetica"/>
+                <w:color w:val="333333"/>
+                <w:sz w:val="21"/>
+                <w:szCs w:val="21"/>
+                <w:shd w:val="clear" w:color="auto" w:fill="FFFFFF"/>
+              </w:rPr>
+              <w:t>pc_</w:t>
+            </w:r>
+            <w:proofErr w:type="gramStart"/>
+            <w:r>
+              <w:rPr>
+                <w:rFonts w:ascii="Helvetica" w:eastAsia="Times New Roman" w:hAnsi="Helvetica" w:cs="Helvetica"/>
+                <w:color w:val="333333"/>
+                <w:sz w:val="21"/>
+                <w:szCs w:val="21"/>
+                <w:shd w:val="clear" w:color="auto" w:fill="FFFFFF"/>
+              </w:rPr>
+              <w:t>live.vhdl</w:t>
+            </w:r>
+            <w:proofErr w:type="spellEnd"/>
+            <w:proofErr w:type="gramEnd"/>
           </w:p>
         </w:tc>
         <w:tc>
@@ -1918,7 +2281,27 @@
                 <w:szCs w:val="21"/>
                 <w:shd w:val="clear" w:color="auto" w:fill="FFFFFF"/>
               </w:rPr>
-              <w:t>updates new program counter [do not change]</w:t>
+              <w:t>updates new program counter [</w:t>
+            </w:r>
+            <w:r>
+              <w:rPr>
+                <w:rFonts w:ascii="Helvetica" w:eastAsia="Times New Roman" w:hAnsi="Helvetica" w:cs="Helvetica"/>
+                <w:color w:val="EE0000"/>
+                <w:sz w:val="21"/>
+                <w:szCs w:val="21"/>
+                <w:shd w:val="clear" w:color="auto" w:fill="FFFFFF"/>
+              </w:rPr>
+              <w:t>do not change</w:t>
+            </w:r>
+            <w:r>
+              <w:rPr>
+                <w:rFonts w:ascii="Helvetica" w:eastAsia="Times New Roman" w:hAnsi="Helvetica" w:cs="Helvetica"/>
+                <w:color w:val="333333"/>
+                <w:sz w:val="21"/>
+                <w:szCs w:val="21"/>
+                <w:shd w:val="clear" w:color="auto" w:fill="FFFFFF"/>
+              </w:rPr>
+              <w:t>]</w:t>
             </w:r>
           </w:p>
         </w:tc>
@@ -1938,16 +2321,30 @@
                 <w:shd w:val="clear" w:color="auto" w:fill="FFFFFF"/>
               </w:rPr>
             </w:pPr>
-            <w:r>
-              <w:rPr>
-                <w:rFonts w:ascii="Helvetica" w:eastAsia="Times New Roman" w:hAnsi="Helvetica" w:cs="Helvetica"/>
-                <w:color w:val="333333"/>
-                <w:sz w:val="21"/>
-                <w:szCs w:val="21"/>
-                <w:shd w:val="clear" w:color="auto" w:fill="FFFFFF"/>
-              </w:rPr>
-              <w:t>instr_mem.vhdl</w:t>
-            </w:r>
+            <w:proofErr w:type="spellStart"/>
+            <w:r>
+              <w:rPr>
+                <w:rFonts w:ascii="Helvetica" w:eastAsia="Times New Roman" w:hAnsi="Helvetica" w:cs="Helvetica"/>
+                <w:color w:val="333333"/>
+                <w:sz w:val="21"/>
+                <w:szCs w:val="21"/>
+                <w:shd w:val="clear" w:color="auto" w:fill="FFFFFF"/>
+              </w:rPr>
+              <w:t>instr_</w:t>
+            </w:r>
+            <w:proofErr w:type="gramStart"/>
+            <w:r>
+              <w:rPr>
+                <w:rFonts w:ascii="Helvetica" w:eastAsia="Times New Roman" w:hAnsi="Helvetica" w:cs="Helvetica"/>
+                <w:color w:val="333333"/>
+                <w:sz w:val="21"/>
+                <w:szCs w:val="21"/>
+                <w:shd w:val="clear" w:color="auto" w:fill="FFFFFF"/>
+              </w:rPr>
+              <w:t>mem.vhdl</w:t>
+            </w:r>
+            <w:proofErr w:type="spellEnd"/>
+            <w:proofErr w:type="gramEnd"/>
           </w:p>
         </w:tc>
         <w:tc>
@@ -1992,16 +2389,30 @@
                 <w:shd w:val="clear" w:color="auto" w:fill="FFFFFF"/>
               </w:rPr>
             </w:pPr>
-            <w:r>
-              <w:rPr>
-                <w:rFonts w:ascii="Helvetica" w:eastAsia="Times New Roman" w:hAnsi="Helvetica" w:cs="Helvetica"/>
-                <w:color w:val="333333"/>
-                <w:sz w:val="21"/>
-                <w:szCs w:val="21"/>
-                <w:shd w:val="clear" w:color="auto" w:fill="FFFFFF"/>
-              </w:rPr>
-              <w:t>reg_file.vhdl</w:t>
-            </w:r>
+            <w:proofErr w:type="spellStart"/>
+            <w:r>
+              <w:rPr>
+                <w:rFonts w:ascii="Helvetica" w:eastAsia="Times New Roman" w:hAnsi="Helvetica" w:cs="Helvetica"/>
+                <w:color w:val="333333"/>
+                <w:sz w:val="21"/>
+                <w:szCs w:val="21"/>
+                <w:shd w:val="clear" w:color="auto" w:fill="FFFFFF"/>
+              </w:rPr>
+              <w:t>reg_</w:t>
+            </w:r>
+            <w:proofErr w:type="gramStart"/>
+            <w:r>
+              <w:rPr>
+                <w:rFonts w:ascii="Helvetica" w:eastAsia="Times New Roman" w:hAnsi="Helvetica" w:cs="Helvetica"/>
+                <w:color w:val="333333"/>
+                <w:sz w:val="21"/>
+                <w:szCs w:val="21"/>
+                <w:shd w:val="clear" w:color="auto" w:fill="FFFFFF"/>
+              </w:rPr>
+              <w:t>file.vhdl</w:t>
+            </w:r>
+            <w:proofErr w:type="spellEnd"/>
+            <w:proofErr w:type="gramEnd"/>
           </w:p>
         </w:tc>
         <w:tc>
@@ -2036,7 +2447,27 @@
                 <w:szCs w:val="21"/>
                 <w:shd w:val="clear" w:color="auto" w:fill="FFFFFF"/>
               </w:rPr>
-              <w:t xml:space="preserve"> [do not change]</w:t>
+              <w:t xml:space="preserve"> [</w:t>
+            </w:r>
+            <w:r>
+              <w:rPr>
+                <w:rFonts w:ascii="Helvetica" w:eastAsia="Times New Roman" w:hAnsi="Helvetica" w:cs="Helvetica"/>
+                <w:color w:val="EE0000"/>
+                <w:sz w:val="21"/>
+                <w:szCs w:val="21"/>
+                <w:shd w:val="clear" w:color="auto" w:fill="FFFFFF"/>
+              </w:rPr>
+              <w:t>do not change</w:t>
+            </w:r>
+            <w:r>
+              <w:rPr>
+                <w:rFonts w:ascii="Helvetica" w:eastAsia="Times New Roman" w:hAnsi="Helvetica" w:cs="Helvetica"/>
+                <w:color w:val="333333"/>
+                <w:sz w:val="21"/>
+                <w:szCs w:val="21"/>
+                <w:shd w:val="clear" w:color="auto" w:fill="FFFFFF"/>
+              </w:rPr>
+              <w:t>]</w:t>
             </w:r>
           </w:p>
         </w:tc>
@@ -2056,16 +2487,30 @@
                 <w:shd w:val="clear" w:color="auto" w:fill="FFFFFF"/>
               </w:rPr>
             </w:pPr>
-            <w:r>
-              <w:rPr>
-                <w:rFonts w:ascii="Helvetica" w:eastAsia="Times New Roman" w:hAnsi="Helvetica" w:cs="Helvetica"/>
-                <w:color w:val="333333"/>
-                <w:sz w:val="21"/>
-                <w:szCs w:val="21"/>
-                <w:shd w:val="clear" w:color="auto" w:fill="FFFFFF"/>
-              </w:rPr>
-              <w:t>control_unit.vhdl</w:t>
-            </w:r>
+            <w:proofErr w:type="spellStart"/>
+            <w:r>
+              <w:rPr>
+                <w:rFonts w:ascii="Helvetica" w:eastAsia="Times New Roman" w:hAnsi="Helvetica" w:cs="Helvetica"/>
+                <w:color w:val="333333"/>
+                <w:sz w:val="21"/>
+                <w:szCs w:val="21"/>
+                <w:shd w:val="clear" w:color="auto" w:fill="FFFFFF"/>
+              </w:rPr>
+              <w:t>control_</w:t>
+            </w:r>
+            <w:proofErr w:type="gramStart"/>
+            <w:r>
+              <w:rPr>
+                <w:rFonts w:ascii="Helvetica" w:eastAsia="Times New Roman" w:hAnsi="Helvetica" w:cs="Helvetica"/>
+                <w:color w:val="333333"/>
+                <w:sz w:val="21"/>
+                <w:szCs w:val="21"/>
+                <w:shd w:val="clear" w:color="auto" w:fill="FFFFFF"/>
+              </w:rPr>
+              <w:t>unit.vhdl</w:t>
+            </w:r>
+            <w:proofErr w:type="spellEnd"/>
+            <w:proofErr w:type="gramEnd"/>
           </w:p>
         </w:tc>
         <w:tc>
@@ -2102,6 +2547,7 @@
               </w:rPr>
               <w:t xml:space="preserve">        </w:t>
             </w:r>
+            <w:proofErr w:type="spellStart"/>
             <w:r>
               <w:rPr>
                 <w:rFonts w:ascii="Helvetica" w:eastAsia="Times New Roman" w:hAnsi="Helvetica" w:cs="Helvetica"/>
@@ -2112,8 +2558,9 @@
                 <w:szCs w:val="21"/>
                 <w:shd w:val="clear" w:color="auto" w:fill="FFFFFF"/>
               </w:rPr>
-              <w:t>reg_write, mem_read, mem_write</w:t>
-            </w:r>
+              <w:t>reg_write</w:t>
+            </w:r>
+            <w:proofErr w:type="spellEnd"/>
             <w:r>
               <w:rPr>
                 <w:rFonts w:ascii="Helvetica" w:eastAsia="Times New Roman" w:hAnsi="Helvetica" w:cs="Helvetica"/>
@@ -2126,6 +2573,7 @@
               </w:rPr>
               <w:t xml:space="preserve">, </w:t>
             </w:r>
+            <w:proofErr w:type="spellStart"/>
             <w:r>
               <w:rPr>
                 <w:rFonts w:ascii="Helvetica" w:eastAsia="Times New Roman" w:hAnsi="Helvetica" w:cs="Helvetica"/>
@@ -2136,8 +2584,9 @@
                 <w:szCs w:val="21"/>
                 <w:shd w:val="clear" w:color="auto" w:fill="FFFFFF"/>
               </w:rPr>
-              <w:t>alu_src</w:t>
-            </w:r>
+              <w:t>mem_read</w:t>
+            </w:r>
+            <w:proofErr w:type="spellEnd"/>
             <w:r>
               <w:rPr>
                 <w:rFonts w:ascii="Helvetica" w:eastAsia="Times New Roman" w:hAnsi="Helvetica" w:cs="Helvetica"/>
@@ -2148,8 +2597,9 @@
                 <w:szCs w:val="21"/>
                 <w:shd w:val="clear" w:color="auto" w:fill="FFFFFF"/>
               </w:rPr>
-              <w:t>,</w:t>
-            </w:r>
+              <w:t xml:space="preserve">, </w:t>
+            </w:r>
+            <w:proofErr w:type="spellStart"/>
             <w:r>
               <w:rPr>
                 <w:rFonts w:ascii="Helvetica" w:eastAsia="Times New Roman" w:hAnsi="Helvetica" w:cs="Helvetica"/>
@@ -2160,8 +2610,9 @@
                 <w:szCs w:val="21"/>
                 <w:shd w:val="clear" w:color="auto" w:fill="FFFFFF"/>
               </w:rPr>
-              <w:t xml:space="preserve"> branch</w:t>
-            </w:r>
+              <w:t>mem_write</w:t>
+            </w:r>
+            <w:proofErr w:type="spellEnd"/>
             <w:r>
               <w:rPr>
                 <w:rFonts w:ascii="Helvetica" w:eastAsia="Times New Roman" w:hAnsi="Helvetica" w:cs="Helvetica"/>
@@ -2172,8 +2623,9 @@
                 <w:szCs w:val="21"/>
                 <w:shd w:val="clear" w:color="auto" w:fill="FFFFFF"/>
               </w:rPr>
-              <w:t>,</w:t>
-            </w:r>
+              <w:t xml:space="preserve">, </w:t>
+            </w:r>
+            <w:proofErr w:type="spellStart"/>
             <w:r>
               <w:rPr>
                 <w:rFonts w:ascii="Helvetica" w:eastAsia="Times New Roman" w:hAnsi="Helvetica" w:cs="Helvetica"/>
@@ -2184,8 +2636,9 @@
                 <w:szCs w:val="21"/>
                 <w:shd w:val="clear" w:color="auto" w:fill="FFFFFF"/>
               </w:rPr>
-              <w:t xml:space="preserve"> load_addr</w:t>
-            </w:r>
+              <w:t>alu_src</w:t>
+            </w:r>
+            <w:proofErr w:type="spellEnd"/>
             <w:r>
               <w:rPr>
                 <w:rFonts w:ascii="Helvetica" w:eastAsia="Times New Roman" w:hAnsi="Helvetica" w:cs="Helvetica"/>
@@ -2208,7 +2661,7 @@
                 <w:szCs w:val="21"/>
                 <w:shd w:val="clear" w:color="auto" w:fill="FFFFFF"/>
               </w:rPr>
-              <w:t xml:space="preserve"> </w:t>
+              <w:t xml:space="preserve"> branch</w:t>
             </w:r>
             <w:r>
               <w:rPr>
@@ -2220,7 +2673,7 @@
                 <w:szCs w:val="21"/>
                 <w:shd w:val="clear" w:color="auto" w:fill="FFFFFF"/>
               </w:rPr>
-              <w:t>jump</w:t>
+              <w:t>,</w:t>
             </w:r>
             <w:r>
               <w:rPr>
@@ -2234,15 +2687,97 @@
               </w:rPr>
               <w:t xml:space="preserve"> </w:t>
             </w:r>
-            <w:r>
-              <w:rPr>
-                <w:rFonts w:ascii="Helvetica" w:eastAsia="Times New Roman" w:hAnsi="Helvetica" w:cs="Helvetica"/>
-                <w:color w:val="333333"/>
-                <w:sz w:val="21"/>
-                <w:szCs w:val="21"/>
-                <w:shd w:val="clear" w:color="auto" w:fill="FFFFFF"/>
-              </w:rPr>
-              <w:t>[do not change]</w:t>
+            <w:proofErr w:type="spellStart"/>
+            <w:r>
+              <w:rPr>
+                <w:rFonts w:ascii="Helvetica" w:eastAsia="Times New Roman" w:hAnsi="Helvetica" w:cs="Helvetica"/>
+                <w:i/>
+                <w:iCs/>
+                <w:color w:val="333333"/>
+                <w:sz w:val="21"/>
+                <w:szCs w:val="21"/>
+                <w:shd w:val="clear" w:color="auto" w:fill="FFFFFF"/>
+              </w:rPr>
+              <w:t>load_addr</w:t>
+            </w:r>
+            <w:proofErr w:type="spellEnd"/>
+            <w:r>
+              <w:rPr>
+                <w:rFonts w:ascii="Helvetica" w:eastAsia="Times New Roman" w:hAnsi="Helvetica" w:cs="Helvetica"/>
+                <w:i/>
+                <w:iCs/>
+                <w:color w:val="333333"/>
+                <w:sz w:val="21"/>
+                <w:szCs w:val="21"/>
+                <w:shd w:val="clear" w:color="auto" w:fill="FFFFFF"/>
+              </w:rPr>
+              <w:t>,</w:t>
+            </w:r>
+            <w:r>
+              <w:rPr>
+                <w:rFonts w:ascii="Helvetica" w:eastAsia="Times New Roman" w:hAnsi="Helvetica" w:cs="Helvetica"/>
+                <w:i/>
+                <w:iCs/>
+                <w:color w:val="333333"/>
+                <w:sz w:val="21"/>
+                <w:szCs w:val="21"/>
+                <w:shd w:val="clear" w:color="auto" w:fill="FFFFFF"/>
+              </w:rPr>
+              <w:t xml:space="preserve"> </w:t>
+            </w:r>
+            <w:r>
+              <w:rPr>
+                <w:rFonts w:ascii="Helvetica" w:eastAsia="Times New Roman" w:hAnsi="Helvetica" w:cs="Helvetica"/>
+                <w:i/>
+                <w:iCs/>
+                <w:color w:val="333333"/>
+                <w:sz w:val="21"/>
+                <w:szCs w:val="21"/>
+                <w:shd w:val="clear" w:color="auto" w:fill="FFFFFF"/>
+              </w:rPr>
+              <w:t>jump</w:t>
+            </w:r>
+            <w:r>
+              <w:rPr>
+                <w:rFonts w:ascii="Helvetica" w:eastAsia="Times New Roman" w:hAnsi="Helvetica" w:cs="Helvetica"/>
+                <w:i/>
+                <w:iCs/>
+                <w:color w:val="333333"/>
+                <w:sz w:val="21"/>
+                <w:szCs w:val="21"/>
+                <w:shd w:val="clear" w:color="auto" w:fill="FFFFFF"/>
+              </w:rPr>
+              <w:t xml:space="preserve"> </w:t>
+            </w:r>
+            <w:r>
+              <w:rPr>
+                <w:rFonts w:ascii="Helvetica" w:eastAsia="Times New Roman" w:hAnsi="Helvetica" w:cs="Helvetica"/>
+                <w:color w:val="333333"/>
+                <w:sz w:val="21"/>
+                <w:szCs w:val="21"/>
+                <w:shd w:val="clear" w:color="auto" w:fill="FFFFFF"/>
+              </w:rPr>
+              <w:t>[</w:t>
+            </w:r>
+            <w:r>
+              <w:rPr>
+                <w:rFonts w:ascii="Helvetica" w:eastAsia="Times New Roman" w:hAnsi="Helvetica" w:cs="Helvetica"/>
+                <w:color w:val="EE0000"/>
+                <w:sz w:val="21"/>
+                <w:szCs w:val="21"/>
+                <w:shd w:val="clear" w:color="auto" w:fill="FFFFFF"/>
+              </w:rPr>
+              <w:t>do not change</w:t>
+            </w:r>
+            <w:r>
+              <w:rPr>
+                <w:rFonts w:ascii="Helvetica" w:eastAsia="Times New Roman" w:hAnsi="Helvetica" w:cs="Helvetica"/>
+                <w:color w:val="333333"/>
+                <w:sz w:val="21"/>
+                <w:szCs w:val="21"/>
+                <w:shd w:val="clear" w:color="auto" w:fill="FFFFFF"/>
+              </w:rPr>
+              <w:t>]</w:t>
             </w:r>
           </w:p>
         </w:tc>
@@ -2262,6 +2797,7 @@
                 <w:shd w:val="clear" w:color="auto" w:fill="FFFFFF"/>
               </w:rPr>
             </w:pPr>
+            <w:proofErr w:type="spellStart"/>
             <w:r>
               <w:rPr>
                 <w:rFonts w:ascii="Helvetica" w:eastAsia="Times New Roman" w:hAnsi="Helvetica" w:cs="Helvetica"/>
@@ -2280,8 +2816,21 @@
                 <w:szCs w:val="21"/>
                 <w:shd w:val="clear" w:color="auto" w:fill="FFFFFF"/>
               </w:rPr>
-              <w:t>mmediate_generator.vhdl</w:t>
-            </w:r>
+              <w:t>mmediate_</w:t>
+            </w:r>
+            <w:proofErr w:type="gramStart"/>
+            <w:r>
+              <w:rPr>
+                <w:rFonts w:ascii="Helvetica" w:eastAsia="Times New Roman" w:hAnsi="Helvetica" w:cs="Helvetica"/>
+                <w:color w:val="333333"/>
+                <w:sz w:val="21"/>
+                <w:szCs w:val="21"/>
+                <w:shd w:val="clear" w:color="auto" w:fill="FFFFFF"/>
+              </w:rPr>
+              <w:t>generator.vhdl</w:t>
+            </w:r>
+            <w:proofErr w:type="spellEnd"/>
+            <w:proofErr w:type="gramEnd"/>
           </w:p>
         </w:tc>
         <w:tc>
@@ -2326,7 +2875,27 @@
                 <w:szCs w:val="21"/>
                 <w:shd w:val="clear" w:color="auto" w:fill="FFFFFF"/>
               </w:rPr>
-              <w:t xml:space="preserve"> [do not change]</w:t>
+              <w:t xml:space="preserve"> [</w:t>
+            </w:r>
+            <w:r>
+              <w:rPr>
+                <w:rFonts w:ascii="Helvetica" w:eastAsia="Times New Roman" w:hAnsi="Helvetica" w:cs="Helvetica"/>
+                <w:color w:val="EE0000"/>
+                <w:sz w:val="21"/>
+                <w:szCs w:val="21"/>
+                <w:shd w:val="clear" w:color="auto" w:fill="FFFFFF"/>
+              </w:rPr>
+              <w:t>do not change</w:t>
+            </w:r>
+            <w:r>
+              <w:rPr>
+                <w:rFonts w:ascii="Helvetica" w:eastAsia="Times New Roman" w:hAnsi="Helvetica" w:cs="Helvetica"/>
+                <w:color w:val="333333"/>
+                <w:sz w:val="21"/>
+                <w:szCs w:val="21"/>
+                <w:shd w:val="clear" w:color="auto" w:fill="FFFFFF"/>
+              </w:rPr>
+              <w:t>]</w:t>
             </w:r>
           </w:p>
         </w:tc>
@@ -2346,16 +2915,30 @@
                 <w:shd w:val="clear" w:color="auto" w:fill="FFFFFF"/>
               </w:rPr>
             </w:pPr>
-            <w:r>
-              <w:rPr>
-                <w:rFonts w:ascii="Helvetica" w:eastAsia="Times New Roman" w:hAnsi="Helvetica" w:cs="Helvetica"/>
-                <w:color w:val="333333"/>
-                <w:sz w:val="21"/>
-                <w:szCs w:val="21"/>
-                <w:shd w:val="clear" w:color="auto" w:fill="FFFFFF"/>
-              </w:rPr>
-              <w:t>alu_control.vhdl</w:t>
-            </w:r>
+            <w:proofErr w:type="spellStart"/>
+            <w:r>
+              <w:rPr>
+                <w:rFonts w:ascii="Helvetica" w:eastAsia="Times New Roman" w:hAnsi="Helvetica" w:cs="Helvetica"/>
+                <w:color w:val="333333"/>
+                <w:sz w:val="21"/>
+                <w:szCs w:val="21"/>
+                <w:shd w:val="clear" w:color="auto" w:fill="FFFFFF"/>
+              </w:rPr>
+              <w:t>alu_</w:t>
+            </w:r>
+            <w:proofErr w:type="gramStart"/>
+            <w:r>
+              <w:rPr>
+                <w:rFonts w:ascii="Helvetica" w:eastAsia="Times New Roman" w:hAnsi="Helvetica" w:cs="Helvetica"/>
+                <w:color w:val="333333"/>
+                <w:sz w:val="21"/>
+                <w:szCs w:val="21"/>
+                <w:shd w:val="clear" w:color="auto" w:fill="FFFFFF"/>
+              </w:rPr>
+              <w:t>control.vhdl</w:t>
+            </w:r>
+            <w:proofErr w:type="spellEnd"/>
+            <w:proofErr w:type="gramEnd"/>
           </w:p>
         </w:tc>
         <w:tc>
@@ -2390,7 +2973,29 @@
                 <w:szCs w:val="21"/>
                 <w:shd w:val="clear" w:color="auto" w:fill="FFFFFF"/>
               </w:rPr>
-              <w:t>, outputs the alu_op (alu operation) to perform</w:t>
+              <w:t xml:space="preserve">, outputs the </w:t>
+            </w:r>
+            <w:proofErr w:type="spellStart"/>
+            <w:r>
+              <w:rPr>
+                <w:rFonts w:ascii="Helvetica" w:eastAsia="Times New Roman" w:hAnsi="Helvetica" w:cs="Helvetica"/>
+                <w:color w:val="333333"/>
+                <w:sz w:val="21"/>
+                <w:szCs w:val="21"/>
+                <w:shd w:val="clear" w:color="auto" w:fill="FFFFFF"/>
+              </w:rPr>
+              <w:t>alu_op</w:t>
+            </w:r>
+            <w:proofErr w:type="spellEnd"/>
+            <w:r>
+              <w:rPr>
+                <w:rFonts w:ascii="Helvetica" w:eastAsia="Times New Roman" w:hAnsi="Helvetica" w:cs="Helvetica"/>
+                <w:color w:val="333333"/>
+                <w:sz w:val="21"/>
+                <w:szCs w:val="21"/>
+                <w:shd w:val="clear" w:color="auto" w:fill="FFFFFF"/>
+              </w:rPr>
+              <w:t xml:space="preserve"> (alu operation) to perform</w:t>
             </w:r>
           </w:p>
         </w:tc>
@@ -2410,6 +3015,8 @@
                 <w:shd w:val="clear" w:color="auto" w:fill="FFFFFF"/>
               </w:rPr>
             </w:pPr>
+            <w:proofErr w:type="spellStart"/>
+            <w:proofErr w:type="gramStart"/>
             <w:r>
               <w:rPr>
                 <w:rFonts w:ascii="Helvetica" w:eastAsia="Times New Roman" w:hAnsi="Helvetica" w:cs="Helvetica"/>
@@ -2420,6 +3027,8 @@
               </w:rPr>
               <w:t>alu.vhdl</w:t>
             </w:r>
+            <w:proofErr w:type="spellEnd"/>
+            <w:proofErr w:type="gramEnd"/>
           </w:p>
         </w:tc>
         <w:tc>
@@ -2444,7 +3053,29 @@
                 <w:szCs w:val="21"/>
                 <w:shd w:val="clear" w:color="auto" w:fill="FFFFFF"/>
               </w:rPr>
-              <w:t>Performs the arithmetic logic unit operation (ADD, SUB, etc) on two operands.</w:t>
+              <w:t xml:space="preserve">Performs the arithmetic logic unit operation (ADD, SUB, </w:t>
+            </w:r>
+            <w:proofErr w:type="spellStart"/>
+            <w:r>
+              <w:rPr>
+                <w:rFonts w:ascii="Helvetica" w:eastAsia="Times New Roman" w:hAnsi="Helvetica" w:cs="Helvetica"/>
+                <w:color w:val="333333"/>
+                <w:sz w:val="21"/>
+                <w:szCs w:val="21"/>
+                <w:shd w:val="clear" w:color="auto" w:fill="FFFFFF"/>
+              </w:rPr>
+              <w:t>etc</w:t>
+            </w:r>
+            <w:proofErr w:type="spellEnd"/>
+            <w:r>
+              <w:rPr>
+                <w:rFonts w:ascii="Helvetica" w:eastAsia="Times New Roman" w:hAnsi="Helvetica" w:cs="Helvetica"/>
+                <w:color w:val="333333"/>
+                <w:sz w:val="21"/>
+                <w:szCs w:val="21"/>
+                <w:shd w:val="clear" w:color="auto" w:fill="FFFFFF"/>
+              </w:rPr>
+              <w:t>) on two operands.</w:t>
             </w:r>
           </w:p>
         </w:tc>
@@ -2464,16 +3095,30 @@
                 <w:shd w:val="clear" w:color="auto" w:fill="FFFFFF"/>
               </w:rPr>
             </w:pPr>
-            <w:r>
-              <w:rPr>
-                <w:rFonts w:ascii="Helvetica" w:eastAsia="Times New Roman" w:hAnsi="Helvetica" w:cs="Helvetica"/>
-                <w:color w:val="333333"/>
-                <w:sz w:val="21"/>
-                <w:szCs w:val="21"/>
-                <w:shd w:val="clear" w:color="auto" w:fill="FFFFFF"/>
-              </w:rPr>
-              <w:t>data_mem.vhdl</w:t>
-            </w:r>
+            <w:proofErr w:type="spellStart"/>
+            <w:r>
+              <w:rPr>
+                <w:rFonts w:ascii="Helvetica" w:eastAsia="Times New Roman" w:hAnsi="Helvetica" w:cs="Helvetica"/>
+                <w:color w:val="333333"/>
+                <w:sz w:val="21"/>
+                <w:szCs w:val="21"/>
+                <w:shd w:val="clear" w:color="auto" w:fill="FFFFFF"/>
+              </w:rPr>
+              <w:t>data_</w:t>
+            </w:r>
+            <w:proofErr w:type="gramStart"/>
+            <w:r>
+              <w:rPr>
+                <w:rFonts w:ascii="Helvetica" w:eastAsia="Times New Roman" w:hAnsi="Helvetica" w:cs="Helvetica"/>
+                <w:color w:val="333333"/>
+                <w:sz w:val="21"/>
+                <w:szCs w:val="21"/>
+                <w:shd w:val="clear" w:color="auto" w:fill="FFFFFF"/>
+              </w:rPr>
+              <w:t>mem.vhdl</w:t>
+            </w:r>
+            <w:proofErr w:type="spellEnd"/>
+            <w:proofErr w:type="gramEnd"/>
           </w:p>
         </w:tc>
         <w:tc>
@@ -2508,7 +3153,27 @@
                 <w:szCs w:val="21"/>
                 <w:shd w:val="clear" w:color="auto" w:fill="FFFFFF"/>
               </w:rPr>
-              <w:t xml:space="preserve"> [do not change]</w:t>
+              <w:t xml:space="preserve"> [</w:t>
+            </w:r>
+            <w:r>
+              <w:rPr>
+                <w:rFonts w:ascii="Helvetica" w:eastAsia="Times New Roman" w:hAnsi="Helvetica" w:cs="Helvetica"/>
+                <w:color w:val="EE0000"/>
+                <w:sz w:val="21"/>
+                <w:szCs w:val="21"/>
+                <w:shd w:val="clear" w:color="auto" w:fill="FFFFFF"/>
+              </w:rPr>
+              <w:t>do not change</w:t>
+            </w:r>
+            <w:r>
+              <w:rPr>
+                <w:rFonts w:ascii="Helvetica" w:eastAsia="Times New Roman" w:hAnsi="Helvetica" w:cs="Helvetica"/>
+                <w:color w:val="333333"/>
+                <w:sz w:val="21"/>
+                <w:szCs w:val="21"/>
+                <w:shd w:val="clear" w:color="auto" w:fill="FFFFFF"/>
+              </w:rPr>
+              <w:t>]</w:t>
             </w:r>
           </w:p>
         </w:tc>
@@ -2528,16 +3193,30 @@
                 <w:shd w:val="clear" w:color="auto" w:fill="FFFFFF"/>
               </w:rPr>
             </w:pPr>
-            <w:r>
-              <w:rPr>
-                <w:rFonts w:ascii="Helvetica" w:eastAsia="Times New Roman" w:hAnsi="Helvetica" w:cs="Helvetica"/>
-                <w:color w:val="333333"/>
-                <w:sz w:val="21"/>
-                <w:szCs w:val="21"/>
-                <w:shd w:val="clear" w:color="auto" w:fill="FFFFFF"/>
-              </w:rPr>
-              <w:t>tb_riscv_multicycle.vhdl</w:t>
-            </w:r>
+            <w:proofErr w:type="spellStart"/>
+            <w:r>
+              <w:rPr>
+                <w:rFonts w:ascii="Helvetica" w:eastAsia="Times New Roman" w:hAnsi="Helvetica" w:cs="Helvetica"/>
+                <w:color w:val="333333"/>
+                <w:sz w:val="21"/>
+                <w:szCs w:val="21"/>
+                <w:shd w:val="clear" w:color="auto" w:fill="FFFFFF"/>
+              </w:rPr>
+              <w:t>tb_riscv_</w:t>
+            </w:r>
+            <w:proofErr w:type="gramStart"/>
+            <w:r>
+              <w:rPr>
+                <w:rFonts w:ascii="Helvetica" w:eastAsia="Times New Roman" w:hAnsi="Helvetica" w:cs="Helvetica"/>
+                <w:color w:val="333333"/>
+                <w:sz w:val="21"/>
+                <w:szCs w:val="21"/>
+                <w:shd w:val="clear" w:color="auto" w:fill="FFFFFF"/>
+              </w:rPr>
+              <w:t>multicycle.vhdl</w:t>
+            </w:r>
+            <w:proofErr w:type="spellEnd"/>
+            <w:proofErr w:type="gramEnd"/>
           </w:p>
         </w:tc>
         <w:tc>
@@ -2572,7 +3251,27 @@
                 <w:szCs w:val="21"/>
                 <w:shd w:val="clear" w:color="auto" w:fill="FFFFFF"/>
               </w:rPr>
-              <w:t xml:space="preserve"> to test overall architecture [do not need to change]</w:t>
+              <w:t xml:space="preserve"> to test overall architecture [</w:t>
+            </w:r>
+            <w:r>
+              <w:rPr>
+                <w:rFonts w:ascii="Helvetica" w:eastAsia="Times New Roman" w:hAnsi="Helvetica" w:cs="Helvetica"/>
+                <w:color w:val="EE0000"/>
+                <w:sz w:val="21"/>
+                <w:szCs w:val="21"/>
+                <w:shd w:val="clear" w:color="auto" w:fill="FFFFFF"/>
+              </w:rPr>
+              <w:t>do not need to change</w:t>
+            </w:r>
+            <w:r>
+              <w:rPr>
+                <w:rFonts w:ascii="Helvetica" w:eastAsia="Times New Roman" w:hAnsi="Helvetica" w:cs="Helvetica"/>
+                <w:color w:val="333333"/>
+                <w:sz w:val="21"/>
+                <w:szCs w:val="21"/>
+                <w:shd w:val="clear" w:color="auto" w:fill="FFFFFF"/>
+              </w:rPr>
+              <w:t>]</w:t>
             </w:r>
           </w:p>
         </w:tc>
@@ -2592,6 +3291,7 @@
                 <w:shd w:val="clear" w:color="auto" w:fill="FFFFFF"/>
               </w:rPr>
             </w:pPr>
+            <w:proofErr w:type="spellStart"/>
             <w:r>
               <w:rPr>
                 <w:rFonts w:ascii="Helvetica" w:eastAsia="Times New Roman" w:hAnsi="Helvetica" w:cs="Helvetica"/>
@@ -2620,8 +3320,21 @@
                 <w:szCs w:val="21"/>
                 <w:shd w:val="clear" w:color="auto" w:fill="FFFFFF"/>
               </w:rPr>
-              <w:t>_multicycle_behav.wcfg</w:t>
-            </w:r>
+              <w:t>_multicycle_</w:t>
+            </w:r>
+            <w:proofErr w:type="gramStart"/>
+            <w:r>
+              <w:rPr>
+                <w:rFonts w:ascii="Helvetica" w:eastAsia="Times New Roman" w:hAnsi="Helvetica" w:cs="Helvetica"/>
+                <w:color w:val="333333"/>
+                <w:sz w:val="21"/>
+                <w:szCs w:val="21"/>
+                <w:shd w:val="clear" w:color="auto" w:fill="FFFFFF"/>
+              </w:rPr>
+              <w:t>behav.wcfg</w:t>
+            </w:r>
+            <w:proofErr w:type="spellEnd"/>
+            <w:proofErr w:type="gramEnd"/>
           </w:p>
         </w:tc>
         <w:tc>
@@ -2812,11 +3525,25 @@
           <w:szCs w:val="21"/>
           <w:shd w:val="clear" w:color="auto" w:fill="FFFFFF"/>
         </w:rPr>
-        <w:t xml:space="preserve"> the project ece485_final</w:t>
-      </w:r>
-      <w:r>
-        <w:rPr>
-          <w:rFonts w:ascii="Helvetica" w:eastAsia="Times New Roman" w:hAnsi="Helvetica" w:cs="Helvetica"/>
+        <w:t xml:space="preserve"> the project </w:t>
+      </w:r>
+      <w:r>
+        <w:rPr>
+          <w:rFonts w:ascii="Helvetica" w:eastAsia="Times New Roman" w:hAnsi="Helvetica" w:cs="Helvetica"/>
+          <w:b/>
+          <w:bCs/>
+          <w:color w:val="333333"/>
+          <w:sz w:val="21"/>
+          <w:szCs w:val="21"/>
+          <w:shd w:val="clear" w:color="auto" w:fill="FFFFFF"/>
+        </w:rPr>
+        <w:t>ece485</w:t>
+      </w:r>
+      <w:r>
+        <w:rPr>
+          <w:rFonts w:ascii="Helvetica" w:eastAsia="Times New Roman" w:hAnsi="Helvetica" w:cs="Helvetica"/>
+          <w:b/>
+          <w:bCs/>
           <w:color w:val="333333"/>
           <w:sz w:val="21"/>
           <w:szCs w:val="21"/>
@@ -2827,6 +3554,20 @@
       <w:r>
         <w:rPr>
           <w:rFonts w:ascii="Helvetica" w:eastAsia="Times New Roman" w:hAnsi="Helvetica" w:cs="Helvetica"/>
+          <w:b/>
+          <w:bCs/>
+          <w:color w:val="333333"/>
+          <w:sz w:val="21"/>
+          <w:szCs w:val="21"/>
+          <w:shd w:val="clear" w:color="auto" w:fill="FFFFFF"/>
+        </w:rPr>
+        <w:t>_cpx</w:t>
+      </w:r>
+      <w:r>
+        <w:rPr>
+          <w:rFonts w:ascii="Helvetica" w:eastAsia="Times New Roman" w:hAnsi="Helvetica" w:cs="Helvetica"/>
+          <w:b/>
+          <w:bCs/>
           <w:color w:val="333333"/>
           <w:sz w:val="21"/>
           <w:szCs w:val="21"/>
@@ -2837,6 +3578,8 @@
       <w:r>
         <w:rPr>
           <w:rFonts w:ascii="Helvetica" w:eastAsia="Times New Roman" w:hAnsi="Helvetica" w:cs="Helvetica"/>
+          <w:b/>
+          <w:bCs/>
           <w:color w:val="333333"/>
           <w:sz w:val="21"/>
           <w:szCs w:val="21"/>
@@ -2998,8 +3741,9 @@
                 <w:szCs w:val="21"/>
                 <w:shd w:val="clear" w:color="auto" w:fill="FFFFFF"/>
               </w:rPr>
-              <w:t>dd rd</w:t>
-            </w:r>
+              <w:t xml:space="preserve">dd </w:t>
+            </w:r>
+            <w:proofErr w:type="spellStart"/>
             <w:r>
               <w:rPr>
                 <w:rFonts w:ascii="Helvetica" w:eastAsia="Times New Roman" w:hAnsi="Helvetica" w:cs="Helvetica"/>
@@ -3010,8 +3754,9 @@
                 <w:szCs w:val="21"/>
                 <w:shd w:val="clear" w:color="auto" w:fill="FFFFFF"/>
               </w:rPr>
-              <w:t xml:space="preserve">, rs1, rs2   </w:t>
-            </w:r>
+              <w:t>rd</w:t>
+            </w:r>
+            <w:proofErr w:type="spellEnd"/>
             <w:r>
               <w:rPr>
                 <w:rFonts w:ascii="Helvetica" w:eastAsia="Times New Roman" w:hAnsi="Helvetica" w:cs="Helvetica"/>
@@ -3022,7 +3767,59 @@
                 <w:szCs w:val="21"/>
                 <w:shd w:val="clear" w:color="auto" w:fill="FFFFFF"/>
               </w:rPr>
-              <w:t xml:space="preserve">     #  rd = rs1 + rs2</w:t>
+              <w:t xml:space="preserve">, rs1, rs2   </w:t>
+            </w:r>
+            <w:r>
+              <w:rPr>
+                <w:rFonts w:ascii="Helvetica" w:eastAsia="Times New Roman" w:hAnsi="Helvetica" w:cs="Helvetica"/>
+                <w:i/>
+                <w:iCs/>
+                <w:color w:val="333333"/>
+                <w:sz w:val="21"/>
+                <w:szCs w:val="21"/>
+                <w:shd w:val="clear" w:color="auto" w:fill="FFFFFF"/>
+              </w:rPr>
+              <w:t xml:space="preserve">     </w:t>
+            </w:r>
+            <w:proofErr w:type="gramStart"/>
+            <w:r>
+              <w:rPr>
+                <w:rFonts w:ascii="Helvetica" w:eastAsia="Times New Roman" w:hAnsi="Helvetica" w:cs="Helvetica"/>
+                <w:i/>
+                <w:iCs/>
+                <w:color w:val="333333"/>
+                <w:sz w:val="21"/>
+                <w:szCs w:val="21"/>
+                <w:shd w:val="clear" w:color="auto" w:fill="FFFFFF"/>
+              </w:rPr>
+              <w:t xml:space="preserve">#  </w:t>
+            </w:r>
+            <w:proofErr w:type="spellStart"/>
+            <w:r>
+              <w:rPr>
+                <w:rFonts w:ascii="Helvetica" w:eastAsia="Times New Roman" w:hAnsi="Helvetica" w:cs="Helvetica"/>
+                <w:i/>
+                <w:iCs/>
+                <w:color w:val="333333"/>
+                <w:sz w:val="21"/>
+                <w:szCs w:val="21"/>
+                <w:shd w:val="clear" w:color="auto" w:fill="FFFFFF"/>
+              </w:rPr>
+              <w:t>rd</w:t>
+            </w:r>
+            <w:proofErr w:type="spellEnd"/>
+            <w:proofErr w:type="gramEnd"/>
+            <w:r>
+              <w:rPr>
+                <w:rFonts w:ascii="Helvetica" w:eastAsia="Times New Roman" w:hAnsi="Helvetica" w:cs="Helvetica"/>
+                <w:i/>
+                <w:iCs/>
+                <w:color w:val="333333"/>
+                <w:sz w:val="21"/>
+                <w:szCs w:val="21"/>
+                <w:shd w:val="clear" w:color="auto" w:fill="FFFFFF"/>
+              </w:rPr>
+              <w:t xml:space="preserve"> = rs1 + rs2</w:t>
             </w:r>
           </w:p>
           <w:p>
@@ -3045,15 +3842,27 @@
               </w:rPr>
               <w:t xml:space="preserve">         </w:t>
             </w:r>
-            <w:r>
-              <w:rPr>
-                <w:rFonts w:ascii="Helvetica" w:eastAsia="Times New Roman" w:hAnsi="Helvetica" w:cs="Helvetica"/>
-                <w:color w:val="333333"/>
-                <w:sz w:val="21"/>
-                <w:szCs w:val="21"/>
-                <w:shd w:val="clear" w:color="auto" w:fill="FFFFFF"/>
-              </w:rPr>
-              <w:t>rd: destination register (where the result is stored)</w:t>
+            <w:proofErr w:type="spellStart"/>
+            <w:r>
+              <w:rPr>
+                <w:rFonts w:ascii="Helvetica" w:eastAsia="Times New Roman" w:hAnsi="Helvetica" w:cs="Helvetica"/>
+                <w:color w:val="333333"/>
+                <w:sz w:val="21"/>
+                <w:szCs w:val="21"/>
+                <w:shd w:val="clear" w:color="auto" w:fill="FFFFFF"/>
+              </w:rPr>
+              <w:t>rd</w:t>
+            </w:r>
+            <w:proofErr w:type="spellEnd"/>
+            <w:r>
+              <w:rPr>
+                <w:rFonts w:ascii="Helvetica" w:eastAsia="Times New Roman" w:hAnsi="Helvetica" w:cs="Helvetica"/>
+                <w:color w:val="333333"/>
+                <w:sz w:val="21"/>
+                <w:szCs w:val="21"/>
+                <w:shd w:val="clear" w:color="auto" w:fill="FFFFFF"/>
+              </w:rPr>
+              <w:t>: destination register (where the result is stored)</w:t>
             </w:r>
           </w:p>
           <w:p>
@@ -3245,7 +4054,29 @@
                 <w:szCs w:val="21"/>
                 <w:shd w:val="clear" w:color="auto" w:fill="FFFFFF"/>
               </w:rPr>
-              <w:t>&lt;5-bit rd&gt;</w:t>
+              <w:t xml:space="preserve">&lt;5-bit </w:t>
+            </w:r>
+            <w:proofErr w:type="spellStart"/>
+            <w:r>
+              <w:rPr>
+                <w:rFonts w:ascii="Helvetica" w:eastAsia="Times New Roman" w:hAnsi="Helvetica" w:cs="Helvetica"/>
+                <w:color w:val="333333"/>
+                <w:sz w:val="21"/>
+                <w:szCs w:val="21"/>
+                <w:shd w:val="clear" w:color="auto" w:fill="FFFFFF"/>
+              </w:rPr>
+              <w:t>rd</w:t>
+            </w:r>
+            <w:proofErr w:type="spellEnd"/>
+            <w:r>
+              <w:rPr>
+                <w:rFonts w:ascii="Helvetica" w:eastAsia="Times New Roman" w:hAnsi="Helvetica" w:cs="Helvetica"/>
+                <w:color w:val="333333"/>
+                <w:sz w:val="21"/>
+                <w:szCs w:val="21"/>
+                <w:shd w:val="clear" w:color="auto" w:fill="FFFFFF"/>
+              </w:rPr>
+              <w:t>&gt;</w:t>
             </w:r>
             <w:r>
               <w:t xml:space="preserve"> </w:t>
@@ -3453,6 +4284,7 @@
               </w:rPr>
               <w:t xml:space="preserve">    </w:t>
             </w:r>
+            <w:proofErr w:type="spellStart"/>
             <w:r>
               <w:rPr>
                 <w:rFonts w:ascii="Helvetica" w:eastAsia="Times New Roman" w:hAnsi="Helvetica" w:cs="Helvetica"/>
@@ -3477,6 +4309,7 @@
               </w:rPr>
               <w:t>i</w:t>
             </w:r>
+            <w:proofErr w:type="spellEnd"/>
             <w:r>
               <w:rPr>
                 <w:rFonts w:ascii="Helvetica" w:eastAsia="Times New Roman" w:hAnsi="Helvetica" w:cs="Helvetica"/>
@@ -3487,8 +4320,9 @@
                 <w:szCs w:val="21"/>
                 <w:shd w:val="clear" w:color="auto" w:fill="FFFFFF"/>
               </w:rPr>
-              <w:t xml:space="preserve"> rd, rs1, </w:t>
-            </w:r>
+              <w:t xml:space="preserve"> </w:t>
+            </w:r>
+            <w:proofErr w:type="spellStart"/>
             <w:r>
               <w:rPr>
                 <w:rFonts w:ascii="Helvetica" w:eastAsia="Times New Roman" w:hAnsi="Helvetica" w:cs="Helvetica"/>
@@ -3499,8 +4333,9 @@
                 <w:szCs w:val="21"/>
                 <w:shd w:val="clear" w:color="auto" w:fill="FFFFFF"/>
               </w:rPr>
-              <w:t>imm</w:t>
-            </w:r>
+              <w:t>rd</w:t>
+            </w:r>
+            <w:proofErr w:type="spellEnd"/>
             <w:r>
               <w:rPr>
                 <w:rFonts w:ascii="Helvetica" w:eastAsia="Times New Roman" w:hAnsi="Helvetica" w:cs="Helvetica"/>
@@ -3511,8 +4346,9 @@
                 <w:szCs w:val="21"/>
                 <w:shd w:val="clear" w:color="auto" w:fill="FFFFFF"/>
               </w:rPr>
-              <w:t xml:space="preserve">        #  rd = rs1 + </w:t>
-            </w:r>
+              <w:t xml:space="preserve">, rs1, </w:t>
+            </w:r>
+            <w:proofErr w:type="spellStart"/>
             <w:r>
               <w:rPr>
                 <w:rFonts w:ascii="Helvetica" w:eastAsia="Times New Roman" w:hAnsi="Helvetica" w:cs="Helvetica"/>
@@ -3525,6 +4361,73 @@
               </w:rPr>
               <w:t>imm</w:t>
             </w:r>
+            <w:proofErr w:type="spellEnd"/>
+            <w:r>
+              <w:rPr>
+                <w:rFonts w:ascii="Helvetica" w:eastAsia="Times New Roman" w:hAnsi="Helvetica" w:cs="Helvetica"/>
+                <w:i/>
+                <w:iCs/>
+                <w:color w:val="333333"/>
+                <w:sz w:val="21"/>
+                <w:szCs w:val="21"/>
+                <w:shd w:val="clear" w:color="auto" w:fill="FFFFFF"/>
+              </w:rPr>
+              <w:t xml:space="preserve">        </w:t>
+            </w:r>
+            <w:proofErr w:type="gramStart"/>
+            <w:r>
+              <w:rPr>
+                <w:rFonts w:ascii="Helvetica" w:eastAsia="Times New Roman" w:hAnsi="Helvetica" w:cs="Helvetica"/>
+                <w:i/>
+                <w:iCs/>
+                <w:color w:val="333333"/>
+                <w:sz w:val="21"/>
+                <w:szCs w:val="21"/>
+                <w:shd w:val="clear" w:color="auto" w:fill="FFFFFF"/>
+              </w:rPr>
+              <w:t xml:space="preserve">#  </w:t>
+            </w:r>
+            <w:proofErr w:type="spellStart"/>
+            <w:r>
+              <w:rPr>
+                <w:rFonts w:ascii="Helvetica" w:eastAsia="Times New Roman" w:hAnsi="Helvetica" w:cs="Helvetica"/>
+                <w:i/>
+                <w:iCs/>
+                <w:color w:val="333333"/>
+                <w:sz w:val="21"/>
+                <w:szCs w:val="21"/>
+                <w:shd w:val="clear" w:color="auto" w:fill="FFFFFF"/>
+              </w:rPr>
+              <w:t>rd</w:t>
+            </w:r>
+            <w:proofErr w:type="spellEnd"/>
+            <w:proofErr w:type="gramEnd"/>
+            <w:r>
+              <w:rPr>
+                <w:rFonts w:ascii="Helvetica" w:eastAsia="Times New Roman" w:hAnsi="Helvetica" w:cs="Helvetica"/>
+                <w:i/>
+                <w:iCs/>
+                <w:color w:val="333333"/>
+                <w:sz w:val="21"/>
+                <w:szCs w:val="21"/>
+                <w:shd w:val="clear" w:color="auto" w:fill="FFFFFF"/>
+              </w:rPr>
+              <w:t xml:space="preserve"> = rs1 + </w:t>
+            </w:r>
+            <w:proofErr w:type="spellStart"/>
+            <w:r>
+              <w:rPr>
+                <w:rFonts w:ascii="Helvetica" w:eastAsia="Times New Roman" w:hAnsi="Helvetica" w:cs="Helvetica"/>
+                <w:i/>
+                <w:iCs/>
+                <w:color w:val="333333"/>
+                <w:sz w:val="21"/>
+                <w:szCs w:val="21"/>
+                <w:shd w:val="clear" w:color="auto" w:fill="FFFFFF"/>
+              </w:rPr>
+              <w:t>imm</w:t>
+            </w:r>
+            <w:proofErr w:type="spellEnd"/>
           </w:p>
           <w:p>
             <w:pPr>
@@ -3546,15 +4449,27 @@
               </w:rPr>
               <w:t xml:space="preserve">         </w:t>
             </w:r>
-            <w:r>
-              <w:rPr>
-                <w:rFonts w:ascii="Helvetica" w:eastAsia="Times New Roman" w:hAnsi="Helvetica" w:cs="Helvetica"/>
-                <w:color w:val="333333"/>
-                <w:sz w:val="21"/>
-                <w:szCs w:val="21"/>
-                <w:shd w:val="clear" w:color="auto" w:fill="FFFFFF"/>
-              </w:rPr>
-              <w:t xml:space="preserve">rd: destination register </w:t>
+            <w:proofErr w:type="spellStart"/>
+            <w:r>
+              <w:rPr>
+                <w:rFonts w:ascii="Helvetica" w:eastAsia="Times New Roman" w:hAnsi="Helvetica" w:cs="Helvetica"/>
+                <w:color w:val="333333"/>
+                <w:sz w:val="21"/>
+                <w:szCs w:val="21"/>
+                <w:shd w:val="clear" w:color="auto" w:fill="FFFFFF"/>
+              </w:rPr>
+              <w:t>rd</w:t>
+            </w:r>
+            <w:proofErr w:type="spellEnd"/>
+            <w:r>
+              <w:rPr>
+                <w:rFonts w:ascii="Helvetica" w:eastAsia="Times New Roman" w:hAnsi="Helvetica" w:cs="Helvetica"/>
+                <w:color w:val="333333"/>
+                <w:sz w:val="21"/>
+                <w:szCs w:val="21"/>
+                <w:shd w:val="clear" w:color="auto" w:fill="FFFFFF"/>
+              </w:rPr>
+              <w:t xml:space="preserve">: destination register </w:t>
             </w:r>
           </w:p>
           <w:p>
@@ -3608,15 +4523,27 @@
               </w:rPr>
               <w:t xml:space="preserve">         </w:t>
             </w:r>
-            <w:r>
-              <w:rPr>
-                <w:rFonts w:ascii="Helvetica" w:eastAsia="Times New Roman" w:hAnsi="Helvetica" w:cs="Helvetica"/>
-                <w:color w:val="333333"/>
-                <w:sz w:val="21"/>
-                <w:szCs w:val="21"/>
-                <w:shd w:val="clear" w:color="auto" w:fill="FFFFFF"/>
-              </w:rPr>
-              <w:t>imm:</w:t>
+            <w:proofErr w:type="spellStart"/>
+            <w:r>
+              <w:rPr>
+                <w:rFonts w:ascii="Helvetica" w:eastAsia="Times New Roman" w:hAnsi="Helvetica" w:cs="Helvetica"/>
+                <w:color w:val="333333"/>
+                <w:sz w:val="21"/>
+                <w:szCs w:val="21"/>
+                <w:shd w:val="clear" w:color="auto" w:fill="FFFFFF"/>
+              </w:rPr>
+              <w:t>imm</w:t>
+            </w:r>
+            <w:proofErr w:type="spellEnd"/>
+            <w:r>
+              <w:rPr>
+                <w:rFonts w:ascii="Helvetica" w:eastAsia="Times New Roman" w:hAnsi="Helvetica" w:cs="Helvetica"/>
+                <w:color w:val="333333"/>
+                <w:sz w:val="21"/>
+                <w:szCs w:val="21"/>
+                <w:shd w:val="clear" w:color="auto" w:fill="FFFFFF"/>
+              </w:rPr>
+              <w:t>:</w:t>
             </w:r>
             <w:r>
               <w:rPr>
@@ -3702,6 +4629,7 @@
               </w:rPr>
               <w:t xml:space="preserve">-bit </w:t>
             </w:r>
+            <w:proofErr w:type="spellStart"/>
             <w:r>
               <w:rPr>
                 <w:rFonts w:ascii="Helvetica" w:eastAsia="Times New Roman" w:hAnsi="Helvetica" w:cs="Helvetica"/>
@@ -3712,6 +4640,7 @@
               </w:rPr>
               <w:t>imm</w:t>
             </w:r>
+            <w:proofErr w:type="spellEnd"/>
             <w:r>
               <w:rPr>
                 <w:rFonts w:ascii="Helvetica" w:eastAsia="Times New Roman" w:hAnsi="Helvetica" w:cs="Helvetica"/>
@@ -3753,7 +4682,29 @@
                 <w:szCs w:val="21"/>
                 <w:shd w:val="clear" w:color="auto" w:fill="FFFFFF"/>
               </w:rPr>
-              <w:t>&lt;3-bit funct3&gt; &lt;5-bit rd&gt;</w:t>
+              <w:t xml:space="preserve">&lt;3-bit funct3&gt; &lt;5-bit </w:t>
+            </w:r>
+            <w:proofErr w:type="spellStart"/>
+            <w:r>
+              <w:rPr>
+                <w:rFonts w:ascii="Helvetica" w:eastAsia="Times New Roman" w:hAnsi="Helvetica" w:cs="Helvetica"/>
+                <w:color w:val="333333"/>
+                <w:sz w:val="21"/>
+                <w:szCs w:val="21"/>
+                <w:shd w:val="clear" w:color="auto" w:fill="FFFFFF"/>
+              </w:rPr>
+              <w:t>rd</w:t>
+            </w:r>
+            <w:proofErr w:type="spellEnd"/>
+            <w:r>
+              <w:rPr>
+                <w:rFonts w:ascii="Helvetica" w:eastAsia="Times New Roman" w:hAnsi="Helvetica" w:cs="Helvetica"/>
+                <w:color w:val="333333"/>
+                <w:sz w:val="21"/>
+                <w:szCs w:val="21"/>
+                <w:shd w:val="clear" w:color="auto" w:fill="FFFFFF"/>
+              </w:rPr>
+              <w:t>&gt;</w:t>
             </w:r>
             <w:r>
               <w:t xml:space="preserve"> </w:t>
@@ -3940,6 +4891,7 @@
               </w:rPr>
               <w:t xml:space="preserve">    </w:t>
             </w:r>
+            <w:proofErr w:type="spellStart"/>
             <w:r>
               <w:rPr>
                 <w:rFonts w:ascii="Helvetica" w:eastAsia="Times New Roman" w:hAnsi="Helvetica" w:cs="Helvetica"/>
@@ -3952,6 +4904,7 @@
               </w:rPr>
               <w:t>lw</w:t>
             </w:r>
+            <w:proofErr w:type="spellEnd"/>
             <w:r>
               <w:rPr>
                 <w:rFonts w:ascii="Helvetica" w:eastAsia="Times New Roman" w:hAnsi="Helvetica" w:cs="Helvetica"/>
@@ -3964,6 +4917,7 @@
               </w:rPr>
               <w:t xml:space="preserve"> </w:t>
             </w:r>
+            <w:proofErr w:type="spellStart"/>
             <w:r>
               <w:rPr>
                 <w:rFonts w:ascii="Helvetica" w:eastAsia="Times New Roman" w:hAnsi="Helvetica" w:cs="Helvetica"/>
@@ -3988,6 +4942,7 @@
               </w:rPr>
               <w:t>d</w:t>
             </w:r>
+            <w:proofErr w:type="spellEnd"/>
             <w:r>
               <w:rPr>
                 <w:rFonts w:ascii="Helvetica" w:eastAsia="Times New Roman" w:hAnsi="Helvetica" w:cs="Helvetica"/>
@@ -4012,6 +4967,7 @@
               </w:rPr>
               <w:t xml:space="preserve"> </w:t>
             </w:r>
+            <w:proofErr w:type="spellStart"/>
             <w:r>
               <w:rPr>
                 <w:rFonts w:ascii="Helvetica" w:eastAsia="Times New Roman" w:hAnsi="Helvetica" w:cs="Helvetica"/>
@@ -4024,6 +4980,7 @@
               </w:rPr>
               <w:t>imm</w:t>
             </w:r>
+            <w:proofErr w:type="spellEnd"/>
             <w:r>
               <w:rPr>
                 <w:rFonts w:ascii="Helvetica" w:eastAsia="Times New Roman" w:hAnsi="Helvetica" w:cs="Helvetica"/>
@@ -4046,8 +5003,9 @@
                 <w:szCs w:val="21"/>
                 <w:shd w:val="clear" w:color="auto" w:fill="FFFFFF"/>
               </w:rPr>
-              <w:t xml:space="preserve">        #  rd = </w:t>
-            </w:r>
+              <w:t xml:space="preserve">        </w:t>
+            </w:r>
+            <w:proofErr w:type="gramStart"/>
             <w:r>
               <w:rPr>
                 <w:rFonts w:ascii="Helvetica" w:eastAsia="Times New Roman" w:hAnsi="Helvetica" w:cs="Helvetica"/>
@@ -4058,8 +5016,9 @@
                 <w:szCs w:val="21"/>
                 <w:shd w:val="clear" w:color="auto" w:fill="FFFFFF"/>
               </w:rPr>
-              <w:t>memory[</w:t>
-            </w:r>
+              <w:t xml:space="preserve">#  </w:t>
+            </w:r>
+            <w:proofErr w:type="spellStart"/>
             <w:r>
               <w:rPr>
                 <w:rFonts w:ascii="Helvetica" w:eastAsia="Times New Roman" w:hAnsi="Helvetica" w:cs="Helvetica"/>
@@ -4070,8 +5029,10 @@
                 <w:szCs w:val="21"/>
                 <w:shd w:val="clear" w:color="auto" w:fill="FFFFFF"/>
               </w:rPr>
-              <w:t xml:space="preserve">rs1 + </w:t>
-            </w:r>
+              <w:t>rd</w:t>
+            </w:r>
+            <w:proofErr w:type="spellEnd"/>
+            <w:proofErr w:type="gramEnd"/>
             <w:r>
               <w:rPr>
                 <w:rFonts w:ascii="Helvetica" w:eastAsia="Times New Roman" w:hAnsi="Helvetica" w:cs="Helvetica"/>
@@ -4082,8 +5043,48 @@
                 <w:szCs w:val="21"/>
                 <w:shd w:val="clear" w:color="auto" w:fill="FFFFFF"/>
               </w:rPr>
+              <w:t xml:space="preserve"> = </w:t>
+            </w:r>
+            <w:proofErr w:type="gramStart"/>
+            <w:r>
+              <w:rPr>
+                <w:rFonts w:ascii="Helvetica" w:eastAsia="Times New Roman" w:hAnsi="Helvetica" w:cs="Helvetica"/>
+                <w:i/>
+                <w:iCs/>
+                <w:color w:val="333333"/>
+                <w:sz w:val="21"/>
+                <w:szCs w:val="21"/>
+                <w:shd w:val="clear" w:color="auto" w:fill="FFFFFF"/>
+              </w:rPr>
+              <w:t>memory[</w:t>
+            </w:r>
+            <w:proofErr w:type="gramEnd"/>
+            <w:r>
+              <w:rPr>
+                <w:rFonts w:ascii="Helvetica" w:eastAsia="Times New Roman" w:hAnsi="Helvetica" w:cs="Helvetica"/>
+                <w:i/>
+                <w:iCs/>
+                <w:color w:val="333333"/>
+                <w:sz w:val="21"/>
+                <w:szCs w:val="21"/>
+                <w:shd w:val="clear" w:color="auto" w:fill="FFFFFF"/>
+              </w:rPr>
+              <w:t xml:space="preserve">rs1 + </w:t>
+            </w:r>
+            <w:proofErr w:type="spellStart"/>
+            <w:r>
+              <w:rPr>
+                <w:rFonts w:ascii="Helvetica" w:eastAsia="Times New Roman" w:hAnsi="Helvetica" w:cs="Helvetica"/>
+                <w:i/>
+                <w:iCs/>
+                <w:color w:val="333333"/>
+                <w:sz w:val="21"/>
+                <w:szCs w:val="21"/>
+                <w:shd w:val="clear" w:color="auto" w:fill="FFFFFF"/>
+              </w:rPr>
               <w:t>imm</w:t>
             </w:r>
+            <w:proofErr w:type="spellEnd"/>
             <w:r>
               <w:rPr>
                 <w:rFonts w:ascii="Helvetica" w:eastAsia="Times New Roman" w:hAnsi="Helvetica" w:cs="Helvetica"/>
@@ -4117,15 +5118,27 @@
               </w:rPr>
               <w:t xml:space="preserve">         </w:t>
             </w:r>
-            <w:r>
-              <w:rPr>
-                <w:rFonts w:ascii="Helvetica" w:eastAsia="Times New Roman" w:hAnsi="Helvetica" w:cs="Helvetica"/>
-                <w:color w:val="333333"/>
-                <w:sz w:val="21"/>
-                <w:szCs w:val="21"/>
-                <w:shd w:val="clear" w:color="auto" w:fill="FFFFFF"/>
-              </w:rPr>
-              <w:t xml:space="preserve">rd: destination register </w:t>
+            <w:proofErr w:type="spellStart"/>
+            <w:r>
+              <w:rPr>
+                <w:rFonts w:ascii="Helvetica" w:eastAsia="Times New Roman" w:hAnsi="Helvetica" w:cs="Helvetica"/>
+                <w:color w:val="333333"/>
+                <w:sz w:val="21"/>
+                <w:szCs w:val="21"/>
+                <w:shd w:val="clear" w:color="auto" w:fill="FFFFFF"/>
+              </w:rPr>
+              <w:t>rd</w:t>
+            </w:r>
+            <w:proofErr w:type="spellEnd"/>
+            <w:r>
+              <w:rPr>
+                <w:rFonts w:ascii="Helvetica" w:eastAsia="Times New Roman" w:hAnsi="Helvetica" w:cs="Helvetica"/>
+                <w:color w:val="333333"/>
+                <w:sz w:val="21"/>
+                <w:szCs w:val="21"/>
+                <w:shd w:val="clear" w:color="auto" w:fill="FFFFFF"/>
+              </w:rPr>
+              <w:t xml:space="preserve">: destination register </w:t>
             </w:r>
           </w:p>
           <w:p>
@@ -4189,15 +5202,27 @@
               </w:rPr>
               <w:t xml:space="preserve">         </w:t>
             </w:r>
-            <w:r>
-              <w:rPr>
-                <w:rFonts w:ascii="Helvetica" w:eastAsia="Times New Roman" w:hAnsi="Helvetica" w:cs="Helvetica"/>
-                <w:color w:val="333333"/>
-                <w:sz w:val="21"/>
-                <w:szCs w:val="21"/>
-                <w:shd w:val="clear" w:color="auto" w:fill="FFFFFF"/>
-              </w:rPr>
-              <w:t>imm:</w:t>
+            <w:proofErr w:type="spellStart"/>
+            <w:r>
+              <w:rPr>
+                <w:rFonts w:ascii="Helvetica" w:eastAsia="Times New Roman" w:hAnsi="Helvetica" w:cs="Helvetica"/>
+                <w:color w:val="333333"/>
+                <w:sz w:val="21"/>
+                <w:szCs w:val="21"/>
+                <w:shd w:val="clear" w:color="auto" w:fill="FFFFFF"/>
+              </w:rPr>
+              <w:t>imm</w:t>
+            </w:r>
+            <w:proofErr w:type="spellEnd"/>
+            <w:r>
+              <w:rPr>
+                <w:rFonts w:ascii="Helvetica" w:eastAsia="Times New Roman" w:hAnsi="Helvetica" w:cs="Helvetica"/>
+                <w:color w:val="333333"/>
+                <w:sz w:val="21"/>
+                <w:szCs w:val="21"/>
+                <w:shd w:val="clear" w:color="auto" w:fill="FFFFFF"/>
+              </w:rPr>
+              <w:t>:</w:t>
             </w:r>
             <w:r>
               <w:rPr>
@@ -4271,7 +5296,29 @@
                 <w:szCs w:val="21"/>
                 <w:shd w:val="clear" w:color="auto" w:fill="FFFFFF"/>
               </w:rPr>
-              <w:t xml:space="preserve">    “&lt;12-bit imm&gt; &lt;5-bit rs1&gt;</w:t>
+              <w:t xml:space="preserve">    “&lt;12-bit </w:t>
+            </w:r>
+            <w:proofErr w:type="spellStart"/>
+            <w:r>
+              <w:rPr>
+                <w:rFonts w:ascii="Helvetica" w:eastAsia="Times New Roman" w:hAnsi="Helvetica" w:cs="Helvetica"/>
+                <w:color w:val="333333"/>
+                <w:sz w:val="21"/>
+                <w:szCs w:val="21"/>
+                <w:shd w:val="clear" w:color="auto" w:fill="FFFFFF"/>
+              </w:rPr>
+              <w:t>imm</w:t>
+            </w:r>
+            <w:proofErr w:type="spellEnd"/>
+            <w:r>
+              <w:rPr>
+                <w:rFonts w:ascii="Helvetica" w:eastAsia="Times New Roman" w:hAnsi="Helvetica" w:cs="Helvetica"/>
+                <w:color w:val="333333"/>
+                <w:sz w:val="21"/>
+                <w:szCs w:val="21"/>
+                <w:shd w:val="clear" w:color="auto" w:fill="FFFFFF"/>
+              </w:rPr>
+              <w:t>&gt; &lt;5-bit rs1&gt;</w:t>
             </w:r>
             <w:r>
               <w:t xml:space="preserve"> </w:t>
@@ -4284,7 +5331,29 @@
                 <w:szCs w:val="21"/>
                 <w:shd w:val="clear" w:color="auto" w:fill="FFFFFF"/>
               </w:rPr>
-              <w:t>&lt;3-bit funct3&gt; &lt;5-bit rd&gt;</w:t>
+              <w:t xml:space="preserve">&lt;3-bit funct3&gt; &lt;5-bit </w:t>
+            </w:r>
+            <w:proofErr w:type="spellStart"/>
+            <w:r>
+              <w:rPr>
+                <w:rFonts w:ascii="Helvetica" w:eastAsia="Times New Roman" w:hAnsi="Helvetica" w:cs="Helvetica"/>
+                <w:color w:val="333333"/>
+                <w:sz w:val="21"/>
+                <w:szCs w:val="21"/>
+                <w:shd w:val="clear" w:color="auto" w:fill="FFFFFF"/>
+              </w:rPr>
+              <w:t>rd</w:t>
+            </w:r>
+            <w:proofErr w:type="spellEnd"/>
+            <w:r>
+              <w:rPr>
+                <w:rFonts w:ascii="Helvetica" w:eastAsia="Times New Roman" w:hAnsi="Helvetica" w:cs="Helvetica"/>
+                <w:color w:val="333333"/>
+                <w:sz w:val="21"/>
+                <w:szCs w:val="21"/>
+                <w:shd w:val="clear" w:color="auto" w:fill="FFFFFF"/>
+              </w:rPr>
+              <w:t>&gt;</w:t>
             </w:r>
             <w:r>
               <w:t xml:space="preserve"> </w:t>
@@ -4556,6 +5625,7 @@
               </w:rPr>
               <w:t xml:space="preserve"> </w:t>
             </w:r>
+            <w:proofErr w:type="spellStart"/>
             <w:r>
               <w:rPr>
                 <w:rFonts w:ascii="Helvetica" w:eastAsia="Times New Roman" w:hAnsi="Helvetica" w:cs="Helvetica"/>
@@ -4568,6 +5638,7 @@
               </w:rPr>
               <w:t>bne</w:t>
             </w:r>
+            <w:proofErr w:type="spellEnd"/>
             <w:r>
               <w:rPr>
                 <w:rFonts w:ascii="Helvetica" w:eastAsia="Times New Roman" w:hAnsi="Helvetica" w:cs="Helvetica"/>
@@ -4602,8 +5673,9 @@
                 <w:szCs w:val="21"/>
                 <w:shd w:val="clear" w:color="auto" w:fill="FFFFFF"/>
               </w:rPr>
-              <w:t>, i</w:t>
-            </w:r>
+              <w:t xml:space="preserve">, </w:t>
+            </w:r>
+            <w:proofErr w:type="spellStart"/>
             <w:r>
               <w:rPr>
                 <w:rFonts w:ascii="Helvetica" w:eastAsia="Times New Roman" w:hAnsi="Helvetica" w:cs="Helvetica"/>
@@ -4614,7 +5686,7 @@
                 <w:szCs w:val="21"/>
                 <w:shd w:val="clear" w:color="auto" w:fill="FFFFFF"/>
               </w:rPr>
-              <w:t>mm</w:t>
+              <w:t>i</w:t>
             </w:r>
             <w:r>
               <w:rPr>
@@ -4626,8 +5698,9 @@
                 <w:szCs w:val="21"/>
                 <w:shd w:val="clear" w:color="auto" w:fill="FFFFFF"/>
               </w:rPr>
-              <w:t xml:space="preserve">        #  </w:t>
-            </w:r>
+              <w:t>mm</w:t>
+            </w:r>
+            <w:proofErr w:type="spellEnd"/>
             <w:r>
               <w:rPr>
                 <w:rFonts w:ascii="Helvetica" w:eastAsia="Times New Roman" w:hAnsi="Helvetica" w:cs="Helvetica"/>
@@ -4638,8 +5711,60 @@
                 <w:szCs w:val="21"/>
                 <w:shd w:val="clear" w:color="auto" w:fill="FFFFFF"/>
               </w:rPr>
-              <w:t>PC = PC + 4 + imm</w:t>
-            </w:r>
+              <w:t xml:space="preserve">        </w:t>
+            </w:r>
+            <w:proofErr w:type="gramStart"/>
+            <w:r>
+              <w:rPr>
+                <w:rFonts w:ascii="Helvetica" w:eastAsia="Times New Roman" w:hAnsi="Helvetica" w:cs="Helvetica"/>
+                <w:i/>
+                <w:iCs/>
+                <w:color w:val="333333"/>
+                <w:sz w:val="21"/>
+                <w:szCs w:val="21"/>
+                <w:shd w:val="clear" w:color="auto" w:fill="FFFFFF"/>
+              </w:rPr>
+              <w:t xml:space="preserve">#  </w:t>
+            </w:r>
+            <w:r>
+              <w:rPr>
+                <w:rFonts w:ascii="Helvetica" w:eastAsia="Times New Roman" w:hAnsi="Helvetica" w:cs="Helvetica"/>
+                <w:i/>
+                <w:iCs/>
+                <w:color w:val="333333"/>
+                <w:sz w:val="21"/>
+                <w:szCs w:val="21"/>
+                <w:shd w:val="clear" w:color="auto" w:fill="FFFFFF"/>
+              </w:rPr>
+              <w:t>PC</w:t>
+            </w:r>
+            <w:proofErr w:type="gramEnd"/>
+            <w:r>
+              <w:rPr>
+                <w:rFonts w:ascii="Helvetica" w:eastAsia="Times New Roman" w:hAnsi="Helvetica" w:cs="Helvetica"/>
+                <w:i/>
+                <w:iCs/>
+                <w:color w:val="333333"/>
+                <w:sz w:val="21"/>
+                <w:szCs w:val="21"/>
+                <w:shd w:val="clear" w:color="auto" w:fill="FFFFFF"/>
+              </w:rPr>
+              <w:t xml:space="preserve"> = PC + 4 + </w:t>
+            </w:r>
+            <w:proofErr w:type="spellStart"/>
+            <w:r>
+              <w:rPr>
+                <w:rFonts w:ascii="Helvetica" w:eastAsia="Times New Roman" w:hAnsi="Helvetica" w:cs="Helvetica"/>
+                <w:i/>
+                <w:iCs/>
+                <w:color w:val="333333"/>
+                <w:sz w:val="21"/>
+                <w:szCs w:val="21"/>
+                <w:shd w:val="clear" w:color="auto" w:fill="FFFFFF"/>
+              </w:rPr>
+              <w:t>imm</w:t>
+            </w:r>
+            <w:proofErr w:type="spellEnd"/>
             <w:r>
               <w:rPr>
                 <w:rFonts w:ascii="Helvetica" w:eastAsia="Times New Roman" w:hAnsi="Helvetica" w:cs="Helvetica"/>
@@ -4673,15 +5798,27 @@
               </w:rPr>
               <w:t xml:space="preserve">         </w:t>
             </w:r>
-            <w:r>
-              <w:rPr>
-                <w:rFonts w:ascii="Helvetica" w:eastAsia="Times New Roman" w:hAnsi="Helvetica" w:cs="Helvetica"/>
-                <w:color w:val="333333"/>
-                <w:sz w:val="21"/>
-                <w:szCs w:val="21"/>
-                <w:shd w:val="clear" w:color="auto" w:fill="FFFFFF"/>
-              </w:rPr>
-              <w:t>imm:</w:t>
+            <w:proofErr w:type="spellStart"/>
+            <w:r>
+              <w:rPr>
+                <w:rFonts w:ascii="Helvetica" w:eastAsia="Times New Roman" w:hAnsi="Helvetica" w:cs="Helvetica"/>
+                <w:color w:val="333333"/>
+                <w:sz w:val="21"/>
+                <w:szCs w:val="21"/>
+                <w:shd w:val="clear" w:color="auto" w:fill="FFFFFF"/>
+              </w:rPr>
+              <w:t>imm</w:t>
+            </w:r>
+            <w:proofErr w:type="spellEnd"/>
+            <w:r>
+              <w:rPr>
+                <w:rFonts w:ascii="Helvetica" w:eastAsia="Times New Roman" w:hAnsi="Helvetica" w:cs="Helvetica"/>
+                <w:color w:val="333333"/>
+                <w:sz w:val="21"/>
+                <w:szCs w:val="21"/>
+                <w:shd w:val="clear" w:color="auto" w:fill="FFFFFF"/>
+              </w:rPr>
+              <w:t>:</w:t>
             </w:r>
             <w:r>
               <w:rPr>
@@ -4745,7 +5882,75 @@
                 <w:szCs w:val="21"/>
                 <w:shd w:val="clear" w:color="auto" w:fill="FFFFFF"/>
               </w:rPr>
-              <w:t xml:space="preserve">    “&lt;imm[11]&gt; &lt;imm[9:4]&gt; &lt;5-bit rs2&gt;</w:t>
+              <w:t xml:space="preserve">    “&lt;</w:t>
+            </w:r>
+            <w:proofErr w:type="spellStart"/>
+            <w:proofErr w:type="gramStart"/>
+            <w:r>
+              <w:rPr>
+                <w:rFonts w:ascii="Helvetica" w:eastAsia="Times New Roman" w:hAnsi="Helvetica" w:cs="Helvetica"/>
+                <w:color w:val="333333"/>
+                <w:sz w:val="21"/>
+                <w:szCs w:val="21"/>
+                <w:shd w:val="clear" w:color="auto" w:fill="FFFFFF"/>
+              </w:rPr>
+              <w:t>imm</w:t>
+            </w:r>
+            <w:proofErr w:type="spellEnd"/>
+            <w:r>
+              <w:rPr>
+                <w:rFonts w:ascii="Helvetica" w:eastAsia="Times New Roman" w:hAnsi="Helvetica" w:cs="Helvetica"/>
+                <w:color w:val="333333"/>
+                <w:sz w:val="21"/>
+                <w:szCs w:val="21"/>
+                <w:shd w:val="clear" w:color="auto" w:fill="FFFFFF"/>
+              </w:rPr>
+              <w:t>[</w:t>
+            </w:r>
+            <w:proofErr w:type="gramEnd"/>
+            <w:r>
+              <w:rPr>
+                <w:rFonts w:ascii="Helvetica" w:eastAsia="Times New Roman" w:hAnsi="Helvetica" w:cs="Helvetica"/>
+                <w:color w:val="333333"/>
+                <w:sz w:val="21"/>
+                <w:szCs w:val="21"/>
+                <w:shd w:val="clear" w:color="auto" w:fill="FFFFFF"/>
+              </w:rPr>
+              <w:t>11]&gt; &lt;</w:t>
+            </w:r>
+            <w:proofErr w:type="spellStart"/>
+            <w:proofErr w:type="gramStart"/>
+            <w:r>
+              <w:rPr>
+                <w:rFonts w:ascii="Helvetica" w:eastAsia="Times New Roman" w:hAnsi="Helvetica" w:cs="Helvetica"/>
+                <w:color w:val="333333"/>
+                <w:sz w:val="21"/>
+                <w:szCs w:val="21"/>
+                <w:shd w:val="clear" w:color="auto" w:fill="FFFFFF"/>
+              </w:rPr>
+              <w:t>imm</w:t>
+            </w:r>
+            <w:proofErr w:type="spellEnd"/>
+            <w:r>
+              <w:rPr>
+                <w:rFonts w:ascii="Helvetica" w:eastAsia="Times New Roman" w:hAnsi="Helvetica" w:cs="Helvetica"/>
+                <w:color w:val="333333"/>
+                <w:sz w:val="21"/>
+                <w:szCs w:val="21"/>
+                <w:shd w:val="clear" w:color="auto" w:fill="FFFFFF"/>
+              </w:rPr>
+              <w:t>[</w:t>
+            </w:r>
+            <w:proofErr w:type="gramEnd"/>
+            <w:r>
+              <w:rPr>
+                <w:rFonts w:ascii="Helvetica" w:eastAsia="Times New Roman" w:hAnsi="Helvetica" w:cs="Helvetica"/>
+                <w:color w:val="333333"/>
+                <w:sz w:val="21"/>
+                <w:szCs w:val="21"/>
+                <w:shd w:val="clear" w:color="auto" w:fill="FFFFFF"/>
+              </w:rPr>
+              <w:t>9:4]&gt; &lt;5-bit rs2&gt;</w:t>
             </w:r>
             <w:r>
               <w:t xml:space="preserve"> </w:t>
@@ -4771,7 +5976,41 @@
                 <w:szCs w:val="21"/>
                 <w:shd w:val="clear" w:color="auto" w:fill="FFFFFF"/>
               </w:rPr>
-              <w:t xml:space="preserve">&lt;3-bit funct3&gt; &lt;imm[3:0]&gt;   </w:t>
+              <w:t>&lt;3-bit funct3&gt; &lt;</w:t>
+            </w:r>
+            <w:proofErr w:type="spellStart"/>
+            <w:proofErr w:type="gramStart"/>
+            <w:r>
+              <w:rPr>
+                <w:rFonts w:ascii="Helvetica" w:eastAsia="Times New Roman" w:hAnsi="Helvetica" w:cs="Helvetica"/>
+                <w:color w:val="333333"/>
+                <w:sz w:val="21"/>
+                <w:szCs w:val="21"/>
+                <w:shd w:val="clear" w:color="auto" w:fill="FFFFFF"/>
+              </w:rPr>
+              <w:t>imm</w:t>
+            </w:r>
+            <w:proofErr w:type="spellEnd"/>
+            <w:r>
+              <w:rPr>
+                <w:rFonts w:ascii="Helvetica" w:eastAsia="Times New Roman" w:hAnsi="Helvetica" w:cs="Helvetica"/>
+                <w:color w:val="333333"/>
+                <w:sz w:val="21"/>
+                <w:szCs w:val="21"/>
+                <w:shd w:val="clear" w:color="auto" w:fill="FFFFFF"/>
+              </w:rPr>
+              <w:t>[</w:t>
+            </w:r>
+            <w:proofErr w:type="gramEnd"/>
+            <w:r>
+              <w:rPr>
+                <w:rFonts w:ascii="Helvetica" w:eastAsia="Times New Roman" w:hAnsi="Helvetica" w:cs="Helvetica"/>
+                <w:color w:val="333333"/>
+                <w:sz w:val="21"/>
+                <w:szCs w:val="21"/>
+                <w:shd w:val="clear" w:color="auto" w:fill="FFFFFF"/>
+              </w:rPr>
+              <w:t xml:space="preserve">3:0]&gt;   </w:t>
             </w:r>
           </w:p>
           <w:p>
@@ -4792,7 +6031,41 @@
                 <w:szCs w:val="21"/>
                 <w:shd w:val="clear" w:color="auto" w:fill="FFFFFF"/>
               </w:rPr>
-              <w:t xml:space="preserve">     &lt;imm[10]&gt;&lt;7-bit opcode&gt;”</w:t>
+              <w:t xml:space="preserve">     &lt;</w:t>
+            </w:r>
+            <w:proofErr w:type="spellStart"/>
+            <w:proofErr w:type="gramStart"/>
+            <w:r>
+              <w:rPr>
+                <w:rFonts w:ascii="Helvetica" w:eastAsia="Times New Roman" w:hAnsi="Helvetica" w:cs="Helvetica"/>
+                <w:color w:val="333333"/>
+                <w:sz w:val="21"/>
+                <w:szCs w:val="21"/>
+                <w:shd w:val="clear" w:color="auto" w:fill="FFFFFF"/>
+              </w:rPr>
+              <w:t>imm</w:t>
+            </w:r>
+            <w:proofErr w:type="spellEnd"/>
+            <w:r>
+              <w:rPr>
+                <w:rFonts w:ascii="Helvetica" w:eastAsia="Times New Roman" w:hAnsi="Helvetica" w:cs="Helvetica"/>
+                <w:color w:val="333333"/>
+                <w:sz w:val="21"/>
+                <w:szCs w:val="21"/>
+                <w:shd w:val="clear" w:color="auto" w:fill="FFFFFF"/>
+              </w:rPr>
+              <w:t>[</w:t>
+            </w:r>
+            <w:proofErr w:type="gramEnd"/>
+            <w:r>
+              <w:rPr>
+                <w:rFonts w:ascii="Helvetica" w:eastAsia="Times New Roman" w:hAnsi="Helvetica" w:cs="Helvetica"/>
+                <w:color w:val="333333"/>
+                <w:sz w:val="21"/>
+                <w:szCs w:val="21"/>
+                <w:shd w:val="clear" w:color="auto" w:fill="FFFFFF"/>
+              </w:rPr>
+              <w:t>10]&gt;&lt;7-bit opcode&gt;”</w:t>
             </w:r>
           </w:p>
           <w:p>
@@ -4899,6 +6172,7 @@
                 <w:shd w:val="clear" w:color="auto" w:fill="FFFFFF"/>
               </w:rPr>
             </w:pPr>
+            <w:proofErr w:type="gramStart"/>
             <w:r>
               <w:rPr>
                 <w:rFonts w:ascii="Helvetica" w:hAnsi="Helvetica" w:cs="Helvetica"/>
@@ -4907,8 +6181,9 @@
                 <w:szCs w:val="21"/>
                 <w:shd w:val="clear" w:color="auto" w:fill="FFFFFF"/>
               </w:rPr>
-              <w:t>So the final PC = PC + 4 + (sign extend)(imm[</w:t>
-            </w:r>
+              <w:t>So</w:t>
+            </w:r>
+            <w:proofErr w:type="gramEnd"/>
             <w:r>
               <w:rPr>
                 <w:rFonts w:ascii="Helvetica" w:hAnsi="Helvetica" w:cs="Helvetica"/>
@@ -4917,8 +6192,9 @@
                 <w:szCs w:val="21"/>
                 <w:shd w:val="clear" w:color="auto" w:fill="FFFFFF"/>
               </w:rPr>
-              <w:t>1</w:t>
-            </w:r>
+              <w:t xml:space="preserve"> the final PC = PC + 4 + (sign </w:t>
+            </w:r>
+            <w:proofErr w:type="gramStart"/>
             <w:r>
               <w:rPr>
                 <w:rFonts w:ascii="Helvetica" w:hAnsi="Helvetica" w:cs="Helvetica"/>
@@ -4927,8 +6203,9 @@
                 <w:szCs w:val="21"/>
                 <w:shd w:val="clear" w:color="auto" w:fill="FFFFFF"/>
               </w:rPr>
-              <w:t>1</w:t>
-            </w:r>
+              <w:t>extend)(</w:t>
+            </w:r>
+            <w:proofErr w:type="spellStart"/>
             <w:r>
               <w:rPr>
                 <w:rFonts w:ascii="Helvetica" w:hAnsi="Helvetica" w:cs="Helvetica"/>
@@ -4937,8 +6214,9 @@
                 <w:szCs w:val="21"/>
                 <w:shd w:val="clear" w:color="auto" w:fill="FFFFFF"/>
               </w:rPr>
-              <w:t>:</w:t>
-            </w:r>
+              <w:t>imm</w:t>
+            </w:r>
+            <w:proofErr w:type="spellEnd"/>
             <w:r>
               <w:rPr>
                 <w:rFonts w:ascii="Helvetica" w:hAnsi="Helvetica" w:cs="Helvetica"/>
@@ -4947,8 +6225,9 @@
                 <w:szCs w:val="21"/>
                 <w:shd w:val="clear" w:color="auto" w:fill="FFFFFF"/>
               </w:rPr>
-              <w:t>0</w:t>
-            </w:r>
+              <w:t>[</w:t>
+            </w:r>
+            <w:proofErr w:type="gramEnd"/>
             <w:r>
               <w:rPr>
                 <w:rFonts w:ascii="Helvetica" w:hAnsi="Helvetica" w:cs="Helvetica"/>
@@ -4957,7 +6236,16 @@
                 <w:szCs w:val="21"/>
                 <w:shd w:val="clear" w:color="auto" w:fill="FFFFFF"/>
               </w:rPr>
-              <w:t>])</w:t>
+              <w:t>11:0]</w:t>
+            </w:r>
+            <w:r>
+              <w:rPr>
+                <w:rFonts w:ascii="Helvetica" w:hAnsi="Helvetica" w:cs="Helvetica"/>
+                <w:sz w:val="21"/>
+                <w:szCs w:val="21"/>
+                <w:shd w:val="clear" w:color="auto" w:fill="FFFFFF"/>
+              </w:rPr>
+              <w:t xml:space="preserve"> &amp; “00”)</w:t>
             </w:r>
           </w:p>
           <w:p>
@@ -4978,8 +6266,10 @@
                 <w:szCs w:val="21"/>
                 <w:shd w:val="clear" w:color="auto" w:fill="FFFFFF"/>
               </w:rPr>
-              <w:t>Note: for our implementation, imm[</w:t>
-            </w:r>
+              <w:t xml:space="preserve">Note: for our implementation, </w:t>
+            </w:r>
+            <w:proofErr w:type="spellStart"/>
+            <w:proofErr w:type="gramStart"/>
             <w:r>
               <w:rPr>
                 <w:rFonts w:ascii="Helvetica" w:hAnsi="Helvetica" w:cs="Helvetica"/>
@@ -4988,8 +6278,9 @@
                 <w:szCs w:val="21"/>
                 <w:shd w:val="clear" w:color="auto" w:fill="FFFFFF"/>
               </w:rPr>
-              <w:t>11</w:t>
-            </w:r>
+              <w:t>imm</w:t>
+            </w:r>
+            <w:proofErr w:type="spellEnd"/>
             <w:r>
               <w:rPr>
                 <w:rFonts w:ascii="Helvetica" w:hAnsi="Helvetica" w:cs="Helvetica"/>
@@ -4998,8 +6289,9 @@
                 <w:szCs w:val="21"/>
                 <w:shd w:val="clear" w:color="auto" w:fill="FFFFFF"/>
               </w:rPr>
-              <w:t>:</w:t>
-            </w:r>
+              <w:t>[</w:t>
+            </w:r>
+            <w:proofErr w:type="gramEnd"/>
             <w:r>
               <w:rPr>
                 <w:rFonts w:ascii="Helvetica" w:hAnsi="Helvetica" w:cs="Helvetica"/>
@@ -5008,37 +6300,7 @@
                 <w:szCs w:val="21"/>
                 <w:shd w:val="clear" w:color="auto" w:fill="FFFFFF"/>
               </w:rPr>
-              <w:t>0</w:t>
-            </w:r>
-            <w:r>
-              <w:rPr>
-                <w:rFonts w:ascii="Helvetica" w:hAnsi="Helvetica" w:cs="Helvetica"/>
-                <w:color w:val="333333"/>
-                <w:sz w:val="21"/>
-                <w:szCs w:val="21"/>
-                <w:shd w:val="clear" w:color="auto" w:fill="FFFFFF"/>
-              </w:rPr>
-              <w:t>]</w:t>
-            </w:r>
-            <w:r>
-              <w:rPr>
-                <w:rFonts w:ascii="Helvetica" w:hAnsi="Helvetica" w:cs="Helvetica"/>
-                <w:color w:val="333333"/>
-                <w:sz w:val="21"/>
-                <w:szCs w:val="21"/>
-                <w:shd w:val="clear" w:color="auto" w:fill="FFFFFF"/>
-              </w:rPr>
-              <w:t xml:space="preserve"> </w:t>
-            </w:r>
-            <w:r>
-              <w:rPr>
-                <w:rFonts w:ascii="Helvetica" w:hAnsi="Helvetica" w:cs="Helvetica"/>
-                <w:color w:val="333333"/>
-                <w:sz w:val="21"/>
-                <w:szCs w:val="21"/>
-                <w:shd w:val="clear" w:color="auto" w:fill="FFFFFF"/>
-              </w:rPr>
-              <w:t>points to a byte [not word or 16-bit]</w:t>
+              <w:t>11:0] points to a word [not a byte or 16-bit]</w:t>
             </w:r>
           </w:p>
           <w:p>
@@ -5223,27 +6485,7 @@
                 <w:szCs w:val="21"/>
                 <w:shd w:val="clear" w:color="auto" w:fill="FFFFFF"/>
               </w:rPr>
-              <w:t>J (jump</w:t>
-            </w:r>
-            <w:r>
-              <w:rPr>
-                <w:rFonts w:ascii="Helvetica" w:eastAsia="Times New Roman" w:hAnsi="Helvetica" w:cs="Helvetica"/>
-                <w:color w:val="333333"/>
-                <w:sz w:val="21"/>
-                <w:szCs w:val="21"/>
-                <w:shd w:val="clear" w:color="auto" w:fill="FFFFFF"/>
-              </w:rPr>
-              <w:t xml:space="preserve"> to label</w:t>
-            </w:r>
-            <w:r>
-              <w:rPr>
-                <w:rFonts w:ascii="Helvetica" w:eastAsia="Times New Roman" w:hAnsi="Helvetica" w:cs="Helvetica"/>
-                <w:color w:val="333333"/>
-                <w:sz w:val="21"/>
-                <w:szCs w:val="21"/>
-                <w:shd w:val="clear" w:color="auto" w:fill="FFFFFF"/>
-              </w:rPr>
-              <w:t>) is a</w:t>
+              <w:t>J (jump to label) is a</w:t>
             </w:r>
             <w:r>
               <w:rPr>
@@ -5263,8 +6505,20 @@
                 <w:szCs w:val="21"/>
                 <w:shd w:val="clear" w:color="auto" w:fill="FFFFFF"/>
               </w:rPr>
-              <w:t xml:space="preserve"> where</w:t>
-            </w:r>
+              <w:t xml:space="preserve"> </w:t>
+            </w:r>
+            <w:proofErr w:type="gramStart"/>
+            <w:r>
+              <w:rPr>
+                <w:rFonts w:ascii="Helvetica" w:eastAsia="Times New Roman" w:hAnsi="Helvetica" w:cs="Helvetica"/>
+                <w:color w:val="333333"/>
+                <w:sz w:val="21"/>
+                <w:szCs w:val="21"/>
+                <w:shd w:val="clear" w:color="auto" w:fill="FFFFFF"/>
+              </w:rPr>
+              <w:t>where</w:t>
+            </w:r>
+            <w:proofErr w:type="gramEnd"/>
           </w:p>
           <w:p>
             <w:pPr>
@@ -5356,6 +6610,7 @@
               </w:rPr>
               <w:t xml:space="preserve">     </w:t>
             </w:r>
+            <w:proofErr w:type="spellStart"/>
             <w:r>
               <w:rPr>
                 <w:rFonts w:ascii="Helvetica" w:eastAsia="Times New Roman" w:hAnsi="Helvetica" w:cs="Helvetica"/>
@@ -5366,8 +6621,9 @@
                 <w:szCs w:val="21"/>
                 <w:shd w:val="clear" w:color="auto" w:fill="FFFFFF"/>
               </w:rPr>
-              <w:t>jal rd, imm</w:t>
-            </w:r>
+              <w:t>jal</w:t>
+            </w:r>
+            <w:proofErr w:type="spellEnd"/>
             <w:r>
               <w:rPr>
                 <w:rFonts w:ascii="Helvetica" w:eastAsia="Times New Roman" w:hAnsi="Helvetica" w:cs="Helvetica"/>
@@ -5378,8 +6634,9 @@
                 <w:szCs w:val="21"/>
                 <w:shd w:val="clear" w:color="auto" w:fill="FFFFFF"/>
               </w:rPr>
-              <w:t xml:space="preserve">  # jump to PC = PC + 4 +</w:t>
-            </w:r>
+              <w:t xml:space="preserve"> </w:t>
+            </w:r>
+            <w:proofErr w:type="spellStart"/>
             <w:r>
               <w:rPr>
                 <w:rFonts w:ascii="Helvetica" w:eastAsia="Times New Roman" w:hAnsi="Helvetica" w:cs="Helvetica"/>
@@ -5390,8 +6647,9 @@
                 <w:szCs w:val="21"/>
                 <w:shd w:val="clear" w:color="auto" w:fill="FFFFFF"/>
               </w:rPr>
-              <w:t xml:space="preserve"> (sign extend)</w:t>
-            </w:r>
+              <w:t>rd</w:t>
+            </w:r>
+            <w:proofErr w:type="spellEnd"/>
             <w:r>
               <w:rPr>
                 <w:rFonts w:ascii="Helvetica" w:eastAsia="Times New Roman" w:hAnsi="Helvetica" w:cs="Helvetica"/>
@@ -5402,8 +6660,62 @@
                 <w:szCs w:val="21"/>
                 <w:shd w:val="clear" w:color="auto" w:fill="FFFFFF"/>
               </w:rPr>
-              <w:t xml:space="preserve"> imm</w:t>
-            </w:r>
+              <w:t xml:space="preserve">, </w:t>
+            </w:r>
+            <w:proofErr w:type="spellStart"/>
+            <w:proofErr w:type="gramStart"/>
+            <w:r>
+              <w:rPr>
+                <w:rFonts w:ascii="Helvetica" w:eastAsia="Times New Roman" w:hAnsi="Helvetica" w:cs="Helvetica"/>
+                <w:i/>
+                <w:iCs/>
+                <w:color w:val="333333"/>
+                <w:sz w:val="21"/>
+                <w:szCs w:val="21"/>
+                <w:shd w:val="clear" w:color="auto" w:fill="FFFFFF"/>
+              </w:rPr>
+              <w:t>imm</w:t>
+            </w:r>
+            <w:proofErr w:type="spellEnd"/>
+            <w:r>
+              <w:rPr>
+                <w:rFonts w:ascii="Helvetica" w:eastAsia="Times New Roman" w:hAnsi="Helvetica" w:cs="Helvetica"/>
+                <w:i/>
+                <w:iCs/>
+                <w:color w:val="333333"/>
+                <w:sz w:val="21"/>
+                <w:szCs w:val="21"/>
+                <w:shd w:val="clear" w:color="auto" w:fill="FFFFFF"/>
+              </w:rPr>
+              <w:t xml:space="preserve">  #</w:t>
+            </w:r>
+            <w:proofErr w:type="gramEnd"/>
+            <w:r>
+              <w:rPr>
+                <w:rFonts w:ascii="Helvetica" w:eastAsia="Times New Roman" w:hAnsi="Helvetica" w:cs="Helvetica"/>
+                <w:i/>
+                <w:iCs/>
+                <w:color w:val="333333"/>
+                <w:sz w:val="21"/>
+                <w:szCs w:val="21"/>
+                <w:shd w:val="clear" w:color="auto" w:fill="FFFFFF"/>
+              </w:rPr>
+              <w:t xml:space="preserve"> jump to PC = PC + 4 + (sign extend) </w:t>
+            </w:r>
+            <w:proofErr w:type="spellStart"/>
+            <w:r>
+              <w:rPr>
+                <w:rFonts w:ascii="Helvetica" w:eastAsia="Times New Roman" w:hAnsi="Helvetica" w:cs="Helvetica"/>
+                <w:i/>
+                <w:iCs/>
+                <w:color w:val="333333"/>
+                <w:sz w:val="21"/>
+                <w:szCs w:val="21"/>
+                <w:shd w:val="clear" w:color="auto" w:fill="FFFFFF"/>
+              </w:rPr>
+              <w:t>imm</w:t>
+            </w:r>
+            <w:proofErr w:type="spellEnd"/>
           </w:p>
           <w:p>
             <w:pPr>
@@ -5544,6 +6856,7 @@
               </w:rPr>
               <w:t xml:space="preserve"> </w:t>
             </w:r>
+            <w:proofErr w:type="spellStart"/>
             <w:r>
               <w:rPr>
                 <w:rFonts w:ascii="Helvetica" w:eastAsia="Times New Roman" w:hAnsi="Helvetica" w:cs="Helvetica"/>
@@ -5556,6 +6869,7 @@
               </w:rPr>
               <w:t>imm</w:t>
             </w:r>
+            <w:proofErr w:type="spellEnd"/>
             <w:r>
               <w:rPr>
                 <w:rFonts w:ascii="Helvetica" w:eastAsia="Times New Roman" w:hAnsi="Helvetica" w:cs="Helvetica"/>
@@ -5566,8 +6880,9 @@
                 <w:szCs w:val="21"/>
                 <w:shd w:val="clear" w:color="auto" w:fill="FFFFFF"/>
               </w:rPr>
-              <w:t xml:space="preserve">        #  </w:t>
-            </w:r>
+              <w:t xml:space="preserve">        </w:t>
+            </w:r>
+            <w:proofErr w:type="gramStart"/>
             <w:r>
               <w:rPr>
                 <w:rFonts w:ascii="Helvetica" w:eastAsia="Times New Roman" w:hAnsi="Helvetica" w:cs="Helvetica"/>
@@ -5578,7 +6893,7 @@
                 <w:szCs w:val="21"/>
                 <w:shd w:val="clear" w:color="auto" w:fill="FFFFFF"/>
               </w:rPr>
-              <w:t xml:space="preserve">PC = PC + 4 + </w:t>
+              <w:t xml:space="preserve">#  </w:t>
             </w:r>
             <w:r>
               <w:rPr>
@@ -5590,8 +6905,35 @@
                 <w:szCs w:val="21"/>
                 <w:shd w:val="clear" w:color="auto" w:fill="FFFFFF"/>
               </w:rPr>
+              <w:t>PC</w:t>
+            </w:r>
+            <w:proofErr w:type="gramEnd"/>
+            <w:r>
+              <w:rPr>
+                <w:rFonts w:ascii="Helvetica" w:eastAsia="Times New Roman" w:hAnsi="Helvetica" w:cs="Helvetica"/>
+                <w:i/>
+                <w:iCs/>
+                <w:color w:val="333333"/>
+                <w:sz w:val="21"/>
+                <w:szCs w:val="21"/>
+                <w:shd w:val="clear" w:color="auto" w:fill="FFFFFF"/>
+              </w:rPr>
+              <w:t xml:space="preserve"> = PC + 4 + </w:t>
+            </w:r>
+            <w:proofErr w:type="spellStart"/>
+            <w:r>
+              <w:rPr>
+                <w:rFonts w:ascii="Helvetica" w:eastAsia="Times New Roman" w:hAnsi="Helvetica" w:cs="Helvetica"/>
+                <w:i/>
+                <w:iCs/>
+                <w:color w:val="333333"/>
+                <w:sz w:val="21"/>
+                <w:szCs w:val="21"/>
+                <w:shd w:val="clear" w:color="auto" w:fill="FFFFFF"/>
+              </w:rPr>
               <w:t>imm</w:t>
             </w:r>
+            <w:proofErr w:type="spellEnd"/>
           </w:p>
           <w:p>
             <w:pPr>
@@ -5613,35 +6955,37 @@
               </w:rPr>
               <w:t xml:space="preserve">         </w:t>
             </w:r>
-            <w:r>
-              <w:rPr>
-                <w:rFonts w:ascii="Helvetica" w:eastAsia="Times New Roman" w:hAnsi="Helvetica" w:cs="Helvetica"/>
-                <w:color w:val="333333"/>
-                <w:sz w:val="21"/>
-                <w:szCs w:val="21"/>
-                <w:shd w:val="clear" w:color="auto" w:fill="FFFFFF"/>
-              </w:rPr>
-              <w:t>imm:</w:t>
-            </w:r>
-            <w:r>
-              <w:rPr>
-                <w:rFonts w:ascii="Helvetica" w:eastAsia="Times New Roman" w:hAnsi="Helvetica" w:cs="Helvetica"/>
-                <w:color w:val="333333"/>
-                <w:sz w:val="21"/>
-                <w:szCs w:val="21"/>
-                <w:shd w:val="clear" w:color="auto" w:fill="FFFFFF"/>
-              </w:rPr>
-              <w:t xml:space="preserve"> immediate, sign extended to 32-bit; offset to be added to </w:t>
-            </w:r>
-            <w:r>
-              <w:rPr>
-                <w:rFonts w:ascii="Helvetica" w:eastAsia="Times New Roman" w:hAnsi="Helvetica" w:cs="Helvetica"/>
-                <w:color w:val="333333"/>
-                <w:sz w:val="21"/>
-                <w:szCs w:val="21"/>
-                <w:shd w:val="clear" w:color="auto" w:fill="FFFFFF"/>
-              </w:rPr>
-              <w:t>PC + 4</w:t>
+            <w:proofErr w:type="spellStart"/>
+            <w:r>
+              <w:rPr>
+                <w:rFonts w:ascii="Helvetica" w:eastAsia="Times New Roman" w:hAnsi="Helvetica" w:cs="Helvetica"/>
+                <w:color w:val="333333"/>
+                <w:sz w:val="21"/>
+                <w:szCs w:val="21"/>
+                <w:shd w:val="clear" w:color="auto" w:fill="FFFFFF"/>
+              </w:rPr>
+              <w:t>imm</w:t>
+            </w:r>
+            <w:proofErr w:type="spellEnd"/>
+            <w:r>
+              <w:rPr>
+                <w:rFonts w:ascii="Helvetica" w:eastAsia="Times New Roman" w:hAnsi="Helvetica" w:cs="Helvetica"/>
+                <w:color w:val="333333"/>
+                <w:sz w:val="21"/>
+                <w:szCs w:val="21"/>
+                <w:shd w:val="clear" w:color="auto" w:fill="FFFFFF"/>
+              </w:rPr>
+              <w:t>:</w:t>
+            </w:r>
+            <w:r>
+              <w:rPr>
+                <w:rFonts w:ascii="Helvetica" w:eastAsia="Times New Roman" w:hAnsi="Helvetica" w:cs="Helvetica"/>
+                <w:color w:val="333333"/>
+                <w:sz w:val="21"/>
+                <w:szCs w:val="21"/>
+                <w:shd w:val="clear" w:color="auto" w:fill="FFFFFF"/>
+              </w:rPr>
+              <w:t xml:space="preserve"> immediate, sign extended to 32-bit; offset to be added to PC + 4</w:t>
             </w:r>
           </w:p>
           <w:p>
@@ -5695,8 +7039,21 @@
                 <w:szCs w:val="21"/>
                 <w:shd w:val="clear" w:color="auto" w:fill="FFFFFF"/>
               </w:rPr>
-              <w:t xml:space="preserve">    “&lt;imm</w:t>
-            </w:r>
+              <w:t xml:space="preserve">    “&lt;</w:t>
+            </w:r>
+            <w:proofErr w:type="spellStart"/>
+            <w:proofErr w:type="gramStart"/>
+            <w:r>
+              <w:rPr>
+                <w:rFonts w:ascii="Helvetica" w:eastAsia="Times New Roman" w:hAnsi="Helvetica" w:cs="Helvetica"/>
+                <w:color w:val="333333"/>
+                <w:sz w:val="21"/>
+                <w:szCs w:val="21"/>
+                <w:shd w:val="clear" w:color="auto" w:fill="FFFFFF"/>
+              </w:rPr>
+              <w:t>imm</w:t>
+            </w:r>
+            <w:proofErr w:type="spellEnd"/>
             <w:r>
               <w:rPr>
                 <w:rFonts w:ascii="Helvetica" w:eastAsia="Times New Roman" w:hAnsi="Helvetica" w:cs="Helvetica"/>
@@ -5707,175 +7064,140 @@
               </w:rPr>
               <w:t>[</w:t>
             </w:r>
-            <w:r>
-              <w:rPr>
-                <w:rFonts w:ascii="Helvetica" w:eastAsia="Times New Roman" w:hAnsi="Helvetica" w:cs="Helvetica"/>
-                <w:color w:val="333333"/>
-                <w:sz w:val="21"/>
-                <w:szCs w:val="21"/>
-                <w:shd w:val="clear" w:color="auto" w:fill="FFFFFF"/>
-              </w:rPr>
-              <w:t>19</w:t>
-            </w:r>
-            <w:r>
-              <w:rPr>
-                <w:rFonts w:ascii="Helvetica" w:eastAsia="Times New Roman" w:hAnsi="Helvetica" w:cs="Helvetica"/>
-                <w:color w:val="333333"/>
-                <w:sz w:val="21"/>
-                <w:szCs w:val="21"/>
-                <w:shd w:val="clear" w:color="auto" w:fill="FFFFFF"/>
-              </w:rPr>
-              <w:t>]</w:t>
-            </w:r>
-            <w:r>
-              <w:rPr>
-                <w:rFonts w:ascii="Helvetica" w:eastAsia="Times New Roman" w:hAnsi="Helvetica" w:cs="Helvetica"/>
-                <w:color w:val="333333"/>
-                <w:sz w:val="21"/>
-                <w:szCs w:val="21"/>
-                <w:shd w:val="clear" w:color="auto" w:fill="FFFFFF"/>
-              </w:rPr>
-              <w:t xml:space="preserve">&gt; </w:t>
-            </w:r>
-            <w:r>
-              <w:rPr>
-                <w:rFonts w:ascii="Helvetica" w:eastAsia="Times New Roman" w:hAnsi="Helvetica" w:cs="Helvetica"/>
-                <w:color w:val="333333"/>
-                <w:sz w:val="21"/>
-                <w:szCs w:val="21"/>
-                <w:shd w:val="clear" w:color="auto" w:fill="FFFFFF"/>
-              </w:rPr>
-              <w:t>&lt;imm[</w:t>
-            </w:r>
-            <w:r>
-              <w:rPr>
-                <w:rFonts w:ascii="Helvetica" w:eastAsia="Times New Roman" w:hAnsi="Helvetica" w:cs="Helvetica"/>
-                <w:color w:val="333333"/>
-                <w:sz w:val="21"/>
-                <w:szCs w:val="21"/>
-                <w:shd w:val="clear" w:color="auto" w:fill="FFFFFF"/>
-              </w:rPr>
-              <w:t>9</w:t>
-            </w:r>
-            <w:r>
-              <w:rPr>
-                <w:rFonts w:ascii="Helvetica" w:eastAsia="Times New Roman" w:hAnsi="Helvetica" w:cs="Helvetica"/>
-                <w:color w:val="333333"/>
-                <w:sz w:val="21"/>
-                <w:szCs w:val="21"/>
-                <w:shd w:val="clear" w:color="auto" w:fill="FFFFFF"/>
-              </w:rPr>
-              <w:t>:</w:t>
-            </w:r>
-            <w:r>
-              <w:rPr>
-                <w:rFonts w:ascii="Helvetica" w:eastAsia="Times New Roman" w:hAnsi="Helvetica" w:cs="Helvetica"/>
-                <w:color w:val="333333"/>
-                <w:sz w:val="21"/>
-                <w:szCs w:val="21"/>
-                <w:shd w:val="clear" w:color="auto" w:fill="FFFFFF"/>
-              </w:rPr>
-              <w:t>0</w:t>
-            </w:r>
-            <w:r>
-              <w:rPr>
-                <w:rFonts w:ascii="Helvetica" w:eastAsia="Times New Roman" w:hAnsi="Helvetica" w:cs="Helvetica"/>
-                <w:color w:val="333333"/>
-                <w:sz w:val="21"/>
-                <w:szCs w:val="21"/>
-                <w:shd w:val="clear" w:color="auto" w:fill="FFFFFF"/>
-              </w:rPr>
-              <w:t xml:space="preserve">]&gt; </w:t>
-            </w:r>
-            <w:r>
-              <w:rPr>
-                <w:rFonts w:ascii="Helvetica" w:eastAsia="Times New Roman" w:hAnsi="Helvetica" w:cs="Helvetica"/>
-                <w:color w:val="333333"/>
-                <w:sz w:val="21"/>
-                <w:szCs w:val="21"/>
-                <w:shd w:val="clear" w:color="auto" w:fill="FFFFFF"/>
-              </w:rPr>
-              <w:t>&lt;imm[1</w:t>
-            </w:r>
-            <w:r>
-              <w:rPr>
-                <w:rFonts w:ascii="Helvetica" w:eastAsia="Times New Roman" w:hAnsi="Helvetica" w:cs="Helvetica"/>
-                <w:color w:val="333333"/>
-                <w:sz w:val="21"/>
-                <w:szCs w:val="21"/>
-                <w:shd w:val="clear" w:color="auto" w:fill="FFFFFF"/>
-              </w:rPr>
-              <w:t>0</w:t>
-            </w:r>
-            <w:r>
-              <w:rPr>
-                <w:rFonts w:ascii="Helvetica" w:eastAsia="Times New Roman" w:hAnsi="Helvetica" w:cs="Helvetica"/>
-                <w:color w:val="333333"/>
-                <w:sz w:val="21"/>
-                <w:szCs w:val="21"/>
-                <w:shd w:val="clear" w:color="auto" w:fill="FFFFFF"/>
-              </w:rPr>
-              <w:t>]&gt;</w:t>
-            </w:r>
-            <w:r>
-              <w:rPr>
-                <w:rFonts w:ascii="Helvetica" w:eastAsia="Times New Roman" w:hAnsi="Helvetica" w:cs="Helvetica"/>
-                <w:color w:val="333333"/>
-                <w:sz w:val="21"/>
-                <w:szCs w:val="21"/>
-                <w:shd w:val="clear" w:color="auto" w:fill="FFFFFF"/>
-              </w:rPr>
-              <w:t xml:space="preserve"> &lt;imm[1</w:t>
-            </w:r>
-            <w:r>
-              <w:rPr>
-                <w:rFonts w:ascii="Helvetica" w:eastAsia="Times New Roman" w:hAnsi="Helvetica" w:cs="Helvetica"/>
-                <w:color w:val="333333"/>
-                <w:sz w:val="21"/>
-                <w:szCs w:val="21"/>
-                <w:shd w:val="clear" w:color="auto" w:fill="FFFFFF"/>
-              </w:rPr>
-              <w:t>8</w:t>
-            </w:r>
-            <w:r>
-              <w:rPr>
-                <w:rFonts w:ascii="Helvetica" w:eastAsia="Times New Roman" w:hAnsi="Helvetica" w:cs="Helvetica"/>
-                <w:color w:val="333333"/>
-                <w:sz w:val="21"/>
-                <w:szCs w:val="21"/>
-                <w:shd w:val="clear" w:color="auto" w:fill="FFFFFF"/>
-              </w:rPr>
-              <w:t>:1</w:t>
-            </w:r>
-            <w:r>
-              <w:rPr>
-                <w:rFonts w:ascii="Helvetica" w:eastAsia="Times New Roman" w:hAnsi="Helvetica" w:cs="Helvetica"/>
-                <w:color w:val="333333"/>
-                <w:sz w:val="21"/>
-                <w:szCs w:val="21"/>
-                <w:shd w:val="clear" w:color="auto" w:fill="FFFFFF"/>
-              </w:rPr>
-              <w:t>1</w:t>
-            </w:r>
-            <w:r>
-              <w:rPr>
-                <w:rFonts w:ascii="Helvetica" w:eastAsia="Times New Roman" w:hAnsi="Helvetica" w:cs="Helvetica"/>
-                <w:color w:val="333333"/>
-                <w:sz w:val="21"/>
-                <w:szCs w:val="21"/>
-                <w:shd w:val="clear" w:color="auto" w:fill="FFFFFF"/>
-              </w:rPr>
-              <w:t>]&gt;</w:t>
-            </w:r>
-            <w:r>
-              <w:rPr>
-                <w:rFonts w:ascii="Helvetica" w:eastAsia="Times New Roman" w:hAnsi="Helvetica" w:cs="Helvetica"/>
-                <w:color w:val="333333"/>
-                <w:sz w:val="21"/>
-                <w:szCs w:val="21"/>
-                <w:shd w:val="clear" w:color="auto" w:fill="FFFFFF"/>
-              </w:rPr>
-              <w:t>&lt;5-bit rd&gt;</w:t>
+            <w:proofErr w:type="gramEnd"/>
+            <w:r>
+              <w:rPr>
+                <w:rFonts w:ascii="Helvetica" w:eastAsia="Times New Roman" w:hAnsi="Helvetica" w:cs="Helvetica"/>
+                <w:color w:val="333333"/>
+                <w:sz w:val="21"/>
+                <w:szCs w:val="21"/>
+                <w:shd w:val="clear" w:color="auto" w:fill="FFFFFF"/>
+              </w:rPr>
+              <w:t>20]&gt; &lt;</w:t>
+            </w:r>
+            <w:proofErr w:type="spellStart"/>
+            <w:proofErr w:type="gramStart"/>
+            <w:r>
+              <w:rPr>
+                <w:rFonts w:ascii="Helvetica" w:eastAsia="Times New Roman" w:hAnsi="Helvetica" w:cs="Helvetica"/>
+                <w:color w:val="333333"/>
+                <w:sz w:val="21"/>
+                <w:szCs w:val="21"/>
+                <w:shd w:val="clear" w:color="auto" w:fill="FFFFFF"/>
+              </w:rPr>
+              <w:t>imm</w:t>
+            </w:r>
+            <w:proofErr w:type="spellEnd"/>
+            <w:r>
+              <w:rPr>
+                <w:rFonts w:ascii="Helvetica" w:eastAsia="Times New Roman" w:hAnsi="Helvetica" w:cs="Helvetica"/>
+                <w:color w:val="333333"/>
+                <w:sz w:val="21"/>
+                <w:szCs w:val="21"/>
+                <w:shd w:val="clear" w:color="auto" w:fill="FFFFFF"/>
+              </w:rPr>
+              <w:t>[</w:t>
+            </w:r>
+            <w:proofErr w:type="gramEnd"/>
+            <w:r>
+              <w:rPr>
+                <w:rFonts w:ascii="Helvetica" w:eastAsia="Times New Roman" w:hAnsi="Helvetica" w:cs="Helvetica"/>
+                <w:color w:val="333333"/>
+                <w:sz w:val="21"/>
+                <w:szCs w:val="21"/>
+                <w:shd w:val="clear" w:color="auto" w:fill="FFFFFF"/>
+              </w:rPr>
+              <w:t>10:1]&gt; &lt;</w:t>
+            </w:r>
+            <w:proofErr w:type="spellStart"/>
+            <w:proofErr w:type="gramStart"/>
+            <w:r>
+              <w:rPr>
+                <w:rFonts w:ascii="Helvetica" w:eastAsia="Times New Roman" w:hAnsi="Helvetica" w:cs="Helvetica"/>
+                <w:color w:val="333333"/>
+                <w:sz w:val="21"/>
+                <w:szCs w:val="21"/>
+                <w:shd w:val="clear" w:color="auto" w:fill="FFFFFF"/>
+              </w:rPr>
+              <w:t>imm</w:t>
+            </w:r>
+            <w:proofErr w:type="spellEnd"/>
+            <w:r>
+              <w:rPr>
+                <w:rFonts w:ascii="Helvetica" w:eastAsia="Times New Roman" w:hAnsi="Helvetica" w:cs="Helvetica"/>
+                <w:color w:val="333333"/>
+                <w:sz w:val="21"/>
+                <w:szCs w:val="21"/>
+                <w:shd w:val="clear" w:color="auto" w:fill="FFFFFF"/>
+              </w:rPr>
+              <w:t>[</w:t>
+            </w:r>
+            <w:proofErr w:type="gramEnd"/>
+            <w:r>
+              <w:rPr>
+                <w:rFonts w:ascii="Helvetica" w:eastAsia="Times New Roman" w:hAnsi="Helvetica" w:cs="Helvetica"/>
+                <w:color w:val="333333"/>
+                <w:sz w:val="21"/>
+                <w:szCs w:val="21"/>
+                <w:shd w:val="clear" w:color="auto" w:fill="FFFFFF"/>
+              </w:rPr>
+              <w:t>11]&gt; &lt;</w:t>
+            </w:r>
+            <w:proofErr w:type="spellStart"/>
+            <w:proofErr w:type="gramStart"/>
+            <w:r>
+              <w:rPr>
+                <w:rFonts w:ascii="Helvetica" w:eastAsia="Times New Roman" w:hAnsi="Helvetica" w:cs="Helvetica"/>
+                <w:color w:val="333333"/>
+                <w:sz w:val="21"/>
+                <w:szCs w:val="21"/>
+                <w:shd w:val="clear" w:color="auto" w:fill="FFFFFF"/>
+              </w:rPr>
+              <w:t>imm</w:t>
+            </w:r>
+            <w:proofErr w:type="spellEnd"/>
+            <w:r>
+              <w:rPr>
+                <w:rFonts w:ascii="Helvetica" w:eastAsia="Times New Roman" w:hAnsi="Helvetica" w:cs="Helvetica"/>
+                <w:color w:val="333333"/>
+                <w:sz w:val="21"/>
+                <w:szCs w:val="21"/>
+                <w:shd w:val="clear" w:color="auto" w:fill="FFFFFF"/>
+              </w:rPr>
+              <w:t>[</w:t>
+            </w:r>
+            <w:proofErr w:type="gramEnd"/>
+            <w:r>
+              <w:rPr>
+                <w:rFonts w:ascii="Helvetica" w:eastAsia="Times New Roman" w:hAnsi="Helvetica" w:cs="Helvetica"/>
+                <w:color w:val="333333"/>
+                <w:sz w:val="21"/>
+                <w:szCs w:val="21"/>
+                <w:shd w:val="clear" w:color="auto" w:fill="FFFFFF"/>
+              </w:rPr>
+              <w:t xml:space="preserve">19:12]&gt;&lt;5-bit </w:t>
+            </w:r>
+            <w:proofErr w:type="spellStart"/>
+            <w:r>
+              <w:rPr>
+                <w:rFonts w:ascii="Helvetica" w:eastAsia="Times New Roman" w:hAnsi="Helvetica" w:cs="Helvetica"/>
+                <w:color w:val="333333"/>
+                <w:sz w:val="21"/>
+                <w:szCs w:val="21"/>
+                <w:shd w:val="clear" w:color="auto" w:fill="FFFFFF"/>
+              </w:rPr>
+              <w:t>rd</w:t>
+            </w:r>
+            <w:proofErr w:type="spellEnd"/>
+            <w:r>
+              <w:rPr>
+                <w:rFonts w:ascii="Helvetica" w:eastAsia="Times New Roman" w:hAnsi="Helvetica" w:cs="Helvetica"/>
+                <w:color w:val="333333"/>
+                <w:sz w:val="21"/>
+                <w:szCs w:val="21"/>
+                <w:shd w:val="clear" w:color="auto" w:fill="FFFFFF"/>
+              </w:rPr>
+              <w:t>&gt;</w:t>
             </w:r>
             <w:r>
               <w:t xml:space="preserve"> </w:t>
@@ -5911,35 +7233,27 @@
               </w:rPr>
               <w:t xml:space="preserve">    </w:t>
             </w:r>
-            <w:r>
-              <w:rPr>
-                <w:rFonts w:ascii="Helvetica" w:eastAsia="Times New Roman" w:hAnsi="Helvetica" w:cs="Helvetica"/>
-                <w:color w:val="333333"/>
-                <w:sz w:val="21"/>
-                <w:szCs w:val="21"/>
-                <w:shd w:val="clear" w:color="auto" w:fill="FFFFFF"/>
-              </w:rPr>
-              <w:t>rd = not used</w:t>
-            </w:r>
-            <w:r>
-              <w:rPr>
-                <w:rFonts w:ascii="Helvetica" w:eastAsia="Times New Roman" w:hAnsi="Helvetica" w:cs="Helvetica"/>
-                <w:color w:val="333333"/>
-                <w:sz w:val="21"/>
-                <w:szCs w:val="21"/>
-                <w:shd w:val="clear" w:color="auto" w:fill="FFFFFF"/>
-              </w:rPr>
-              <w:t xml:space="preserve"> “00000</w:t>
-            </w:r>
-            <w:r>
-              <w:rPr>
-                <w:rFonts w:ascii="Helvetica" w:eastAsia="Times New Roman" w:hAnsi="Helvetica" w:cs="Helvetica"/>
-                <w:color w:val="333333"/>
-                <w:sz w:val="21"/>
-                <w:szCs w:val="21"/>
-                <w:shd w:val="clear" w:color="auto" w:fill="FFFFFF"/>
-              </w:rPr>
-              <w:t>”</w:t>
+            <w:proofErr w:type="spellStart"/>
+            <w:r>
+              <w:rPr>
+                <w:rFonts w:ascii="Helvetica" w:eastAsia="Times New Roman" w:hAnsi="Helvetica" w:cs="Helvetica"/>
+                <w:color w:val="333333"/>
+                <w:sz w:val="21"/>
+                <w:szCs w:val="21"/>
+                <w:shd w:val="clear" w:color="auto" w:fill="FFFFFF"/>
+              </w:rPr>
+              <w:t>rd</w:t>
+            </w:r>
+            <w:proofErr w:type="spellEnd"/>
+            <w:r>
+              <w:rPr>
+                <w:rFonts w:ascii="Helvetica" w:eastAsia="Times New Roman" w:hAnsi="Helvetica" w:cs="Helvetica"/>
+                <w:color w:val="333333"/>
+                <w:sz w:val="21"/>
+                <w:szCs w:val="21"/>
+                <w:shd w:val="clear" w:color="auto" w:fill="FFFFFF"/>
+              </w:rPr>
+              <w:t xml:space="preserve"> = not used “00000”</w:t>
             </w:r>
           </w:p>
           <w:p>
@@ -6003,6 +7317,7 @@
                 <w:shd w:val="clear" w:color="auto" w:fill="FFFFFF"/>
               </w:rPr>
             </w:pPr>
+            <w:proofErr w:type="gramStart"/>
             <w:r>
               <w:rPr>
                 <w:rFonts w:ascii="Helvetica" w:hAnsi="Helvetica" w:cs="Helvetica"/>
@@ -6011,8 +7326,9 @@
                 <w:szCs w:val="21"/>
                 <w:shd w:val="clear" w:color="auto" w:fill="FFFFFF"/>
               </w:rPr>
-              <w:t>So the final PC = PC + 4 + (sign extend)(imm</w:t>
-            </w:r>
+              <w:t>So</w:t>
+            </w:r>
+            <w:proofErr w:type="gramEnd"/>
             <w:r>
               <w:rPr>
                 <w:rFonts w:ascii="Helvetica" w:hAnsi="Helvetica" w:cs="Helvetica"/>
@@ -6021,8 +7337,42 @@
                 <w:szCs w:val="21"/>
                 <w:shd w:val="clear" w:color="auto" w:fill="FFFFFF"/>
               </w:rPr>
+              <w:t xml:space="preserve"> the final PC = PC + 4 + (sign </w:t>
+            </w:r>
+            <w:proofErr w:type="gramStart"/>
+            <w:r>
+              <w:rPr>
+                <w:rFonts w:ascii="Helvetica" w:hAnsi="Helvetica" w:cs="Helvetica"/>
+                <w:color w:val="333333"/>
+                <w:sz w:val="21"/>
+                <w:szCs w:val="21"/>
+                <w:shd w:val="clear" w:color="auto" w:fill="FFFFFF"/>
+              </w:rPr>
+              <w:t>extend)(</w:t>
+            </w:r>
+            <w:proofErr w:type="spellStart"/>
+            <w:r>
+              <w:rPr>
+                <w:rFonts w:ascii="Helvetica" w:hAnsi="Helvetica" w:cs="Helvetica"/>
+                <w:color w:val="333333"/>
+                <w:sz w:val="21"/>
+                <w:szCs w:val="21"/>
+                <w:shd w:val="clear" w:color="auto" w:fill="FFFFFF"/>
+              </w:rPr>
+              <w:t>imm</w:t>
+            </w:r>
+            <w:proofErr w:type="spellEnd"/>
+            <w:r>
+              <w:rPr>
+                <w:rFonts w:ascii="Helvetica" w:hAnsi="Helvetica" w:cs="Helvetica"/>
+                <w:color w:val="333333"/>
+                <w:sz w:val="21"/>
+                <w:szCs w:val="21"/>
+                <w:shd w:val="clear" w:color="auto" w:fill="FFFFFF"/>
+              </w:rPr>
               <w:t>[</w:t>
             </w:r>
+            <w:proofErr w:type="gramEnd"/>
             <w:r>
               <w:rPr>
                 <w:rFonts w:ascii="Helvetica" w:hAnsi="Helvetica" w:cs="Helvetica"/>
@@ -6031,37 +7381,7 @@
                 <w:szCs w:val="21"/>
                 <w:shd w:val="clear" w:color="auto" w:fill="FFFFFF"/>
               </w:rPr>
-              <w:t>19</w:t>
-            </w:r>
-            <w:r>
-              <w:rPr>
-                <w:rFonts w:ascii="Helvetica" w:hAnsi="Helvetica" w:cs="Helvetica"/>
-                <w:color w:val="333333"/>
-                <w:sz w:val="21"/>
-                <w:szCs w:val="21"/>
-                <w:shd w:val="clear" w:color="auto" w:fill="FFFFFF"/>
-              </w:rPr>
-              <w:t>:</w:t>
-            </w:r>
-            <w:r>
-              <w:rPr>
-                <w:rFonts w:ascii="Helvetica" w:hAnsi="Helvetica" w:cs="Helvetica"/>
-                <w:color w:val="333333"/>
-                <w:sz w:val="21"/>
-                <w:szCs w:val="21"/>
-                <w:shd w:val="clear" w:color="auto" w:fill="FFFFFF"/>
-              </w:rPr>
-              <w:t>0</w:t>
-            </w:r>
-            <w:r>
-              <w:rPr>
-                <w:rFonts w:ascii="Helvetica" w:hAnsi="Helvetica" w:cs="Helvetica"/>
-                <w:color w:val="333333"/>
-                <w:sz w:val="21"/>
-                <w:szCs w:val="21"/>
-                <w:shd w:val="clear" w:color="auto" w:fill="FFFFFF"/>
-              </w:rPr>
-              <w:t>])</w:t>
+              <w:t>20:1] &amp; “00”)</w:t>
             </w:r>
           </w:p>
           <w:p>
@@ -6082,8 +7402,10 @@
                 <w:szCs w:val="21"/>
                 <w:shd w:val="clear" w:color="auto" w:fill="FFFFFF"/>
               </w:rPr>
-              <w:t>Note: for our implementation, imm[</w:t>
-            </w:r>
+              <w:t xml:space="preserve">Note: for our implementation, </w:t>
+            </w:r>
+            <w:proofErr w:type="spellStart"/>
+            <w:proofErr w:type="gramStart"/>
             <w:r>
               <w:rPr>
                 <w:rFonts w:ascii="Helvetica" w:hAnsi="Helvetica" w:cs="Helvetica"/>
@@ -6092,8 +7414,9 @@
                 <w:szCs w:val="21"/>
                 <w:shd w:val="clear" w:color="auto" w:fill="FFFFFF"/>
               </w:rPr>
-              <w:t>19:0</w:t>
-            </w:r>
+              <w:t>imm</w:t>
+            </w:r>
+            <w:proofErr w:type="spellEnd"/>
             <w:r>
               <w:rPr>
                 <w:rFonts w:ascii="Helvetica" w:hAnsi="Helvetica" w:cs="Helvetica"/>
@@ -6102,8 +7425,9 @@
                 <w:szCs w:val="21"/>
                 <w:shd w:val="clear" w:color="auto" w:fill="FFFFFF"/>
               </w:rPr>
-              <w:t>] points to a byte</w:t>
-            </w:r>
+              <w:t>[</w:t>
+            </w:r>
+            <w:proofErr w:type="gramEnd"/>
             <w:r>
               <w:rPr>
                 <w:rFonts w:ascii="Helvetica" w:hAnsi="Helvetica" w:cs="Helvetica"/>
@@ -6112,7 +7436,7 @@
                 <w:szCs w:val="21"/>
                 <w:shd w:val="clear" w:color="auto" w:fill="FFFFFF"/>
               </w:rPr>
-              <w:t xml:space="preserve"> [not word or 16-bit]</w:t>
+              <w:t>20:1] points to a word [not a byte or 16-bit]</w:t>
             </w:r>
           </w:p>
           <w:p>
@@ -6208,8 +7532,20 @@
                 <w:szCs w:val="21"/>
                 <w:shd w:val="clear" w:color="auto" w:fill="FFFFFF"/>
               </w:rPr>
-              <w:t xml:space="preserve"> where</w:t>
-            </w:r>
+              <w:t xml:space="preserve"> </w:t>
+            </w:r>
+            <w:proofErr w:type="gramStart"/>
+            <w:r>
+              <w:rPr>
+                <w:rFonts w:ascii="Helvetica" w:eastAsia="Times New Roman" w:hAnsi="Helvetica" w:cs="Helvetica"/>
+                <w:color w:val="333333"/>
+                <w:sz w:val="21"/>
+                <w:szCs w:val="21"/>
+                <w:shd w:val="clear" w:color="auto" w:fill="FFFFFF"/>
+              </w:rPr>
+              <w:t>where</w:t>
+            </w:r>
+            <w:proofErr w:type="gramEnd"/>
           </w:p>
           <w:p>
             <w:pPr>
@@ -6233,6 +7569,7 @@
               </w:rPr>
               <w:t xml:space="preserve">     </w:t>
             </w:r>
+            <w:proofErr w:type="spellStart"/>
             <w:r>
               <w:rPr>
                 <w:rFonts w:ascii="Helvetica" w:eastAsia="Times New Roman" w:hAnsi="Helvetica" w:cs="Helvetica"/>
@@ -6243,8 +7580,9 @@
                 <w:szCs w:val="21"/>
                 <w:shd w:val="clear" w:color="auto" w:fill="FFFFFF"/>
               </w:rPr>
-              <w:t xml:space="preserve">subi </w:t>
-            </w:r>
+              <w:t>subi</w:t>
+            </w:r>
+            <w:proofErr w:type="spellEnd"/>
             <w:r>
               <w:rPr>
                 <w:rFonts w:ascii="Helvetica" w:eastAsia="Times New Roman" w:hAnsi="Helvetica" w:cs="Helvetica"/>
@@ -6255,8 +7593,9 @@
                 <w:szCs w:val="21"/>
                 <w:shd w:val="clear" w:color="auto" w:fill="FFFFFF"/>
               </w:rPr>
-              <w:t>rd, rs1, imm</w:t>
-            </w:r>
+              <w:t xml:space="preserve"> </w:t>
+            </w:r>
+            <w:proofErr w:type="spellStart"/>
             <w:r>
               <w:rPr>
                 <w:rFonts w:ascii="Helvetica" w:eastAsia="Times New Roman" w:hAnsi="Helvetica" w:cs="Helvetica"/>
@@ -6267,8 +7606,9 @@
                 <w:szCs w:val="21"/>
                 <w:shd w:val="clear" w:color="auto" w:fill="FFFFFF"/>
               </w:rPr>
-              <w:t xml:space="preserve"> </w:t>
-            </w:r>
+              <w:t>rd</w:t>
+            </w:r>
+            <w:proofErr w:type="spellEnd"/>
             <w:r>
               <w:rPr>
                 <w:rFonts w:ascii="Helvetica" w:eastAsia="Times New Roman" w:hAnsi="Helvetica" w:cs="Helvetica"/>
@@ -6279,8 +7619,9 @@
                 <w:szCs w:val="21"/>
                 <w:shd w:val="clear" w:color="auto" w:fill="FFFFFF"/>
               </w:rPr>
-              <w:t xml:space="preserve">       </w:t>
-            </w:r>
+              <w:t xml:space="preserve">, rs1, </w:t>
+            </w:r>
+            <w:proofErr w:type="spellStart"/>
             <w:r>
               <w:rPr>
                 <w:rFonts w:ascii="Helvetica" w:eastAsia="Times New Roman" w:hAnsi="Helvetica" w:cs="Helvetica"/>
@@ -6291,8 +7632,85 @@
                 <w:szCs w:val="21"/>
                 <w:shd w:val="clear" w:color="auto" w:fill="FFFFFF"/>
               </w:rPr>
-              <w:t xml:space="preserve"> # rd = rs1 - imm</w:t>
-            </w:r>
+              <w:t>imm</w:t>
+            </w:r>
+            <w:proofErr w:type="spellEnd"/>
+            <w:r>
+              <w:rPr>
+                <w:rFonts w:ascii="Helvetica" w:eastAsia="Times New Roman" w:hAnsi="Helvetica" w:cs="Helvetica"/>
+                <w:i/>
+                <w:iCs/>
+                <w:color w:val="333333"/>
+                <w:sz w:val="21"/>
+                <w:szCs w:val="21"/>
+                <w:shd w:val="clear" w:color="auto" w:fill="FFFFFF"/>
+              </w:rPr>
+              <w:t xml:space="preserve"> </w:t>
+            </w:r>
+            <w:r>
+              <w:rPr>
+                <w:rFonts w:ascii="Helvetica" w:eastAsia="Times New Roman" w:hAnsi="Helvetica" w:cs="Helvetica"/>
+                <w:i/>
+                <w:iCs/>
+                <w:color w:val="333333"/>
+                <w:sz w:val="21"/>
+                <w:szCs w:val="21"/>
+                <w:shd w:val="clear" w:color="auto" w:fill="FFFFFF"/>
+              </w:rPr>
+              <w:t xml:space="preserve">       </w:t>
+            </w:r>
+            <w:r>
+              <w:rPr>
+                <w:rFonts w:ascii="Helvetica" w:eastAsia="Times New Roman" w:hAnsi="Helvetica" w:cs="Helvetica"/>
+                <w:i/>
+                <w:iCs/>
+                <w:color w:val="333333"/>
+                <w:sz w:val="21"/>
+                <w:szCs w:val="21"/>
+                <w:shd w:val="clear" w:color="auto" w:fill="FFFFFF"/>
+              </w:rPr>
+              <w:t xml:space="preserve"> # </w:t>
+            </w:r>
+            <w:proofErr w:type="spellStart"/>
+            <w:r>
+              <w:rPr>
+                <w:rFonts w:ascii="Helvetica" w:eastAsia="Times New Roman" w:hAnsi="Helvetica" w:cs="Helvetica"/>
+                <w:i/>
+                <w:iCs/>
+                <w:color w:val="333333"/>
+                <w:sz w:val="21"/>
+                <w:szCs w:val="21"/>
+                <w:shd w:val="clear" w:color="auto" w:fill="FFFFFF"/>
+              </w:rPr>
+              <w:t>rd</w:t>
+            </w:r>
+            <w:proofErr w:type="spellEnd"/>
+            <w:r>
+              <w:rPr>
+                <w:rFonts w:ascii="Helvetica" w:eastAsia="Times New Roman" w:hAnsi="Helvetica" w:cs="Helvetica"/>
+                <w:i/>
+                <w:iCs/>
+                <w:color w:val="333333"/>
+                <w:sz w:val="21"/>
+                <w:szCs w:val="21"/>
+                <w:shd w:val="clear" w:color="auto" w:fill="FFFFFF"/>
+              </w:rPr>
+              <w:t xml:space="preserve"> = rs1 - </w:t>
+            </w:r>
+            <w:proofErr w:type="spellStart"/>
+            <w:r>
+              <w:rPr>
+                <w:rFonts w:ascii="Helvetica" w:eastAsia="Times New Roman" w:hAnsi="Helvetica" w:cs="Helvetica"/>
+                <w:i/>
+                <w:iCs/>
+                <w:color w:val="333333"/>
+                <w:sz w:val="21"/>
+                <w:szCs w:val="21"/>
+                <w:shd w:val="clear" w:color="auto" w:fill="FFFFFF"/>
+              </w:rPr>
+              <w:t>imm</w:t>
+            </w:r>
+            <w:proofErr w:type="spellEnd"/>
           </w:p>
           <w:p>
             <w:pPr>
@@ -6333,8 +7751,64 @@
                 <w:szCs w:val="21"/>
                 <w:shd w:val="clear" w:color="auto" w:fill="FFFFFF"/>
               </w:rPr>
-              <w:t xml:space="preserve">     addi rd rs1, imm</w:t>
-            </w:r>
+              <w:t xml:space="preserve">     </w:t>
+            </w:r>
+            <w:proofErr w:type="spellStart"/>
+            <w:r>
+              <w:rPr>
+                <w:rFonts w:ascii="Helvetica" w:eastAsia="Times New Roman" w:hAnsi="Helvetica" w:cs="Helvetica"/>
+                <w:color w:val="333333"/>
+                <w:sz w:val="21"/>
+                <w:szCs w:val="21"/>
+                <w:shd w:val="clear" w:color="auto" w:fill="FFFFFF"/>
+              </w:rPr>
+              <w:t>addi</w:t>
+            </w:r>
+            <w:proofErr w:type="spellEnd"/>
+            <w:r>
+              <w:rPr>
+                <w:rFonts w:ascii="Helvetica" w:eastAsia="Times New Roman" w:hAnsi="Helvetica" w:cs="Helvetica"/>
+                <w:color w:val="333333"/>
+                <w:sz w:val="21"/>
+                <w:szCs w:val="21"/>
+                <w:shd w:val="clear" w:color="auto" w:fill="FFFFFF"/>
+              </w:rPr>
+              <w:t xml:space="preserve"> </w:t>
+            </w:r>
+            <w:proofErr w:type="spellStart"/>
+            <w:r>
+              <w:rPr>
+                <w:rFonts w:ascii="Helvetica" w:eastAsia="Times New Roman" w:hAnsi="Helvetica" w:cs="Helvetica"/>
+                <w:color w:val="333333"/>
+                <w:sz w:val="21"/>
+                <w:szCs w:val="21"/>
+                <w:shd w:val="clear" w:color="auto" w:fill="FFFFFF"/>
+              </w:rPr>
+              <w:t>rd</w:t>
+            </w:r>
+            <w:proofErr w:type="spellEnd"/>
+            <w:r>
+              <w:rPr>
+                <w:rFonts w:ascii="Helvetica" w:eastAsia="Times New Roman" w:hAnsi="Helvetica" w:cs="Helvetica"/>
+                <w:color w:val="333333"/>
+                <w:sz w:val="21"/>
+                <w:szCs w:val="21"/>
+                <w:shd w:val="clear" w:color="auto" w:fill="FFFFFF"/>
+              </w:rPr>
+              <w:t xml:space="preserve"> rs1, </w:t>
+            </w:r>
+            <w:proofErr w:type="spellStart"/>
+            <w:r>
+              <w:rPr>
+                <w:rFonts w:ascii="Helvetica" w:eastAsia="Times New Roman" w:hAnsi="Helvetica" w:cs="Helvetica"/>
+                <w:color w:val="333333"/>
+                <w:sz w:val="21"/>
+                <w:szCs w:val="21"/>
+                <w:shd w:val="clear" w:color="auto" w:fill="FFFFFF"/>
+              </w:rPr>
+              <w:t>imm</w:t>
+            </w:r>
+            <w:proofErr w:type="spellEnd"/>
             <w:r>
               <w:rPr>
                 <w:rFonts w:ascii="Helvetica" w:eastAsia="Times New Roman" w:hAnsi="Helvetica" w:cs="Helvetica"/>
@@ -6363,18 +7837,52 @@
                 <w:szCs w:val="21"/>
                 <w:shd w:val="clear" w:color="auto" w:fill="FFFFFF"/>
               </w:rPr>
-              <w:t xml:space="preserve"> rd </w:t>
-            </w:r>
-            <w:r>
-              <w:rPr>
-                <w:rFonts w:ascii="Helvetica" w:eastAsia="Times New Roman" w:hAnsi="Helvetica" w:cs="Helvetica"/>
-                <w:color w:val="333333"/>
-                <w:sz w:val="21"/>
-                <w:szCs w:val="21"/>
-                <w:shd w:val="clear" w:color="auto" w:fill="FFFFFF"/>
-              </w:rPr>
-              <w:t>= rs1 + -imm</w:t>
-            </w:r>
+              <w:t xml:space="preserve"> </w:t>
+            </w:r>
+            <w:proofErr w:type="spellStart"/>
+            <w:r>
+              <w:rPr>
+                <w:rFonts w:ascii="Helvetica" w:eastAsia="Times New Roman" w:hAnsi="Helvetica" w:cs="Helvetica"/>
+                <w:color w:val="333333"/>
+                <w:sz w:val="21"/>
+                <w:szCs w:val="21"/>
+                <w:shd w:val="clear" w:color="auto" w:fill="FFFFFF"/>
+              </w:rPr>
+              <w:t>rd</w:t>
+            </w:r>
+            <w:proofErr w:type="spellEnd"/>
+            <w:r>
+              <w:rPr>
+                <w:rFonts w:ascii="Helvetica" w:eastAsia="Times New Roman" w:hAnsi="Helvetica" w:cs="Helvetica"/>
+                <w:color w:val="333333"/>
+                <w:sz w:val="21"/>
+                <w:szCs w:val="21"/>
+                <w:shd w:val="clear" w:color="auto" w:fill="FFFFFF"/>
+              </w:rPr>
+              <w:t xml:space="preserve"> </w:t>
+            </w:r>
+            <w:r>
+              <w:rPr>
+                <w:rFonts w:ascii="Helvetica" w:eastAsia="Times New Roman" w:hAnsi="Helvetica" w:cs="Helvetica"/>
+                <w:color w:val="333333"/>
+                <w:sz w:val="21"/>
+                <w:szCs w:val="21"/>
+                <w:shd w:val="clear" w:color="auto" w:fill="FFFFFF"/>
+              </w:rPr>
+              <w:t>= rs1 + -</w:t>
+            </w:r>
+            <w:proofErr w:type="spellStart"/>
+            <w:r>
+              <w:rPr>
+                <w:rFonts w:ascii="Helvetica" w:eastAsia="Times New Roman" w:hAnsi="Helvetica" w:cs="Helvetica"/>
+                <w:color w:val="333333"/>
+                <w:sz w:val="21"/>
+                <w:szCs w:val="21"/>
+                <w:shd w:val="clear" w:color="auto" w:fill="FFFFFF"/>
+              </w:rPr>
+              <w:t>imm</w:t>
+            </w:r>
+            <w:proofErr w:type="spellEnd"/>
           </w:p>
           <w:p>
             <w:pPr>
@@ -6458,7 +7966,29 @@
                 <w:szCs w:val="21"/>
                 <w:shd w:val="clear" w:color="auto" w:fill="FFFFFF"/>
               </w:rPr>
-              <w:t xml:space="preserve">    “&lt;12-bit imm&gt; &lt;5-bit rs1&gt;</w:t>
+              <w:t xml:space="preserve">    “&lt;12-bit </w:t>
+            </w:r>
+            <w:proofErr w:type="spellStart"/>
+            <w:r>
+              <w:rPr>
+                <w:rFonts w:ascii="Helvetica" w:eastAsia="Times New Roman" w:hAnsi="Helvetica" w:cs="Helvetica"/>
+                <w:color w:val="333333"/>
+                <w:sz w:val="21"/>
+                <w:szCs w:val="21"/>
+                <w:shd w:val="clear" w:color="auto" w:fill="FFFFFF"/>
+              </w:rPr>
+              <w:t>imm</w:t>
+            </w:r>
+            <w:proofErr w:type="spellEnd"/>
+            <w:r>
+              <w:rPr>
+                <w:rFonts w:ascii="Helvetica" w:eastAsia="Times New Roman" w:hAnsi="Helvetica" w:cs="Helvetica"/>
+                <w:color w:val="333333"/>
+                <w:sz w:val="21"/>
+                <w:szCs w:val="21"/>
+                <w:shd w:val="clear" w:color="auto" w:fill="FFFFFF"/>
+              </w:rPr>
+              <w:t>&gt; &lt;5-bit rs1&gt;</w:t>
             </w:r>
             <w:r>
               <w:t xml:space="preserve"> </w:t>
@@ -6471,7 +8001,29 @@
                 <w:szCs w:val="21"/>
                 <w:shd w:val="clear" w:color="auto" w:fill="FFFFFF"/>
               </w:rPr>
-              <w:t>&lt;3-bit funct3&gt; &lt;5-bit rd&gt;</w:t>
+              <w:t xml:space="preserve">&lt;3-bit funct3&gt; &lt;5-bit </w:t>
+            </w:r>
+            <w:proofErr w:type="spellStart"/>
+            <w:r>
+              <w:rPr>
+                <w:rFonts w:ascii="Helvetica" w:eastAsia="Times New Roman" w:hAnsi="Helvetica" w:cs="Helvetica"/>
+                <w:color w:val="333333"/>
+                <w:sz w:val="21"/>
+                <w:szCs w:val="21"/>
+                <w:shd w:val="clear" w:color="auto" w:fill="FFFFFF"/>
+              </w:rPr>
+              <w:t>rd</w:t>
+            </w:r>
+            <w:proofErr w:type="spellEnd"/>
+            <w:r>
+              <w:rPr>
+                <w:rFonts w:ascii="Helvetica" w:eastAsia="Times New Roman" w:hAnsi="Helvetica" w:cs="Helvetica"/>
+                <w:color w:val="333333"/>
+                <w:sz w:val="21"/>
+                <w:szCs w:val="21"/>
+                <w:shd w:val="clear" w:color="auto" w:fill="FFFFFF"/>
+              </w:rPr>
+              <w:t>&gt;</w:t>
             </w:r>
             <w:r>
               <w:t xml:space="preserve"> </w:t>
@@ -6609,6 +8161,7 @@
                 <w:shd w:val="clear" w:color="auto" w:fill="FFFFFF"/>
               </w:rPr>
             </w:pPr>
+            <w:proofErr w:type="spellStart"/>
             <w:r>
               <w:rPr>
                 <w:rFonts w:ascii="Helvetica" w:eastAsia="Times New Roman" w:hAnsi="Helvetica" w:cs="Helvetica"/>
@@ -6619,6 +8172,7 @@
               </w:rPr>
               <w:t>Load_Addr</w:t>
             </w:r>
+            <w:proofErr w:type="spellEnd"/>
           </w:p>
         </w:tc>
         <w:tc>
@@ -6683,7 +8237,29 @@
                 <w:szCs w:val="21"/>
                 <w:shd w:val="clear" w:color="auto" w:fill="FFFFFF"/>
               </w:rPr>
-              <w:t xml:space="preserve"> Since we cannot have a load with a 32-bit immediate value, this pseudo-instruction is replace with two instructions</w:t>
+              <w:t xml:space="preserve"> Since we cannot have a load with a 32-bit immediate value, this pseudo-instruction is </w:t>
+            </w:r>
+            <w:proofErr w:type="gramStart"/>
+            <w:r>
+              <w:rPr>
+                <w:rFonts w:ascii="Helvetica" w:eastAsia="Times New Roman" w:hAnsi="Helvetica" w:cs="Helvetica"/>
+                <w:color w:val="333333"/>
+                <w:sz w:val="21"/>
+                <w:szCs w:val="21"/>
+                <w:shd w:val="clear" w:color="auto" w:fill="FFFFFF"/>
+              </w:rPr>
+              <w:t>replace</w:t>
+            </w:r>
+            <w:proofErr w:type="gramEnd"/>
+            <w:r>
+              <w:rPr>
+                <w:rFonts w:ascii="Helvetica" w:eastAsia="Times New Roman" w:hAnsi="Helvetica" w:cs="Helvetica"/>
+                <w:color w:val="333333"/>
+                <w:sz w:val="21"/>
+                <w:szCs w:val="21"/>
+                <w:shd w:val="clear" w:color="auto" w:fill="FFFFFF"/>
+              </w:rPr>
+              <w:t xml:space="preserve"> with two instructions</w:t>
             </w:r>
             <w:r>
               <w:rPr>
@@ -6730,6 +8306,7 @@
               </w:rPr>
               <w:t xml:space="preserve">     </w:t>
             </w:r>
+            <w:proofErr w:type="spellStart"/>
             <w:r>
               <w:rPr>
                 <w:rFonts w:ascii="Helvetica" w:eastAsia="Times New Roman" w:hAnsi="Helvetica" w:cs="Helvetica"/>
@@ -6740,8 +8317,9 @@
                 <w:szCs w:val="21"/>
                 <w:shd w:val="clear" w:color="auto" w:fill="FFFFFF"/>
               </w:rPr>
-              <w:t xml:space="preserve">auipc </w:t>
-            </w:r>
+              <w:t>auipc</w:t>
+            </w:r>
+            <w:proofErr w:type="spellEnd"/>
             <w:r>
               <w:rPr>
                 <w:rFonts w:ascii="Helvetica" w:eastAsia="Times New Roman" w:hAnsi="Helvetica" w:cs="Helvetica"/>
@@ -6752,7 +8330,7 @@
                 <w:szCs w:val="21"/>
                 <w:shd w:val="clear" w:color="auto" w:fill="FFFFFF"/>
               </w:rPr>
-              <w:t>x5</w:t>
+              <w:t xml:space="preserve"> </w:t>
             </w:r>
             <w:r>
               <w:rPr>
@@ -6764,7 +8342,45 @@
                 <w:szCs w:val="21"/>
                 <w:shd w:val="clear" w:color="auto" w:fill="FFFFFF"/>
               </w:rPr>
-              <w:t>, offset[31:12]</w:t>
+              <w:t>x5</w:t>
+            </w:r>
+            <w:r>
+              <w:rPr>
+                <w:rFonts w:ascii="Helvetica" w:eastAsia="Times New Roman" w:hAnsi="Helvetica" w:cs="Helvetica"/>
+                <w:i/>
+                <w:iCs/>
+                <w:color w:val="333333"/>
+                <w:sz w:val="21"/>
+                <w:szCs w:val="21"/>
+                <w:shd w:val="clear" w:color="auto" w:fill="FFFFFF"/>
+              </w:rPr>
+              <w:t xml:space="preserve">, </w:t>
+            </w:r>
+            <w:proofErr w:type="gramStart"/>
+            <w:r>
+              <w:rPr>
+                <w:rFonts w:ascii="Helvetica" w:eastAsia="Times New Roman" w:hAnsi="Helvetica" w:cs="Helvetica"/>
+                <w:i/>
+                <w:iCs/>
+                <w:color w:val="333333"/>
+                <w:sz w:val="21"/>
+                <w:szCs w:val="21"/>
+                <w:shd w:val="clear" w:color="auto" w:fill="FFFFFF"/>
+              </w:rPr>
+              <w:t>offset[</w:t>
+            </w:r>
+            <w:proofErr w:type="gramEnd"/>
+            <w:r>
+              <w:rPr>
+                <w:rFonts w:ascii="Helvetica" w:eastAsia="Times New Roman" w:hAnsi="Helvetica" w:cs="Helvetica"/>
+                <w:i/>
+                <w:iCs/>
+                <w:color w:val="333333"/>
+                <w:sz w:val="21"/>
+                <w:szCs w:val="21"/>
+                <w:shd w:val="clear" w:color="auto" w:fill="FFFFFF"/>
+              </w:rPr>
+              <w:t>31:12]</w:t>
             </w:r>
           </w:p>
           <w:p>
@@ -6791,6 +8407,8 @@
               </w:rPr>
               <w:t xml:space="preserve">     </w:t>
             </w:r>
+            <w:proofErr w:type="spellStart"/>
+            <w:proofErr w:type="gramStart"/>
             <w:r>
               <w:rPr>
                 <w:rFonts w:ascii="Helvetica" w:eastAsia="Times New Roman" w:hAnsi="Helvetica" w:cs="Helvetica"/>
@@ -6801,8 +8419,9 @@
                 <w:szCs w:val="21"/>
                 <w:shd w:val="clear" w:color="auto" w:fill="FFFFFF"/>
               </w:rPr>
-              <w:t xml:space="preserve">addi  </w:t>
-            </w:r>
+              <w:t>addi</w:t>
+            </w:r>
+            <w:proofErr w:type="spellEnd"/>
             <w:r>
               <w:rPr>
                 <w:rFonts w:ascii="Helvetica" w:eastAsia="Times New Roman" w:hAnsi="Helvetica" w:cs="Helvetica"/>
@@ -6813,7 +8432,7 @@
                 <w:szCs w:val="21"/>
                 <w:shd w:val="clear" w:color="auto" w:fill="FFFFFF"/>
               </w:rPr>
-              <w:t>x5</w:t>
+              <w:t xml:space="preserve">  </w:t>
             </w:r>
             <w:r>
               <w:rPr>
@@ -6825,8 +8444,9 @@
                 <w:szCs w:val="21"/>
                 <w:shd w:val="clear" w:color="auto" w:fill="FFFFFF"/>
               </w:rPr>
-              <w:t xml:space="preserve">, </w:t>
-            </w:r>
+              <w:t>x</w:t>
+            </w:r>
+            <w:proofErr w:type="gramEnd"/>
             <w:r>
               <w:rPr>
                 <w:rFonts w:ascii="Helvetica" w:eastAsia="Times New Roman" w:hAnsi="Helvetica" w:cs="Helvetica"/>
@@ -6837,7 +8457,7 @@
                 <w:szCs w:val="21"/>
                 <w:shd w:val="clear" w:color="auto" w:fill="FFFFFF"/>
               </w:rPr>
-              <w:t>x5</w:t>
+              <w:t>5</w:t>
             </w:r>
             <w:r>
               <w:rPr>
@@ -6849,7 +8469,57 @@
                 <w:szCs w:val="21"/>
                 <w:shd w:val="clear" w:color="auto" w:fill="FFFFFF"/>
               </w:rPr>
-              <w:t>, offset[11:0</w:t>
+              <w:t xml:space="preserve">, </w:t>
+            </w:r>
+            <w:r>
+              <w:rPr>
+                <w:rFonts w:ascii="Helvetica" w:eastAsia="Times New Roman" w:hAnsi="Helvetica" w:cs="Helvetica"/>
+                <w:i/>
+                <w:iCs/>
+                <w:color w:val="333333"/>
+                <w:sz w:val="21"/>
+                <w:szCs w:val="21"/>
+                <w:shd w:val="clear" w:color="auto" w:fill="FFFFFF"/>
+              </w:rPr>
+              <w:t>x5</w:t>
+            </w:r>
+            <w:r>
+              <w:rPr>
+                <w:rFonts w:ascii="Helvetica" w:eastAsia="Times New Roman" w:hAnsi="Helvetica" w:cs="Helvetica"/>
+                <w:i/>
+                <w:iCs/>
+                <w:color w:val="333333"/>
+                <w:sz w:val="21"/>
+                <w:szCs w:val="21"/>
+                <w:shd w:val="clear" w:color="auto" w:fill="FFFFFF"/>
+              </w:rPr>
+              <w:t xml:space="preserve">, </w:t>
+            </w:r>
+            <w:proofErr w:type="gramStart"/>
+            <w:r>
+              <w:rPr>
+                <w:rFonts w:ascii="Helvetica" w:eastAsia="Times New Roman" w:hAnsi="Helvetica" w:cs="Helvetica"/>
+                <w:i/>
+                <w:iCs/>
+                <w:color w:val="333333"/>
+                <w:sz w:val="21"/>
+                <w:szCs w:val="21"/>
+                <w:shd w:val="clear" w:color="auto" w:fill="FFFFFF"/>
+              </w:rPr>
+              <w:t>offset[</w:t>
+            </w:r>
+            <w:proofErr w:type="gramEnd"/>
+            <w:r>
+              <w:rPr>
+                <w:rFonts w:ascii="Helvetica" w:eastAsia="Times New Roman" w:hAnsi="Helvetica" w:cs="Helvetica"/>
+                <w:i/>
+                <w:iCs/>
+                <w:color w:val="333333"/>
+                <w:sz w:val="21"/>
+                <w:szCs w:val="21"/>
+                <w:shd w:val="clear" w:color="auto" w:fill="FFFFFF"/>
+              </w:rPr>
+              <w:t>11:0</w:t>
             </w:r>
             <w:r>
               <w:rPr>
@@ -6882,8 +8552,20 @@
                 <w:szCs w:val="21"/>
                 <w:shd w:val="clear" w:color="auto" w:fill="FFFFFF"/>
               </w:rPr>
-              <w:t>Instead of doing this, we will create a custom instruction called load_addr</w:t>
-            </w:r>
+              <w:t xml:space="preserve">Instead of doing this, we will create a custom instruction called </w:t>
+            </w:r>
+            <w:proofErr w:type="spellStart"/>
+            <w:r>
+              <w:rPr>
+                <w:rFonts w:ascii="Helvetica" w:eastAsia="Times New Roman" w:hAnsi="Helvetica" w:cs="Helvetica"/>
+                <w:color w:val="333333"/>
+                <w:sz w:val="21"/>
+                <w:szCs w:val="21"/>
+                <w:shd w:val="clear" w:color="auto" w:fill="FFFFFF"/>
+              </w:rPr>
+              <w:t>load_addr</w:t>
+            </w:r>
+            <w:proofErr w:type="spellEnd"/>
             <w:r>
               <w:rPr>
                 <w:rFonts w:ascii="Helvetica" w:eastAsia="Times New Roman" w:hAnsi="Helvetica" w:cs="Helvetica"/>
@@ -6939,6 +8621,7 @@
               </w:rPr>
               <w:t>Format</w:t>
             </w:r>
+            <w:proofErr w:type="gramStart"/>
             <w:r>
               <w:rPr>
                 <w:rFonts w:ascii="Helvetica" w:eastAsia="Times New Roman" w:hAnsi="Helvetica" w:cs="Helvetica"/>
@@ -6959,6 +8642,7 @@
               </w:rPr>
               <w:t>“</w:t>
             </w:r>
+            <w:proofErr w:type="gramEnd"/>
             <w:r>
               <w:rPr>
                 <w:rFonts w:ascii="Helvetica" w:eastAsia="Times New Roman" w:hAnsi="Helvetica" w:cs="Helvetica"/>
@@ -6987,7 +8671,29 @@
                 <w:szCs w:val="21"/>
                 <w:shd w:val="clear" w:color="auto" w:fill="FFFFFF"/>
               </w:rPr>
-              <w:t>&lt;5-bit rd&gt;</w:t>
+              <w:t xml:space="preserve">&lt;5-bit </w:t>
+            </w:r>
+            <w:proofErr w:type="spellStart"/>
+            <w:r>
+              <w:rPr>
+                <w:rFonts w:ascii="Helvetica" w:eastAsia="Times New Roman" w:hAnsi="Helvetica" w:cs="Helvetica"/>
+                <w:color w:val="333333"/>
+                <w:sz w:val="21"/>
+                <w:szCs w:val="21"/>
+                <w:shd w:val="clear" w:color="auto" w:fill="FFFFFF"/>
+              </w:rPr>
+              <w:t>rd</w:t>
+            </w:r>
+            <w:proofErr w:type="spellEnd"/>
+            <w:r>
+              <w:rPr>
+                <w:rFonts w:ascii="Helvetica" w:eastAsia="Times New Roman" w:hAnsi="Helvetica" w:cs="Helvetica"/>
+                <w:color w:val="333333"/>
+                <w:sz w:val="21"/>
+                <w:szCs w:val="21"/>
+                <w:shd w:val="clear" w:color="auto" w:fill="FFFFFF"/>
+              </w:rPr>
+              <w:t>&gt;</w:t>
             </w:r>
             <w:r>
               <w:t xml:space="preserve"> </w:t>
@@ -7051,7 +8757,29 @@
                 <w:szCs w:val="21"/>
                 <w:shd w:val="clear" w:color="auto" w:fill="FFFFFF"/>
               </w:rPr>
-              <w:t xml:space="preserve">    rd = destination register</w:t>
+              <w:t xml:space="preserve">    </w:t>
+            </w:r>
+            <w:proofErr w:type="spellStart"/>
+            <w:r>
+              <w:rPr>
+                <w:rFonts w:ascii="Helvetica" w:eastAsia="Times New Roman" w:hAnsi="Helvetica" w:cs="Helvetica"/>
+                <w:color w:val="333333"/>
+                <w:sz w:val="21"/>
+                <w:szCs w:val="21"/>
+                <w:shd w:val="clear" w:color="auto" w:fill="FFFFFF"/>
+              </w:rPr>
+              <w:t>rd</w:t>
+            </w:r>
+            <w:proofErr w:type="spellEnd"/>
+            <w:r>
+              <w:rPr>
+                <w:rFonts w:ascii="Helvetica" w:eastAsia="Times New Roman" w:hAnsi="Helvetica" w:cs="Helvetica"/>
+                <w:color w:val="333333"/>
+                <w:sz w:val="21"/>
+                <w:szCs w:val="21"/>
+                <w:shd w:val="clear" w:color="auto" w:fill="FFFFFF"/>
+              </w:rPr>
+              <w:t xml:space="preserve"> = destination register</w:t>
             </w:r>
           </w:p>
           <w:p>
@@ -7189,6 +8917,7 @@
               </w:rPr>
               <w:t xml:space="preserve">In the RISC-V architecture, NOP is actually a pseudo-instruction, which is replaced by an instruction that does nothing, </w:t>
             </w:r>
+            <w:proofErr w:type="spellStart"/>
             <w:r>
               <w:rPr>
                 <w:rFonts w:ascii="Helvetica" w:eastAsia="Times New Roman" w:hAnsi="Helvetica" w:cs="Helvetica"/>
@@ -7199,7 +8928,20 @@
                 <w:szCs w:val="21"/>
                 <w:shd w:val="clear" w:color="auto" w:fill="FFFFFF"/>
               </w:rPr>
-              <w:t>addi x0, x0, 0</w:t>
+              <w:t>addi</w:t>
+            </w:r>
+            <w:proofErr w:type="spellEnd"/>
+            <w:r>
+              <w:rPr>
+                <w:rFonts w:ascii="Helvetica" w:eastAsia="Times New Roman" w:hAnsi="Helvetica" w:cs="Helvetica"/>
+                <w:i/>
+                <w:iCs/>
+                <w:color w:val="333333"/>
+                <w:sz w:val="21"/>
+                <w:szCs w:val="21"/>
+                <w:shd w:val="clear" w:color="auto" w:fill="FFFFFF"/>
+              </w:rPr>
+              <w:t xml:space="preserve"> x0, x0, 0</w:t>
             </w:r>
             <w:r>
               <w:rPr>
@@ -7297,26 +9039,150 @@
               </w:rPr>
               <w:t>your system will set all the control signals to zero (</w:t>
             </w:r>
-            <w:r>
-              <w:rPr>
-                <w:rFonts w:ascii="Helvetica" w:eastAsia="Times New Roman" w:hAnsi="Helvetica" w:cs="Helvetica"/>
-                <w:color w:val="333333"/>
-                <w:sz w:val="21"/>
-                <w:szCs w:val="21"/>
-                <w:shd w:val="clear" w:color="auto" w:fill="FFFFFF"/>
-              </w:rPr>
-              <w:t>reg_write &lt;= '0'; alu_src &lt;= '0'; mem_read &lt;= '0'; mem_write &lt;= '0'; branch &lt;= '0'; jump &lt;= '0'; load_addr &lt;= '0';</w:t>
-            </w:r>
-            <w:r>
-              <w:rPr>
-                <w:rFonts w:ascii="Helvetica" w:eastAsia="Times New Roman" w:hAnsi="Helvetica" w:cs="Helvetica"/>
-                <w:color w:val="333333"/>
-                <w:sz w:val="21"/>
-                <w:szCs w:val="21"/>
-                <w:shd w:val="clear" w:color="auto" w:fill="FFFFFF"/>
-              </w:rPr>
-              <w:t xml:space="preserve"> see control_unit.vhdl</w:t>
-            </w:r>
+            <w:proofErr w:type="spellStart"/>
+            <w:r>
+              <w:rPr>
+                <w:rFonts w:ascii="Helvetica" w:eastAsia="Times New Roman" w:hAnsi="Helvetica" w:cs="Helvetica"/>
+                <w:color w:val="333333"/>
+                <w:sz w:val="21"/>
+                <w:szCs w:val="21"/>
+                <w:shd w:val="clear" w:color="auto" w:fill="FFFFFF"/>
+              </w:rPr>
+              <w:t>reg_write</w:t>
+            </w:r>
+            <w:proofErr w:type="spellEnd"/>
+            <w:r>
+              <w:rPr>
+                <w:rFonts w:ascii="Helvetica" w:eastAsia="Times New Roman" w:hAnsi="Helvetica" w:cs="Helvetica"/>
+                <w:color w:val="333333"/>
+                <w:sz w:val="21"/>
+                <w:szCs w:val="21"/>
+                <w:shd w:val="clear" w:color="auto" w:fill="FFFFFF"/>
+              </w:rPr>
+              <w:t xml:space="preserve"> &lt;= '0'; </w:t>
+            </w:r>
+            <w:proofErr w:type="spellStart"/>
+            <w:r>
+              <w:rPr>
+                <w:rFonts w:ascii="Helvetica" w:eastAsia="Times New Roman" w:hAnsi="Helvetica" w:cs="Helvetica"/>
+                <w:color w:val="333333"/>
+                <w:sz w:val="21"/>
+                <w:szCs w:val="21"/>
+                <w:shd w:val="clear" w:color="auto" w:fill="FFFFFF"/>
+              </w:rPr>
+              <w:t>alu_src</w:t>
+            </w:r>
+            <w:proofErr w:type="spellEnd"/>
+            <w:r>
+              <w:rPr>
+                <w:rFonts w:ascii="Helvetica" w:eastAsia="Times New Roman" w:hAnsi="Helvetica" w:cs="Helvetica"/>
+                <w:color w:val="333333"/>
+                <w:sz w:val="21"/>
+                <w:szCs w:val="21"/>
+                <w:shd w:val="clear" w:color="auto" w:fill="FFFFFF"/>
+              </w:rPr>
+              <w:t xml:space="preserve"> &lt;= '0'; </w:t>
+            </w:r>
+            <w:proofErr w:type="spellStart"/>
+            <w:r>
+              <w:rPr>
+                <w:rFonts w:ascii="Helvetica" w:eastAsia="Times New Roman" w:hAnsi="Helvetica" w:cs="Helvetica"/>
+                <w:color w:val="333333"/>
+                <w:sz w:val="21"/>
+                <w:szCs w:val="21"/>
+                <w:shd w:val="clear" w:color="auto" w:fill="FFFFFF"/>
+              </w:rPr>
+              <w:t>mem_read</w:t>
+            </w:r>
+            <w:proofErr w:type="spellEnd"/>
+            <w:r>
+              <w:rPr>
+                <w:rFonts w:ascii="Helvetica" w:eastAsia="Times New Roman" w:hAnsi="Helvetica" w:cs="Helvetica"/>
+                <w:color w:val="333333"/>
+                <w:sz w:val="21"/>
+                <w:szCs w:val="21"/>
+                <w:shd w:val="clear" w:color="auto" w:fill="FFFFFF"/>
+              </w:rPr>
+              <w:t xml:space="preserve"> &lt;= '0'; </w:t>
+            </w:r>
+            <w:proofErr w:type="spellStart"/>
+            <w:r>
+              <w:rPr>
+                <w:rFonts w:ascii="Helvetica" w:eastAsia="Times New Roman" w:hAnsi="Helvetica" w:cs="Helvetica"/>
+                <w:color w:val="333333"/>
+                <w:sz w:val="21"/>
+                <w:szCs w:val="21"/>
+                <w:shd w:val="clear" w:color="auto" w:fill="FFFFFF"/>
+              </w:rPr>
+              <w:t>mem_write</w:t>
+            </w:r>
+            <w:proofErr w:type="spellEnd"/>
+            <w:r>
+              <w:rPr>
+                <w:rFonts w:ascii="Helvetica" w:eastAsia="Times New Roman" w:hAnsi="Helvetica" w:cs="Helvetica"/>
+                <w:color w:val="333333"/>
+                <w:sz w:val="21"/>
+                <w:szCs w:val="21"/>
+                <w:shd w:val="clear" w:color="auto" w:fill="FFFFFF"/>
+              </w:rPr>
+              <w:t xml:space="preserve"> &lt;= '0'; branch &lt;= '0'; jump &lt;= '0'; </w:t>
+            </w:r>
+            <w:proofErr w:type="spellStart"/>
+            <w:r>
+              <w:rPr>
+                <w:rFonts w:ascii="Helvetica" w:eastAsia="Times New Roman" w:hAnsi="Helvetica" w:cs="Helvetica"/>
+                <w:color w:val="333333"/>
+                <w:sz w:val="21"/>
+                <w:szCs w:val="21"/>
+                <w:shd w:val="clear" w:color="auto" w:fill="FFFFFF"/>
+              </w:rPr>
+              <w:t>load_addr</w:t>
+            </w:r>
+            <w:proofErr w:type="spellEnd"/>
+            <w:r>
+              <w:rPr>
+                <w:rFonts w:ascii="Helvetica" w:eastAsia="Times New Roman" w:hAnsi="Helvetica" w:cs="Helvetica"/>
+                <w:color w:val="333333"/>
+                <w:sz w:val="21"/>
+                <w:szCs w:val="21"/>
+                <w:shd w:val="clear" w:color="auto" w:fill="FFFFFF"/>
+              </w:rPr>
+              <w:t xml:space="preserve"> &lt;= '0';</w:t>
+            </w:r>
+            <w:r>
+              <w:rPr>
+                <w:rFonts w:ascii="Helvetica" w:eastAsia="Times New Roman" w:hAnsi="Helvetica" w:cs="Helvetica"/>
+                <w:color w:val="333333"/>
+                <w:sz w:val="21"/>
+                <w:szCs w:val="21"/>
+                <w:shd w:val="clear" w:color="auto" w:fill="FFFFFF"/>
+              </w:rPr>
+              <w:t xml:space="preserve"> see </w:t>
+            </w:r>
+            <w:proofErr w:type="spellStart"/>
+            <w:r>
+              <w:rPr>
+                <w:rFonts w:ascii="Helvetica" w:eastAsia="Times New Roman" w:hAnsi="Helvetica" w:cs="Helvetica"/>
+                <w:color w:val="333333"/>
+                <w:sz w:val="21"/>
+                <w:szCs w:val="21"/>
+                <w:shd w:val="clear" w:color="auto" w:fill="FFFFFF"/>
+              </w:rPr>
+              <w:t>control_</w:t>
+            </w:r>
+            <w:proofErr w:type="gramStart"/>
+            <w:r>
+              <w:rPr>
+                <w:rFonts w:ascii="Helvetica" w:eastAsia="Times New Roman" w:hAnsi="Helvetica" w:cs="Helvetica"/>
+                <w:color w:val="333333"/>
+                <w:sz w:val="21"/>
+                <w:szCs w:val="21"/>
+                <w:shd w:val="clear" w:color="auto" w:fill="FFFFFF"/>
+              </w:rPr>
+              <w:t>unit.vhdl</w:t>
+            </w:r>
+            <w:proofErr w:type="spellEnd"/>
+            <w:proofErr w:type="gramEnd"/>
           </w:p>
           <w:p>
             <w:pPr>
@@ -7574,8 +9440,21 @@
           <w:highlight w:val="yellow"/>
           <w:shd w:val="clear" w:color="auto" w:fill="FFFFFF"/>
         </w:rPr>
-        <w:t>Turn the completed diagram in via gradescope</w:t>
-      </w:r>
+        <w:t xml:space="preserve">Turn the completed diagram in via </w:t>
+      </w:r>
+      <w:proofErr w:type="spellStart"/>
+      <w:r>
+        <w:rPr>
+          <w:rFonts w:ascii="Helvetica" w:eastAsia="Times New Roman" w:hAnsi="Helvetica" w:cs="Helvetica"/>
+          <w:color w:val="333333"/>
+          <w:sz w:val="21"/>
+          <w:szCs w:val="21"/>
+          <w:highlight w:val="yellow"/>
+          <w:shd w:val="clear" w:color="auto" w:fill="FFFFFF"/>
+        </w:rPr>
+        <w:t>gradescope</w:t>
+      </w:r>
+      <w:proofErr w:type="spellEnd"/>
       <w:r>
         <w:rPr>
           <w:rFonts w:ascii="Helvetica" w:eastAsia="Times New Roman" w:hAnsi="Helvetica" w:cs="Helvetica"/>
@@ -7612,16 +9491,42 @@
         </w:rPr>
         <w:t xml:space="preserve">Add support for the custom SUBI instruction.  Should only require a modification to </w:t>
       </w:r>
-      <w:r>
-        <w:rPr>
-          <w:rFonts w:ascii="Helvetica" w:eastAsia="Times New Roman" w:hAnsi="Helvetica" w:cs="Helvetica"/>
-          <w:color w:val="333333"/>
-          <w:sz w:val="21"/>
-          <w:szCs w:val="21"/>
-          <w:shd w:val="clear" w:color="auto" w:fill="FFFFFF"/>
-        </w:rPr>
-        <w:t xml:space="preserve">alu_control.vhdl and </w:t>
-      </w:r>
+      <w:proofErr w:type="spellStart"/>
+      <w:r>
+        <w:rPr>
+          <w:rFonts w:ascii="Helvetica" w:eastAsia="Times New Roman" w:hAnsi="Helvetica" w:cs="Helvetica"/>
+          <w:color w:val="333333"/>
+          <w:sz w:val="21"/>
+          <w:szCs w:val="21"/>
+          <w:shd w:val="clear" w:color="auto" w:fill="FFFFFF"/>
+        </w:rPr>
+        <w:t>alu_</w:t>
+      </w:r>
+      <w:proofErr w:type="gramStart"/>
+      <w:r>
+        <w:rPr>
+          <w:rFonts w:ascii="Helvetica" w:eastAsia="Times New Roman" w:hAnsi="Helvetica" w:cs="Helvetica"/>
+          <w:color w:val="333333"/>
+          <w:sz w:val="21"/>
+          <w:szCs w:val="21"/>
+          <w:shd w:val="clear" w:color="auto" w:fill="FFFFFF"/>
+        </w:rPr>
+        <w:t>control.vhdl</w:t>
+      </w:r>
+      <w:proofErr w:type="spellEnd"/>
+      <w:proofErr w:type="gramEnd"/>
+      <w:r>
+        <w:rPr>
+          <w:rFonts w:ascii="Helvetica" w:eastAsia="Times New Roman" w:hAnsi="Helvetica" w:cs="Helvetica"/>
+          <w:color w:val="333333"/>
+          <w:sz w:val="21"/>
+          <w:szCs w:val="21"/>
+          <w:shd w:val="clear" w:color="auto" w:fill="FFFFFF"/>
+        </w:rPr>
+        <w:t xml:space="preserve"> and </w:t>
+      </w:r>
+      <w:proofErr w:type="spellStart"/>
+      <w:proofErr w:type="gramStart"/>
       <w:r>
         <w:rPr>
           <w:rFonts w:ascii="Helvetica" w:eastAsia="Times New Roman" w:hAnsi="Helvetica" w:cs="Helvetica"/>
@@ -7632,6 +9537,8 @@
         </w:rPr>
         <w:t>alu.vhdl</w:t>
       </w:r>
+      <w:proofErr w:type="spellEnd"/>
+      <w:proofErr w:type="gramEnd"/>
     </w:p>
     <w:p>
       <w:pPr>
@@ -7655,8 +9562,30 @@
           <w:sz w:val="21"/>
           <w:szCs w:val="21"/>
         </w:rPr>
-        <w:t>Remove syntax errors in instru_mem.vhdl</w:t>
-      </w:r>
+        <w:t xml:space="preserve">Remove syntax errors in </w:t>
+      </w:r>
+      <w:proofErr w:type="spellStart"/>
+      <w:r>
+        <w:rPr>
+          <w:rFonts w:ascii="Helvetica" w:eastAsia="Times New Roman" w:hAnsi="Helvetica" w:cs="Helvetica"/>
+          <w:color w:val="333333"/>
+          <w:sz w:val="21"/>
+          <w:szCs w:val="21"/>
+        </w:rPr>
+        <w:t>instru_</w:t>
+      </w:r>
+      <w:proofErr w:type="gramStart"/>
+      <w:r>
+        <w:rPr>
+          <w:rFonts w:ascii="Helvetica" w:eastAsia="Times New Roman" w:hAnsi="Helvetica" w:cs="Helvetica"/>
+          <w:color w:val="333333"/>
+          <w:sz w:val="21"/>
+          <w:szCs w:val="21"/>
+        </w:rPr>
+        <w:t>mem.vhdl</w:t>
+      </w:r>
+      <w:proofErr w:type="spellEnd"/>
+      <w:proofErr w:type="gramEnd"/>
       <w:r>
         <w:rPr>
           <w:rFonts w:ascii="Helvetica" w:eastAsia="Times New Roman" w:hAnsi="Helvetica" w:cs="Helvetica"/>
@@ -7673,7 +9602,27 @@
           <w:sz w:val="21"/>
           <w:szCs w:val="21"/>
         </w:rPr>
-        <w:t xml:space="preserve"> by commenting out array entries 1 through 8; so only entry 0 “addi x5, x0, 9</w:t>
+        <w:t xml:space="preserve"> by commenting out array entries 1 through 8; so only entry 0 “</w:t>
+      </w:r>
+      <w:proofErr w:type="spellStart"/>
+      <w:r>
+        <w:rPr>
+          <w:rFonts w:ascii="Helvetica" w:eastAsia="Times New Roman" w:hAnsi="Helvetica" w:cs="Helvetica"/>
+          <w:color w:val="333333"/>
+          <w:sz w:val="21"/>
+          <w:szCs w:val="21"/>
+        </w:rPr>
+        <w:t>addi</w:t>
+      </w:r>
+      <w:proofErr w:type="spellEnd"/>
+      <w:r>
+        <w:rPr>
+          <w:rFonts w:ascii="Helvetica" w:eastAsia="Times New Roman" w:hAnsi="Helvetica" w:cs="Helvetica"/>
+          <w:color w:val="333333"/>
+          <w:sz w:val="21"/>
+          <w:szCs w:val="21"/>
+        </w:rPr>
+        <w:t xml:space="preserve"> x5, x0, 9</w:t>
       </w:r>
       <w:r>
         <w:rPr>
@@ -7709,16 +9658,30 @@
         </w:rPr>
         <w:t xml:space="preserve">Complete </w:t>
       </w:r>
-      <w:r>
-        <w:rPr>
-          <w:rFonts w:ascii="Helvetica" w:eastAsia="Times New Roman" w:hAnsi="Helvetica" w:cs="Helvetica"/>
-          <w:color w:val="333333"/>
-          <w:sz w:val="21"/>
-          <w:szCs w:val="21"/>
-          <w:shd w:val="clear" w:color="auto" w:fill="FFFFFF"/>
-        </w:rPr>
-        <w:t>riscv_multicycle.vhdl</w:t>
-      </w:r>
+      <w:proofErr w:type="spellStart"/>
+      <w:r>
+        <w:rPr>
+          <w:rFonts w:ascii="Helvetica" w:eastAsia="Times New Roman" w:hAnsi="Helvetica" w:cs="Helvetica"/>
+          <w:color w:val="333333"/>
+          <w:sz w:val="21"/>
+          <w:szCs w:val="21"/>
+          <w:shd w:val="clear" w:color="auto" w:fill="FFFFFF"/>
+        </w:rPr>
+        <w:t>riscv_</w:t>
+      </w:r>
+      <w:proofErr w:type="gramStart"/>
+      <w:r>
+        <w:rPr>
+          <w:rFonts w:ascii="Helvetica" w:eastAsia="Times New Roman" w:hAnsi="Helvetica" w:cs="Helvetica"/>
+          <w:color w:val="333333"/>
+          <w:sz w:val="21"/>
+          <w:szCs w:val="21"/>
+          <w:shd w:val="clear" w:color="auto" w:fill="FFFFFF"/>
+        </w:rPr>
+        <w:t>multicycle.vhdl</w:t>
+      </w:r>
+      <w:proofErr w:type="spellEnd"/>
+      <w:proofErr w:type="gramEnd"/>
     </w:p>
     <w:p>
       <w:pPr>
@@ -7778,8 +9741,20 @@
           <w:szCs w:val="21"/>
           <w:shd w:val="clear" w:color="auto" w:fill="FFFFFF"/>
         </w:rPr>
-        <w:t>Run simulation in vivado</w:t>
-      </w:r>
+        <w:t xml:space="preserve">Run simulation in </w:t>
+      </w:r>
+      <w:proofErr w:type="spellStart"/>
+      <w:r>
+        <w:rPr>
+          <w:rFonts w:ascii="Helvetica" w:eastAsia="Times New Roman" w:hAnsi="Helvetica" w:cs="Helvetica"/>
+          <w:color w:val="333333"/>
+          <w:sz w:val="21"/>
+          <w:szCs w:val="21"/>
+          <w:shd w:val="clear" w:color="auto" w:fill="FFFFFF"/>
+        </w:rPr>
+        <w:t>vivado</w:t>
+      </w:r>
+      <w:proofErr w:type="spellEnd"/>
       <w:r>
         <w:rPr>
           <w:rFonts w:ascii="Helvetica" w:eastAsia="Times New Roman" w:hAnsi="Helvetica" w:cs="Helvetica"/>
@@ -7797,25 +9772,76 @@
           <w:sz w:val="21"/>
           <w:szCs w:val="21"/>
         </w:rPr>
-        <w:t xml:space="preserve">“addi x5, x0, 9”. </w:t>
-      </w:r>
-      <w:r>
-        <w:rPr>
-          <w:rFonts w:ascii="Helvetica" w:eastAsia="Times New Roman" w:hAnsi="Helvetica" w:cs="Helvetica"/>
-          <w:color w:val="333333"/>
-          <w:sz w:val="21"/>
-          <w:szCs w:val="21"/>
-        </w:rPr>
-        <w:t>The testbench tb_riscv_multi</w:t>
-      </w:r>
-      <w:r>
-        <w:rPr>
-          <w:rFonts w:ascii="Helvetica" w:eastAsia="Times New Roman" w:hAnsi="Helvetica" w:cs="Helvetica"/>
-          <w:color w:val="333333"/>
-          <w:sz w:val="21"/>
-          <w:szCs w:val="21"/>
-        </w:rPr>
-        <w:t xml:space="preserve">cycle.vhdl is already created for you and should not need any modifications. Also, the simulation </w:t>
+        <w:t>“</w:t>
+      </w:r>
+      <w:proofErr w:type="spellStart"/>
+      <w:r>
+        <w:rPr>
+          <w:rFonts w:ascii="Helvetica" w:eastAsia="Times New Roman" w:hAnsi="Helvetica" w:cs="Helvetica"/>
+          <w:color w:val="333333"/>
+          <w:sz w:val="21"/>
+          <w:szCs w:val="21"/>
+        </w:rPr>
+        <w:t>addi</w:t>
+      </w:r>
+      <w:proofErr w:type="spellEnd"/>
+      <w:r>
+        <w:rPr>
+          <w:rFonts w:ascii="Helvetica" w:eastAsia="Times New Roman" w:hAnsi="Helvetica" w:cs="Helvetica"/>
+          <w:color w:val="333333"/>
+          <w:sz w:val="21"/>
+          <w:szCs w:val="21"/>
+        </w:rPr>
+        <w:t xml:space="preserve"> x5, x0, 9”. </w:t>
+      </w:r>
+      <w:r>
+        <w:rPr>
+          <w:rFonts w:ascii="Helvetica" w:eastAsia="Times New Roman" w:hAnsi="Helvetica" w:cs="Helvetica"/>
+          <w:color w:val="333333"/>
+          <w:sz w:val="21"/>
+          <w:szCs w:val="21"/>
+        </w:rPr>
+        <w:t xml:space="preserve">The testbench </w:t>
+      </w:r>
+      <w:proofErr w:type="spellStart"/>
+      <w:r>
+        <w:rPr>
+          <w:rFonts w:ascii="Helvetica" w:eastAsia="Times New Roman" w:hAnsi="Helvetica" w:cs="Helvetica"/>
+          <w:color w:val="333333"/>
+          <w:sz w:val="21"/>
+          <w:szCs w:val="21"/>
+        </w:rPr>
+        <w:t>tb_riscv_</w:t>
+      </w:r>
+      <w:proofErr w:type="gramStart"/>
+      <w:r>
+        <w:rPr>
+          <w:rFonts w:ascii="Helvetica" w:eastAsia="Times New Roman" w:hAnsi="Helvetica" w:cs="Helvetica"/>
+          <w:color w:val="333333"/>
+          <w:sz w:val="21"/>
+          <w:szCs w:val="21"/>
+        </w:rPr>
+        <w:t>multi</w:t>
+      </w:r>
+      <w:r>
+        <w:rPr>
+          <w:rFonts w:ascii="Helvetica" w:eastAsia="Times New Roman" w:hAnsi="Helvetica" w:cs="Helvetica"/>
+          <w:color w:val="333333"/>
+          <w:sz w:val="21"/>
+          <w:szCs w:val="21"/>
+        </w:rPr>
+        <w:t>cycle.vhdl</w:t>
+      </w:r>
+      <w:proofErr w:type="spellEnd"/>
+      <w:proofErr w:type="gramEnd"/>
+      <w:r>
+        <w:rPr>
+          <w:rFonts w:ascii="Helvetica" w:eastAsia="Times New Roman" w:hAnsi="Helvetica" w:cs="Helvetica"/>
+          <w:color w:val="333333"/>
+          <w:sz w:val="21"/>
+          <w:szCs w:val="21"/>
+        </w:rPr>
+        <w:t xml:space="preserve"> is already created for you and should not need any modifications. Also, the simulation </w:t>
       </w:r>
       <w:r>
         <w:rPr>
@@ -7842,7 +9868,38 @@
           <w:sz w:val="21"/>
           <w:szCs w:val="21"/>
         </w:rPr>
-        <w:t>, tb_riscv_multicycle_behav.wcfg is also given, which should have all the necessary signals</w:t>
+        <w:t xml:space="preserve">, </w:t>
+      </w:r>
+      <w:proofErr w:type="spellStart"/>
+      <w:r>
+        <w:rPr>
+          <w:rFonts w:ascii="Helvetica" w:eastAsia="Times New Roman" w:hAnsi="Helvetica" w:cs="Helvetica"/>
+          <w:color w:val="333333"/>
+          <w:sz w:val="21"/>
+          <w:szCs w:val="21"/>
+        </w:rPr>
+        <w:t>tb_riscv_multicycle_</w:t>
+      </w:r>
+      <w:proofErr w:type="gramStart"/>
+      <w:r>
+        <w:rPr>
+          <w:rFonts w:ascii="Helvetica" w:eastAsia="Times New Roman" w:hAnsi="Helvetica" w:cs="Helvetica"/>
+          <w:color w:val="333333"/>
+          <w:sz w:val="21"/>
+          <w:szCs w:val="21"/>
+        </w:rPr>
+        <w:t>behav.wcfg</w:t>
+      </w:r>
+      <w:proofErr w:type="spellEnd"/>
+      <w:proofErr w:type="gramEnd"/>
+      <w:r>
+        <w:rPr>
+          <w:rFonts w:ascii="Helvetica" w:eastAsia="Times New Roman" w:hAnsi="Helvetica" w:cs="Helvetica"/>
+          <w:color w:val="333333"/>
+          <w:sz w:val="21"/>
+          <w:szCs w:val="21"/>
+        </w:rPr>
+        <w:t xml:space="preserve"> is also given, which should have all the necessary signals</w:t>
       </w:r>
       <w:r>
         <w:rPr>
@@ -7895,7 +9952,319 @@
           <w:sz w:val="21"/>
           <w:szCs w:val="21"/>
         </w:rPr>
-        <w:t>Clk, reset, clock_counter, state, pc, NPC, next_PC, instr, opcode, rs1, reg1_data, rs2, reg2_data, rd, wb_rd, imm, alu_input_a,  alu_input_b, alu_result, alu_src, reg_write, reg_write_chip, display_x5</w:t>
+        <w:t xml:space="preserve">Clk, reset, </w:t>
+      </w:r>
+      <w:proofErr w:type="spellStart"/>
+      <w:r>
+        <w:rPr>
+          <w:rFonts w:ascii="Helvetica" w:eastAsia="Times New Roman" w:hAnsi="Helvetica" w:cs="Helvetica"/>
+          <w:i/>
+          <w:iCs/>
+          <w:color w:val="333333"/>
+          <w:sz w:val="21"/>
+          <w:szCs w:val="21"/>
+        </w:rPr>
+        <w:t>clock_counter</w:t>
+      </w:r>
+      <w:proofErr w:type="spellEnd"/>
+      <w:r>
+        <w:rPr>
+          <w:rFonts w:ascii="Helvetica" w:eastAsia="Times New Roman" w:hAnsi="Helvetica" w:cs="Helvetica"/>
+          <w:i/>
+          <w:iCs/>
+          <w:color w:val="333333"/>
+          <w:sz w:val="21"/>
+          <w:szCs w:val="21"/>
+        </w:rPr>
+        <w:t xml:space="preserve">, state, pc, NPC, </w:t>
+      </w:r>
+      <w:proofErr w:type="spellStart"/>
+      <w:r>
+        <w:rPr>
+          <w:rFonts w:ascii="Helvetica" w:eastAsia="Times New Roman" w:hAnsi="Helvetica" w:cs="Helvetica"/>
+          <w:i/>
+          <w:iCs/>
+          <w:color w:val="333333"/>
+          <w:sz w:val="21"/>
+          <w:szCs w:val="21"/>
+        </w:rPr>
+        <w:t>next_PC</w:t>
+      </w:r>
+      <w:proofErr w:type="spellEnd"/>
+      <w:r>
+        <w:rPr>
+          <w:rFonts w:ascii="Helvetica" w:eastAsia="Times New Roman" w:hAnsi="Helvetica" w:cs="Helvetica"/>
+          <w:i/>
+          <w:iCs/>
+          <w:color w:val="333333"/>
+          <w:sz w:val="21"/>
+          <w:szCs w:val="21"/>
+        </w:rPr>
+        <w:t xml:space="preserve">, </w:t>
+      </w:r>
+      <w:proofErr w:type="spellStart"/>
+      <w:r>
+        <w:rPr>
+          <w:rFonts w:ascii="Helvetica" w:eastAsia="Times New Roman" w:hAnsi="Helvetica" w:cs="Helvetica"/>
+          <w:i/>
+          <w:iCs/>
+          <w:color w:val="333333"/>
+          <w:sz w:val="21"/>
+          <w:szCs w:val="21"/>
+        </w:rPr>
+        <w:t>instr</w:t>
+      </w:r>
+      <w:proofErr w:type="spellEnd"/>
+      <w:r>
+        <w:rPr>
+          <w:rFonts w:ascii="Helvetica" w:eastAsia="Times New Roman" w:hAnsi="Helvetica" w:cs="Helvetica"/>
+          <w:i/>
+          <w:iCs/>
+          <w:color w:val="333333"/>
+          <w:sz w:val="21"/>
+          <w:szCs w:val="21"/>
+        </w:rPr>
+        <w:t xml:space="preserve">, opcode, rs1, reg1_data, rs2, reg2_data, </w:t>
+      </w:r>
+      <w:proofErr w:type="spellStart"/>
+      <w:r>
+        <w:rPr>
+          <w:rFonts w:ascii="Helvetica" w:eastAsia="Times New Roman" w:hAnsi="Helvetica" w:cs="Helvetica"/>
+          <w:i/>
+          <w:iCs/>
+          <w:color w:val="333333"/>
+          <w:sz w:val="21"/>
+          <w:szCs w:val="21"/>
+        </w:rPr>
+        <w:t>rd</w:t>
+      </w:r>
+      <w:proofErr w:type="spellEnd"/>
+      <w:r>
+        <w:rPr>
+          <w:rFonts w:ascii="Helvetica" w:eastAsia="Times New Roman" w:hAnsi="Helvetica" w:cs="Helvetica"/>
+          <w:i/>
+          <w:iCs/>
+          <w:color w:val="333333"/>
+          <w:sz w:val="21"/>
+          <w:szCs w:val="21"/>
+        </w:rPr>
+        <w:t xml:space="preserve">, </w:t>
+      </w:r>
+      <w:proofErr w:type="spellStart"/>
+      <w:r>
+        <w:rPr>
+          <w:rFonts w:ascii="Helvetica" w:eastAsia="Times New Roman" w:hAnsi="Helvetica" w:cs="Helvetica"/>
+          <w:i/>
+          <w:iCs/>
+          <w:color w:val="333333"/>
+          <w:sz w:val="21"/>
+          <w:szCs w:val="21"/>
+        </w:rPr>
+        <w:t>wb_rd</w:t>
+      </w:r>
+      <w:proofErr w:type="spellEnd"/>
+      <w:r>
+        <w:rPr>
+          <w:rFonts w:ascii="Helvetica" w:eastAsia="Times New Roman" w:hAnsi="Helvetica" w:cs="Helvetica"/>
+          <w:i/>
+          <w:iCs/>
+          <w:color w:val="333333"/>
+          <w:sz w:val="21"/>
+          <w:szCs w:val="21"/>
+        </w:rPr>
+        <w:t xml:space="preserve">, </w:t>
+      </w:r>
+      <w:proofErr w:type="spellStart"/>
+      <w:r>
+        <w:rPr>
+          <w:rFonts w:ascii="Helvetica" w:eastAsia="Times New Roman" w:hAnsi="Helvetica" w:cs="Helvetica"/>
+          <w:i/>
+          <w:iCs/>
+          <w:color w:val="333333"/>
+          <w:sz w:val="21"/>
+          <w:szCs w:val="21"/>
+        </w:rPr>
+        <w:t>imm</w:t>
+      </w:r>
+      <w:proofErr w:type="spellEnd"/>
+      <w:r>
+        <w:rPr>
+          <w:rFonts w:ascii="Helvetica" w:eastAsia="Times New Roman" w:hAnsi="Helvetica" w:cs="Helvetica"/>
+          <w:i/>
+          <w:iCs/>
+          <w:color w:val="333333"/>
+          <w:sz w:val="21"/>
+          <w:szCs w:val="21"/>
+        </w:rPr>
+        <w:t xml:space="preserve">, </w:t>
+      </w:r>
+      <w:proofErr w:type="spellStart"/>
+      <w:r>
+        <w:rPr>
+          <w:rFonts w:ascii="Helvetica" w:eastAsia="Times New Roman" w:hAnsi="Helvetica" w:cs="Helvetica"/>
+          <w:i/>
+          <w:iCs/>
+          <w:color w:val="333333"/>
+          <w:sz w:val="21"/>
+          <w:szCs w:val="21"/>
+        </w:rPr>
+        <w:t>alu_input_</w:t>
+      </w:r>
+      <w:proofErr w:type="gramStart"/>
+      <w:r>
+        <w:rPr>
+          <w:rFonts w:ascii="Helvetica" w:eastAsia="Times New Roman" w:hAnsi="Helvetica" w:cs="Helvetica"/>
+          <w:i/>
+          <w:iCs/>
+          <w:color w:val="333333"/>
+          <w:sz w:val="21"/>
+          <w:szCs w:val="21"/>
+        </w:rPr>
+        <w:t>a</w:t>
+      </w:r>
+      <w:proofErr w:type="spellEnd"/>
+      <w:r>
+        <w:rPr>
+          <w:rFonts w:ascii="Helvetica" w:eastAsia="Times New Roman" w:hAnsi="Helvetica" w:cs="Helvetica"/>
+          <w:i/>
+          <w:iCs/>
+          <w:color w:val="333333"/>
+          <w:sz w:val="21"/>
+          <w:szCs w:val="21"/>
+        </w:rPr>
+        <w:t xml:space="preserve">,  </w:t>
+      </w:r>
+      <w:proofErr w:type="spellStart"/>
+      <w:r>
+        <w:rPr>
+          <w:rFonts w:ascii="Helvetica" w:eastAsia="Times New Roman" w:hAnsi="Helvetica" w:cs="Helvetica"/>
+          <w:i/>
+          <w:iCs/>
+          <w:color w:val="333333"/>
+          <w:sz w:val="21"/>
+          <w:szCs w:val="21"/>
+        </w:rPr>
+        <w:t>alu</w:t>
+      </w:r>
+      <w:proofErr w:type="gramEnd"/>
+      <w:r>
+        <w:rPr>
+          <w:rFonts w:ascii="Helvetica" w:eastAsia="Times New Roman" w:hAnsi="Helvetica" w:cs="Helvetica"/>
+          <w:i/>
+          <w:iCs/>
+          <w:color w:val="333333"/>
+          <w:sz w:val="21"/>
+          <w:szCs w:val="21"/>
+        </w:rPr>
+        <w:t>_input_b</w:t>
+      </w:r>
+      <w:proofErr w:type="spellEnd"/>
+      <w:r>
+        <w:rPr>
+          <w:rFonts w:ascii="Helvetica" w:eastAsia="Times New Roman" w:hAnsi="Helvetica" w:cs="Helvetica"/>
+          <w:i/>
+          <w:iCs/>
+          <w:color w:val="333333"/>
+          <w:sz w:val="21"/>
+          <w:szCs w:val="21"/>
+        </w:rPr>
+        <w:t xml:space="preserve">, </w:t>
+      </w:r>
+      <w:proofErr w:type="spellStart"/>
+      <w:r>
+        <w:rPr>
+          <w:rFonts w:ascii="Helvetica" w:eastAsia="Times New Roman" w:hAnsi="Helvetica" w:cs="Helvetica"/>
+          <w:i/>
+          <w:iCs/>
+          <w:color w:val="333333"/>
+          <w:sz w:val="21"/>
+          <w:szCs w:val="21"/>
+        </w:rPr>
+        <w:t>alu_result</w:t>
+      </w:r>
+      <w:proofErr w:type="spellEnd"/>
+      <w:r>
+        <w:rPr>
+          <w:rFonts w:ascii="Helvetica" w:eastAsia="Times New Roman" w:hAnsi="Helvetica" w:cs="Helvetica"/>
+          <w:i/>
+          <w:iCs/>
+          <w:color w:val="333333"/>
+          <w:sz w:val="21"/>
+          <w:szCs w:val="21"/>
+        </w:rPr>
+        <w:t xml:space="preserve">, </w:t>
+      </w:r>
+      <w:proofErr w:type="spellStart"/>
+      <w:r>
+        <w:rPr>
+          <w:rFonts w:ascii="Helvetica" w:eastAsia="Times New Roman" w:hAnsi="Helvetica" w:cs="Helvetica"/>
+          <w:i/>
+          <w:iCs/>
+          <w:color w:val="333333"/>
+          <w:sz w:val="21"/>
+          <w:szCs w:val="21"/>
+        </w:rPr>
+        <w:t>alu_src</w:t>
+      </w:r>
+      <w:proofErr w:type="spellEnd"/>
+      <w:r>
+        <w:rPr>
+          <w:rFonts w:ascii="Helvetica" w:eastAsia="Times New Roman" w:hAnsi="Helvetica" w:cs="Helvetica"/>
+          <w:i/>
+          <w:iCs/>
+          <w:color w:val="333333"/>
+          <w:sz w:val="21"/>
+          <w:szCs w:val="21"/>
+        </w:rPr>
+        <w:t xml:space="preserve">, </w:t>
+      </w:r>
+      <w:proofErr w:type="spellStart"/>
+      <w:r>
+        <w:rPr>
+          <w:rFonts w:ascii="Helvetica" w:eastAsia="Times New Roman" w:hAnsi="Helvetica" w:cs="Helvetica"/>
+          <w:i/>
+          <w:iCs/>
+          <w:color w:val="333333"/>
+          <w:sz w:val="21"/>
+          <w:szCs w:val="21"/>
+        </w:rPr>
+        <w:t>reg_write</w:t>
+      </w:r>
+      <w:proofErr w:type="spellEnd"/>
+      <w:r>
+        <w:rPr>
+          <w:rFonts w:ascii="Helvetica" w:eastAsia="Times New Roman" w:hAnsi="Helvetica" w:cs="Helvetica"/>
+          <w:i/>
+          <w:iCs/>
+          <w:color w:val="333333"/>
+          <w:sz w:val="21"/>
+          <w:szCs w:val="21"/>
+        </w:rPr>
+        <w:t xml:space="preserve">, </w:t>
+      </w:r>
+      <w:proofErr w:type="spellStart"/>
+      <w:r>
+        <w:rPr>
+          <w:rFonts w:ascii="Helvetica" w:eastAsia="Times New Roman" w:hAnsi="Helvetica" w:cs="Helvetica"/>
+          <w:i/>
+          <w:iCs/>
+          <w:color w:val="333333"/>
+          <w:sz w:val="21"/>
+          <w:szCs w:val="21"/>
+        </w:rPr>
+        <w:t>reg_write_chip</w:t>
+      </w:r>
+      <w:proofErr w:type="spellEnd"/>
+      <w:r>
+        <w:rPr>
+          <w:rFonts w:ascii="Helvetica" w:eastAsia="Times New Roman" w:hAnsi="Helvetica" w:cs="Helvetica"/>
+          <w:i/>
+          <w:iCs/>
+          <w:color w:val="333333"/>
+          <w:sz w:val="21"/>
+          <w:szCs w:val="21"/>
+        </w:rPr>
+        <w:t>, display_x5</w:t>
       </w:r>
     </w:p>
     <w:p>
@@ -7920,8 +10289,23 @@
           <w:highlight w:val="yellow"/>
           <w:shd w:val="clear" w:color="auto" w:fill="FFFFFF"/>
         </w:rPr>
-        <w:t>Turn in the simulation plot in gradescope</w:t>
-      </w:r>
+        <w:t xml:space="preserve">Turn in the simulation plot in </w:t>
+      </w:r>
+      <w:proofErr w:type="spellStart"/>
+      <w:r>
+        <w:rPr>
+          <w:rFonts w:ascii="Helvetica" w:eastAsia="Times New Roman" w:hAnsi="Helvetica" w:cs="Helvetica"/>
+          <w:b/>
+          <w:bCs/>
+          <w:color w:val="333333"/>
+          <w:sz w:val="21"/>
+          <w:szCs w:val="21"/>
+          <w:highlight w:val="yellow"/>
+          <w:shd w:val="clear" w:color="auto" w:fill="FFFFFF"/>
+        </w:rPr>
+        <w:t>gradescope</w:t>
+      </w:r>
+      <w:proofErr w:type="spellEnd"/>
       <w:r>
         <w:rPr>
           <w:rFonts w:ascii="Helvetica" w:eastAsia="Times New Roman" w:hAnsi="Helvetica" w:cs="Helvetica"/>
@@ -7991,15 +10375,28 @@
         </w:rPr>
         <w:t xml:space="preserve"> </w:t>
       </w:r>
-      <w:r>
-        <w:rPr>
-          <w:rFonts w:ascii="Helvetica" w:eastAsia="Times New Roman" w:hAnsi="Helvetica" w:cs="Helvetica"/>
-          <w:color w:val="333333"/>
-          <w:sz w:val="21"/>
-          <w:szCs w:val="21"/>
-        </w:rPr>
-        <w:t>instru_mem.vhdl</w:t>
-      </w:r>
+      <w:proofErr w:type="spellStart"/>
+      <w:r>
+        <w:rPr>
+          <w:rFonts w:ascii="Helvetica" w:eastAsia="Times New Roman" w:hAnsi="Helvetica" w:cs="Helvetica"/>
+          <w:color w:val="333333"/>
+          <w:sz w:val="21"/>
+          <w:szCs w:val="21"/>
+        </w:rPr>
+        <w:t>instru_</w:t>
+      </w:r>
+      <w:proofErr w:type="gramStart"/>
+      <w:r>
+        <w:rPr>
+          <w:rFonts w:ascii="Helvetica" w:eastAsia="Times New Roman" w:hAnsi="Helvetica" w:cs="Helvetica"/>
+          <w:color w:val="333333"/>
+          <w:sz w:val="21"/>
+          <w:szCs w:val="21"/>
+        </w:rPr>
+        <w:t>mem.vhdl</w:t>
+      </w:r>
+      <w:proofErr w:type="spellEnd"/>
+      <w:proofErr w:type="gramEnd"/>
       <w:r>
         <w:rPr>
           <w:rFonts w:ascii="Helvetica" w:eastAsia="Times New Roman" w:hAnsi="Helvetica" w:cs="Helvetica"/>
@@ -8018,6 +10415,7 @@
         </w:rPr>
         <w:t>, keeping array entry 0 “</w:t>
       </w:r>
+      <w:proofErr w:type="spellStart"/>
       <w:r>
         <w:rPr>
           <w:rFonts w:ascii="Helvetica" w:eastAsia="Times New Roman" w:hAnsi="Helvetica" w:cs="Helvetica"/>
@@ -8027,26 +10425,9 @@
           <w:sz w:val="21"/>
           <w:szCs w:val="21"/>
         </w:rPr>
-        <w:t>addi x5, x0, 9</w:t>
-      </w:r>
-      <w:r>
-        <w:rPr>
-          <w:rFonts w:ascii="Helvetica" w:eastAsia="Times New Roman" w:hAnsi="Helvetica" w:cs="Helvetica"/>
-          <w:color w:val="333333"/>
-          <w:sz w:val="21"/>
-          <w:szCs w:val="21"/>
-        </w:rPr>
-        <w:t xml:space="preserve">”, and adding </w:t>
-      </w:r>
-      <w:r>
-        <w:rPr>
-          <w:rFonts w:ascii="Helvetica" w:eastAsia="Times New Roman" w:hAnsi="Helvetica" w:cs="Helvetica"/>
-          <w:color w:val="333333"/>
-          <w:sz w:val="21"/>
-          <w:szCs w:val="21"/>
-        </w:rPr>
-        <w:t>entry 1 “</w:t>
-      </w:r>
+        <w:t>addi</w:t>
+      </w:r>
+      <w:proofErr w:type="spellEnd"/>
       <w:r>
         <w:rPr>
           <w:rFonts w:ascii="Helvetica" w:eastAsia="Times New Roman" w:hAnsi="Helvetica" w:cs="Helvetica"/>
@@ -8056,17 +10437,27 @@
           <w:sz w:val="21"/>
           <w:szCs w:val="21"/>
         </w:rPr>
-        <w:t>subi x5, x5, 4</w:t>
-      </w:r>
-      <w:r>
-        <w:rPr>
-          <w:rFonts w:ascii="Helvetica" w:eastAsia="Times New Roman" w:hAnsi="Helvetica" w:cs="Helvetica"/>
-          <w:color w:val="333333"/>
-          <w:sz w:val="21"/>
-          <w:szCs w:val="21"/>
-        </w:rPr>
-        <w:t>” and entry 2 “</w:t>
-      </w:r>
+        <w:t xml:space="preserve"> x5, x0, 9</w:t>
+      </w:r>
+      <w:r>
+        <w:rPr>
+          <w:rFonts w:ascii="Helvetica" w:eastAsia="Times New Roman" w:hAnsi="Helvetica" w:cs="Helvetica"/>
+          <w:color w:val="333333"/>
+          <w:sz w:val="21"/>
+          <w:szCs w:val="21"/>
+        </w:rPr>
+        <w:t xml:space="preserve">”, and adding </w:t>
+      </w:r>
+      <w:r>
+        <w:rPr>
+          <w:rFonts w:ascii="Helvetica" w:eastAsia="Times New Roman" w:hAnsi="Helvetica" w:cs="Helvetica"/>
+          <w:color w:val="333333"/>
+          <w:sz w:val="21"/>
+          <w:szCs w:val="21"/>
+        </w:rPr>
+        <w:t>entry 1 “</w:t>
+      </w:r>
+      <w:proofErr w:type="spellStart"/>
       <w:r>
         <w:rPr>
           <w:rFonts w:ascii="Helvetica" w:eastAsia="Times New Roman" w:hAnsi="Helvetica" w:cs="Helvetica"/>
@@ -8076,8 +10467,9 @@
           <w:sz w:val="21"/>
           <w:szCs w:val="21"/>
         </w:rPr>
-        <w:t>subi x5, x5, -</w:t>
-      </w:r>
+        <w:t>subi</w:t>
+      </w:r>
+      <w:proofErr w:type="spellEnd"/>
       <w:r>
         <w:rPr>
           <w:rFonts w:ascii="Helvetica" w:eastAsia="Times New Roman" w:hAnsi="Helvetica" w:cs="Helvetica"/>
@@ -8087,6 +10479,50 @@
           <w:sz w:val="21"/>
           <w:szCs w:val="21"/>
         </w:rPr>
+        <w:t xml:space="preserve"> x5, x5, 4</w:t>
+      </w:r>
+      <w:r>
+        <w:rPr>
+          <w:rFonts w:ascii="Helvetica" w:eastAsia="Times New Roman" w:hAnsi="Helvetica" w:cs="Helvetica"/>
+          <w:color w:val="333333"/>
+          <w:sz w:val="21"/>
+          <w:szCs w:val="21"/>
+        </w:rPr>
+        <w:t>” and entry 2 “</w:t>
+      </w:r>
+      <w:proofErr w:type="spellStart"/>
+      <w:r>
+        <w:rPr>
+          <w:rFonts w:ascii="Helvetica" w:eastAsia="Times New Roman" w:hAnsi="Helvetica" w:cs="Helvetica"/>
+          <w:i/>
+          <w:iCs/>
+          <w:color w:val="333333"/>
+          <w:sz w:val="21"/>
+          <w:szCs w:val="21"/>
+        </w:rPr>
+        <w:t>subi</w:t>
+      </w:r>
+      <w:proofErr w:type="spellEnd"/>
+      <w:r>
+        <w:rPr>
+          <w:rFonts w:ascii="Helvetica" w:eastAsia="Times New Roman" w:hAnsi="Helvetica" w:cs="Helvetica"/>
+          <w:i/>
+          <w:iCs/>
+          <w:color w:val="333333"/>
+          <w:sz w:val="21"/>
+          <w:szCs w:val="21"/>
+        </w:rPr>
+        <w:t xml:space="preserve"> x5, x5, -</w:t>
+      </w:r>
+      <w:r>
+        <w:rPr>
+          <w:rFonts w:ascii="Helvetica" w:eastAsia="Times New Roman" w:hAnsi="Helvetica" w:cs="Helvetica"/>
+          <w:i/>
+          <w:iCs/>
+          <w:color w:val="333333"/>
+          <w:sz w:val="21"/>
+          <w:szCs w:val="21"/>
+        </w:rPr>
         <w:t>4</w:t>
       </w:r>
       <w:r>
@@ -8115,7 +10551,29 @@
           <w:szCs w:val="21"/>
           <w:shd w:val="clear" w:color="auto" w:fill="FFFFFF"/>
         </w:rPr>
-        <w:t xml:space="preserve">Run simulation in vivado, testing the </w:t>
+        <w:t xml:space="preserve">Run simulation in </w:t>
+      </w:r>
+      <w:proofErr w:type="spellStart"/>
+      <w:r>
+        <w:rPr>
+          <w:rFonts w:ascii="Helvetica" w:eastAsia="Times New Roman" w:hAnsi="Helvetica" w:cs="Helvetica"/>
+          <w:color w:val="333333"/>
+          <w:sz w:val="21"/>
+          <w:szCs w:val="21"/>
+          <w:shd w:val="clear" w:color="auto" w:fill="FFFFFF"/>
+        </w:rPr>
+        <w:t>vivado</w:t>
+      </w:r>
+      <w:proofErr w:type="spellEnd"/>
+      <w:r>
+        <w:rPr>
+          <w:rFonts w:ascii="Helvetica" w:eastAsia="Times New Roman" w:hAnsi="Helvetica" w:cs="Helvetica"/>
+          <w:color w:val="333333"/>
+          <w:sz w:val="21"/>
+          <w:szCs w:val="21"/>
+          <w:shd w:val="clear" w:color="auto" w:fill="FFFFFF"/>
+        </w:rPr>
+        <w:t xml:space="preserve">, testing the </w:t>
       </w:r>
       <w:r>
         <w:rPr>
@@ -8160,7 +10618,319 @@
           <w:sz w:val="21"/>
           <w:szCs w:val="21"/>
         </w:rPr>
-        <w:t>Clk, reset, clock_counter, state, pc, NPC, next_PC, instr, opcode, rs1, reg1_data, rs2, reg2_data, rd, wb_rd, imm, alu_input_a,  alu_input_b, alu_result, alu_src, reg_write, reg_write_chip, display_x5</w:t>
+        <w:t xml:space="preserve">Clk, reset, </w:t>
+      </w:r>
+      <w:proofErr w:type="spellStart"/>
+      <w:r>
+        <w:rPr>
+          <w:rFonts w:ascii="Helvetica" w:eastAsia="Times New Roman" w:hAnsi="Helvetica" w:cs="Helvetica"/>
+          <w:i/>
+          <w:iCs/>
+          <w:color w:val="333333"/>
+          <w:sz w:val="21"/>
+          <w:szCs w:val="21"/>
+        </w:rPr>
+        <w:t>clock_counter</w:t>
+      </w:r>
+      <w:proofErr w:type="spellEnd"/>
+      <w:r>
+        <w:rPr>
+          <w:rFonts w:ascii="Helvetica" w:eastAsia="Times New Roman" w:hAnsi="Helvetica" w:cs="Helvetica"/>
+          <w:i/>
+          <w:iCs/>
+          <w:color w:val="333333"/>
+          <w:sz w:val="21"/>
+          <w:szCs w:val="21"/>
+        </w:rPr>
+        <w:t xml:space="preserve">, state, pc, NPC, </w:t>
+      </w:r>
+      <w:proofErr w:type="spellStart"/>
+      <w:r>
+        <w:rPr>
+          <w:rFonts w:ascii="Helvetica" w:eastAsia="Times New Roman" w:hAnsi="Helvetica" w:cs="Helvetica"/>
+          <w:i/>
+          <w:iCs/>
+          <w:color w:val="333333"/>
+          <w:sz w:val="21"/>
+          <w:szCs w:val="21"/>
+        </w:rPr>
+        <w:t>next_PC</w:t>
+      </w:r>
+      <w:proofErr w:type="spellEnd"/>
+      <w:r>
+        <w:rPr>
+          <w:rFonts w:ascii="Helvetica" w:eastAsia="Times New Roman" w:hAnsi="Helvetica" w:cs="Helvetica"/>
+          <w:i/>
+          <w:iCs/>
+          <w:color w:val="333333"/>
+          <w:sz w:val="21"/>
+          <w:szCs w:val="21"/>
+        </w:rPr>
+        <w:t xml:space="preserve">, </w:t>
+      </w:r>
+      <w:proofErr w:type="spellStart"/>
+      <w:r>
+        <w:rPr>
+          <w:rFonts w:ascii="Helvetica" w:eastAsia="Times New Roman" w:hAnsi="Helvetica" w:cs="Helvetica"/>
+          <w:i/>
+          <w:iCs/>
+          <w:color w:val="333333"/>
+          <w:sz w:val="21"/>
+          <w:szCs w:val="21"/>
+        </w:rPr>
+        <w:t>instr</w:t>
+      </w:r>
+      <w:proofErr w:type="spellEnd"/>
+      <w:r>
+        <w:rPr>
+          <w:rFonts w:ascii="Helvetica" w:eastAsia="Times New Roman" w:hAnsi="Helvetica" w:cs="Helvetica"/>
+          <w:i/>
+          <w:iCs/>
+          <w:color w:val="333333"/>
+          <w:sz w:val="21"/>
+          <w:szCs w:val="21"/>
+        </w:rPr>
+        <w:t xml:space="preserve">, opcode, rs1, reg1_data, rs2, reg2_data, </w:t>
+      </w:r>
+      <w:proofErr w:type="spellStart"/>
+      <w:r>
+        <w:rPr>
+          <w:rFonts w:ascii="Helvetica" w:eastAsia="Times New Roman" w:hAnsi="Helvetica" w:cs="Helvetica"/>
+          <w:i/>
+          <w:iCs/>
+          <w:color w:val="333333"/>
+          <w:sz w:val="21"/>
+          <w:szCs w:val="21"/>
+        </w:rPr>
+        <w:t>rd</w:t>
+      </w:r>
+      <w:proofErr w:type="spellEnd"/>
+      <w:r>
+        <w:rPr>
+          <w:rFonts w:ascii="Helvetica" w:eastAsia="Times New Roman" w:hAnsi="Helvetica" w:cs="Helvetica"/>
+          <w:i/>
+          <w:iCs/>
+          <w:color w:val="333333"/>
+          <w:sz w:val="21"/>
+          <w:szCs w:val="21"/>
+        </w:rPr>
+        <w:t xml:space="preserve">, </w:t>
+      </w:r>
+      <w:proofErr w:type="spellStart"/>
+      <w:r>
+        <w:rPr>
+          <w:rFonts w:ascii="Helvetica" w:eastAsia="Times New Roman" w:hAnsi="Helvetica" w:cs="Helvetica"/>
+          <w:i/>
+          <w:iCs/>
+          <w:color w:val="333333"/>
+          <w:sz w:val="21"/>
+          <w:szCs w:val="21"/>
+        </w:rPr>
+        <w:t>wb_rd</w:t>
+      </w:r>
+      <w:proofErr w:type="spellEnd"/>
+      <w:r>
+        <w:rPr>
+          <w:rFonts w:ascii="Helvetica" w:eastAsia="Times New Roman" w:hAnsi="Helvetica" w:cs="Helvetica"/>
+          <w:i/>
+          <w:iCs/>
+          <w:color w:val="333333"/>
+          <w:sz w:val="21"/>
+          <w:szCs w:val="21"/>
+        </w:rPr>
+        <w:t xml:space="preserve">, </w:t>
+      </w:r>
+      <w:proofErr w:type="spellStart"/>
+      <w:r>
+        <w:rPr>
+          <w:rFonts w:ascii="Helvetica" w:eastAsia="Times New Roman" w:hAnsi="Helvetica" w:cs="Helvetica"/>
+          <w:i/>
+          <w:iCs/>
+          <w:color w:val="333333"/>
+          <w:sz w:val="21"/>
+          <w:szCs w:val="21"/>
+        </w:rPr>
+        <w:t>imm</w:t>
+      </w:r>
+      <w:proofErr w:type="spellEnd"/>
+      <w:r>
+        <w:rPr>
+          <w:rFonts w:ascii="Helvetica" w:eastAsia="Times New Roman" w:hAnsi="Helvetica" w:cs="Helvetica"/>
+          <w:i/>
+          <w:iCs/>
+          <w:color w:val="333333"/>
+          <w:sz w:val="21"/>
+          <w:szCs w:val="21"/>
+        </w:rPr>
+        <w:t xml:space="preserve">, </w:t>
+      </w:r>
+      <w:proofErr w:type="spellStart"/>
+      <w:r>
+        <w:rPr>
+          <w:rFonts w:ascii="Helvetica" w:eastAsia="Times New Roman" w:hAnsi="Helvetica" w:cs="Helvetica"/>
+          <w:i/>
+          <w:iCs/>
+          <w:color w:val="333333"/>
+          <w:sz w:val="21"/>
+          <w:szCs w:val="21"/>
+        </w:rPr>
+        <w:t>alu_input_</w:t>
+      </w:r>
+      <w:proofErr w:type="gramStart"/>
+      <w:r>
+        <w:rPr>
+          <w:rFonts w:ascii="Helvetica" w:eastAsia="Times New Roman" w:hAnsi="Helvetica" w:cs="Helvetica"/>
+          <w:i/>
+          <w:iCs/>
+          <w:color w:val="333333"/>
+          <w:sz w:val="21"/>
+          <w:szCs w:val="21"/>
+        </w:rPr>
+        <w:t>a</w:t>
+      </w:r>
+      <w:proofErr w:type="spellEnd"/>
+      <w:r>
+        <w:rPr>
+          <w:rFonts w:ascii="Helvetica" w:eastAsia="Times New Roman" w:hAnsi="Helvetica" w:cs="Helvetica"/>
+          <w:i/>
+          <w:iCs/>
+          <w:color w:val="333333"/>
+          <w:sz w:val="21"/>
+          <w:szCs w:val="21"/>
+        </w:rPr>
+        <w:t xml:space="preserve">,  </w:t>
+      </w:r>
+      <w:proofErr w:type="spellStart"/>
+      <w:r>
+        <w:rPr>
+          <w:rFonts w:ascii="Helvetica" w:eastAsia="Times New Roman" w:hAnsi="Helvetica" w:cs="Helvetica"/>
+          <w:i/>
+          <w:iCs/>
+          <w:color w:val="333333"/>
+          <w:sz w:val="21"/>
+          <w:szCs w:val="21"/>
+        </w:rPr>
+        <w:t>alu</w:t>
+      </w:r>
+      <w:proofErr w:type="gramEnd"/>
+      <w:r>
+        <w:rPr>
+          <w:rFonts w:ascii="Helvetica" w:eastAsia="Times New Roman" w:hAnsi="Helvetica" w:cs="Helvetica"/>
+          <w:i/>
+          <w:iCs/>
+          <w:color w:val="333333"/>
+          <w:sz w:val="21"/>
+          <w:szCs w:val="21"/>
+        </w:rPr>
+        <w:t>_input_b</w:t>
+      </w:r>
+      <w:proofErr w:type="spellEnd"/>
+      <w:r>
+        <w:rPr>
+          <w:rFonts w:ascii="Helvetica" w:eastAsia="Times New Roman" w:hAnsi="Helvetica" w:cs="Helvetica"/>
+          <w:i/>
+          <w:iCs/>
+          <w:color w:val="333333"/>
+          <w:sz w:val="21"/>
+          <w:szCs w:val="21"/>
+        </w:rPr>
+        <w:t xml:space="preserve">, </w:t>
+      </w:r>
+      <w:proofErr w:type="spellStart"/>
+      <w:r>
+        <w:rPr>
+          <w:rFonts w:ascii="Helvetica" w:eastAsia="Times New Roman" w:hAnsi="Helvetica" w:cs="Helvetica"/>
+          <w:i/>
+          <w:iCs/>
+          <w:color w:val="333333"/>
+          <w:sz w:val="21"/>
+          <w:szCs w:val="21"/>
+        </w:rPr>
+        <w:t>alu_result</w:t>
+      </w:r>
+      <w:proofErr w:type="spellEnd"/>
+      <w:r>
+        <w:rPr>
+          <w:rFonts w:ascii="Helvetica" w:eastAsia="Times New Roman" w:hAnsi="Helvetica" w:cs="Helvetica"/>
+          <w:i/>
+          <w:iCs/>
+          <w:color w:val="333333"/>
+          <w:sz w:val="21"/>
+          <w:szCs w:val="21"/>
+        </w:rPr>
+        <w:t xml:space="preserve">, </w:t>
+      </w:r>
+      <w:proofErr w:type="spellStart"/>
+      <w:r>
+        <w:rPr>
+          <w:rFonts w:ascii="Helvetica" w:eastAsia="Times New Roman" w:hAnsi="Helvetica" w:cs="Helvetica"/>
+          <w:i/>
+          <w:iCs/>
+          <w:color w:val="333333"/>
+          <w:sz w:val="21"/>
+          <w:szCs w:val="21"/>
+        </w:rPr>
+        <w:t>alu_src</w:t>
+      </w:r>
+      <w:proofErr w:type="spellEnd"/>
+      <w:r>
+        <w:rPr>
+          <w:rFonts w:ascii="Helvetica" w:eastAsia="Times New Roman" w:hAnsi="Helvetica" w:cs="Helvetica"/>
+          <w:i/>
+          <w:iCs/>
+          <w:color w:val="333333"/>
+          <w:sz w:val="21"/>
+          <w:szCs w:val="21"/>
+        </w:rPr>
+        <w:t xml:space="preserve">, </w:t>
+      </w:r>
+      <w:proofErr w:type="spellStart"/>
+      <w:r>
+        <w:rPr>
+          <w:rFonts w:ascii="Helvetica" w:eastAsia="Times New Roman" w:hAnsi="Helvetica" w:cs="Helvetica"/>
+          <w:i/>
+          <w:iCs/>
+          <w:color w:val="333333"/>
+          <w:sz w:val="21"/>
+          <w:szCs w:val="21"/>
+        </w:rPr>
+        <w:t>reg_write</w:t>
+      </w:r>
+      <w:proofErr w:type="spellEnd"/>
+      <w:r>
+        <w:rPr>
+          <w:rFonts w:ascii="Helvetica" w:eastAsia="Times New Roman" w:hAnsi="Helvetica" w:cs="Helvetica"/>
+          <w:i/>
+          <w:iCs/>
+          <w:color w:val="333333"/>
+          <w:sz w:val="21"/>
+          <w:szCs w:val="21"/>
+        </w:rPr>
+        <w:t xml:space="preserve">, </w:t>
+      </w:r>
+      <w:proofErr w:type="spellStart"/>
+      <w:r>
+        <w:rPr>
+          <w:rFonts w:ascii="Helvetica" w:eastAsia="Times New Roman" w:hAnsi="Helvetica" w:cs="Helvetica"/>
+          <w:i/>
+          <w:iCs/>
+          <w:color w:val="333333"/>
+          <w:sz w:val="21"/>
+          <w:szCs w:val="21"/>
+        </w:rPr>
+        <w:t>reg_write_chip</w:t>
+      </w:r>
+      <w:proofErr w:type="spellEnd"/>
+      <w:r>
+        <w:rPr>
+          <w:rFonts w:ascii="Helvetica" w:eastAsia="Times New Roman" w:hAnsi="Helvetica" w:cs="Helvetica"/>
+          <w:i/>
+          <w:iCs/>
+          <w:color w:val="333333"/>
+          <w:sz w:val="21"/>
+          <w:szCs w:val="21"/>
+        </w:rPr>
+        <w:t>, display_x5</w:t>
       </w:r>
     </w:p>
     <w:p>
@@ -8200,6 +10970,7 @@
         </w:rPr>
         <w:t xml:space="preserve">your </w:t>
       </w:r>
+      <w:proofErr w:type="spellStart"/>
       <w:r>
         <w:rPr>
           <w:rFonts w:ascii="Helvetica" w:eastAsia="Times New Roman" w:hAnsi="Helvetica" w:cs="Helvetica"/>
@@ -8210,8 +10981,9 @@
           <w:szCs w:val="21"/>
           <w:highlight w:val="yellow"/>
         </w:rPr>
-        <w:t>instru_mem.vhdl</w:t>
-      </w:r>
+        <w:t>instru_</w:t>
+      </w:r>
+      <w:proofErr w:type="gramStart"/>
       <w:r>
         <w:rPr>
           <w:rFonts w:ascii="Helvetica" w:eastAsia="Times New Roman" w:hAnsi="Helvetica" w:cs="Helvetica"/>
@@ -8221,10 +10993,11 @@
           <w:sz w:val="21"/>
           <w:szCs w:val="21"/>
           <w:highlight w:val="yellow"/>
-          <w:shd w:val="clear" w:color="auto" w:fill="FFFFFF"/>
-        </w:rPr>
-        <w:t xml:space="preserve"> code and </w:t>
-      </w:r>
+        </w:rPr>
+        <w:t>mem.vhdl</w:t>
+      </w:r>
+      <w:proofErr w:type="spellEnd"/>
+      <w:proofErr w:type="gramEnd"/>
       <w:r>
         <w:rPr>
           <w:rFonts w:ascii="Helvetica" w:eastAsia="Times New Roman" w:hAnsi="Helvetica" w:cs="Helvetica"/>
@@ -8236,8 +11009,36 @@
           <w:highlight w:val="yellow"/>
           <w:shd w:val="clear" w:color="auto" w:fill="FFFFFF"/>
         </w:rPr>
-        <w:t>the simulation plot in gradescope</w:t>
-      </w:r>
+        <w:t xml:space="preserve"> code and </w:t>
+      </w:r>
+      <w:r>
+        <w:rPr>
+          <w:rFonts w:ascii="Helvetica" w:eastAsia="Times New Roman" w:hAnsi="Helvetica" w:cs="Helvetica"/>
+          <w:b/>
+          <w:bCs/>
+          <w:color w:val="333333"/>
+          <w:sz w:val="21"/>
+          <w:szCs w:val="21"/>
+          <w:highlight w:val="yellow"/>
+          <w:shd w:val="clear" w:color="auto" w:fill="FFFFFF"/>
+        </w:rPr>
+        <w:t xml:space="preserve">the simulation plot in </w:t>
+      </w:r>
+      <w:proofErr w:type="spellStart"/>
+      <w:r>
+        <w:rPr>
+          <w:rFonts w:ascii="Helvetica" w:eastAsia="Times New Roman" w:hAnsi="Helvetica" w:cs="Helvetica"/>
+          <w:b/>
+          <w:bCs/>
+          <w:color w:val="333333"/>
+          <w:sz w:val="21"/>
+          <w:szCs w:val="21"/>
+          <w:highlight w:val="yellow"/>
+          <w:shd w:val="clear" w:color="auto" w:fill="FFFFFF"/>
+        </w:rPr>
+        <w:t>gradescope</w:t>
+      </w:r>
+      <w:proofErr w:type="spellEnd"/>
       <w:r>
         <w:rPr>
           <w:rFonts w:ascii="Helvetica" w:eastAsia="Times New Roman" w:hAnsi="Helvetica" w:cs="Helvetica"/>
@@ -8297,23 +11098,65 @@
         </w:rPr>
         <w:t xml:space="preserve">: Modify </w:t>
       </w:r>
-      <w:r>
-        <w:rPr>
-          <w:rFonts w:ascii="Helvetica" w:eastAsia="Times New Roman" w:hAnsi="Helvetica" w:cs="Helvetica"/>
-          <w:color w:val="333333"/>
-          <w:sz w:val="21"/>
-          <w:szCs w:val="21"/>
-        </w:rPr>
-        <w:t xml:space="preserve">instru_mem.vhdl, </w:t>
-      </w:r>
-      <w:r>
-        <w:rPr>
-          <w:rFonts w:ascii="Helvetica" w:eastAsia="Times New Roman" w:hAnsi="Helvetica" w:cs="Helvetica"/>
-          <w:color w:val="333333"/>
-          <w:sz w:val="21"/>
-          <w:szCs w:val="21"/>
-        </w:rPr>
-        <w:t>to implement the 9 lines of the main program. This will require creating the 32-bit assembly code word for each instruction. [</w:t>
+      <w:proofErr w:type="spellStart"/>
+      <w:r>
+        <w:rPr>
+          <w:rFonts w:ascii="Helvetica" w:eastAsia="Times New Roman" w:hAnsi="Helvetica" w:cs="Helvetica"/>
+          <w:color w:val="333333"/>
+          <w:sz w:val="21"/>
+          <w:szCs w:val="21"/>
+        </w:rPr>
+        <w:t>instru_</w:t>
+      </w:r>
+      <w:proofErr w:type="gramStart"/>
+      <w:r>
+        <w:rPr>
+          <w:rFonts w:ascii="Helvetica" w:eastAsia="Times New Roman" w:hAnsi="Helvetica" w:cs="Helvetica"/>
+          <w:color w:val="333333"/>
+          <w:sz w:val="21"/>
+          <w:szCs w:val="21"/>
+        </w:rPr>
+        <w:t>mem.vhdl</w:t>
+      </w:r>
+      <w:proofErr w:type="spellEnd"/>
+      <w:proofErr w:type="gramEnd"/>
+      <w:r>
+        <w:rPr>
+          <w:rFonts w:ascii="Helvetica" w:eastAsia="Times New Roman" w:hAnsi="Helvetica" w:cs="Helvetica"/>
+          <w:color w:val="333333"/>
+          <w:sz w:val="21"/>
+          <w:szCs w:val="21"/>
+        </w:rPr>
+        <w:t xml:space="preserve">, </w:t>
+      </w:r>
+      <w:r>
+        <w:rPr>
+          <w:rFonts w:ascii="Helvetica" w:eastAsia="Times New Roman" w:hAnsi="Helvetica" w:cs="Helvetica"/>
+          <w:color w:val="333333"/>
+          <w:sz w:val="21"/>
+          <w:szCs w:val="21"/>
+        </w:rPr>
+        <w:t xml:space="preserve">to implement the 9 lines of the main program. This will require creating the 32-bit assembly </w:t>
+      </w:r>
+      <w:proofErr w:type="gramStart"/>
+      <w:r>
+        <w:rPr>
+          <w:rFonts w:ascii="Helvetica" w:eastAsia="Times New Roman" w:hAnsi="Helvetica" w:cs="Helvetica"/>
+          <w:color w:val="333333"/>
+          <w:sz w:val="21"/>
+          <w:szCs w:val="21"/>
+        </w:rPr>
+        <w:t>code word</w:t>
+      </w:r>
+      <w:proofErr w:type="gramEnd"/>
+      <w:r>
+        <w:rPr>
+          <w:rFonts w:ascii="Helvetica" w:eastAsia="Times New Roman" w:hAnsi="Helvetica" w:cs="Helvetica"/>
+          <w:color w:val="333333"/>
+          <w:sz w:val="21"/>
+          <w:szCs w:val="21"/>
+        </w:rPr>
+        <w:t xml:space="preserve"> for each instruction. [</w:t>
       </w:r>
       <w:r>
         <w:rPr>
@@ -8335,15 +11178,28 @@
         </w:rPr>
         <w:t xml:space="preserve">: the data array is already stored in </w:t>
       </w:r>
-      <w:r>
-        <w:rPr>
-          <w:rFonts w:ascii="Helvetica" w:eastAsia="Times New Roman" w:hAnsi="Helvetica" w:cs="Helvetica"/>
-          <w:color w:val="333333"/>
-          <w:sz w:val="21"/>
-          <w:szCs w:val="21"/>
-        </w:rPr>
-        <w:t>data_mem.vhdl</w:t>
-      </w:r>
+      <w:proofErr w:type="spellStart"/>
+      <w:r>
+        <w:rPr>
+          <w:rFonts w:ascii="Helvetica" w:eastAsia="Times New Roman" w:hAnsi="Helvetica" w:cs="Helvetica"/>
+          <w:color w:val="333333"/>
+          <w:sz w:val="21"/>
+          <w:szCs w:val="21"/>
+        </w:rPr>
+        <w:t>data_</w:t>
+      </w:r>
+      <w:proofErr w:type="gramStart"/>
+      <w:r>
+        <w:rPr>
+          <w:rFonts w:ascii="Helvetica" w:eastAsia="Times New Roman" w:hAnsi="Helvetica" w:cs="Helvetica"/>
+          <w:color w:val="333333"/>
+          <w:sz w:val="21"/>
+          <w:szCs w:val="21"/>
+        </w:rPr>
+        <w:t>mem.vhdl</w:t>
+      </w:r>
+      <w:proofErr w:type="spellEnd"/>
+      <w:proofErr w:type="gramEnd"/>
       <w:r>
         <w:rPr>
           <w:rFonts w:ascii="Helvetica" w:eastAsia="Times New Roman" w:hAnsi="Helvetica" w:cs="Helvetica"/>
@@ -8455,6 +11311,7 @@
         </w:rPr>
         <w:t xml:space="preserve">Turn in your </w:t>
       </w:r>
+      <w:proofErr w:type="spellStart"/>
       <w:r>
         <w:rPr>
           <w:rFonts w:ascii="Helvetica" w:eastAsia="Times New Roman" w:hAnsi="Helvetica" w:cs="Helvetica"/>
@@ -8465,8 +11322,9 @@
           <w:szCs w:val="21"/>
           <w:highlight w:val="yellow"/>
         </w:rPr>
-        <w:t>instru_mem.vhdl</w:t>
-      </w:r>
+        <w:t>instru_</w:t>
+      </w:r>
+      <w:proofErr w:type="gramStart"/>
       <w:r>
         <w:rPr>
           <w:rFonts w:ascii="Helvetica" w:eastAsia="Times New Roman" w:hAnsi="Helvetica" w:cs="Helvetica"/>
@@ -8477,8 +11335,10 @@
           <w:szCs w:val="21"/>
           <w:highlight w:val="yellow"/>
         </w:rPr>
-        <w:t>*</w:t>
-      </w:r>
+        <w:t>mem.vhdl</w:t>
+      </w:r>
+      <w:proofErr w:type="spellEnd"/>
+      <w:proofErr w:type="gramEnd"/>
       <w:r>
         <w:rPr>
           <w:rFonts w:ascii="Helvetica" w:eastAsia="Times New Roman" w:hAnsi="Helvetica" w:cs="Helvetica"/>
@@ -8488,9 +11348,8 @@
           <w:sz w:val="21"/>
           <w:szCs w:val="21"/>
           <w:highlight w:val="yellow"/>
-          <w:shd w:val="clear" w:color="auto" w:fill="FFFFFF"/>
-        </w:rPr>
-        <w:t xml:space="preserve"> code</w:t>
+        </w:rPr>
+        <w:t>*</w:t>
       </w:r>
       <w:r>
         <w:rPr>
@@ -8503,7 +11362,7 @@
           <w:highlight w:val="yellow"/>
           <w:shd w:val="clear" w:color="auto" w:fill="FFFFFF"/>
         </w:rPr>
-        <w:t xml:space="preserve"> and 9 assembly code entries</w:t>
+        <w:t xml:space="preserve"> code</w:t>
       </w:r>
       <w:r>
         <w:rPr>
@@ -8516,8 +11375,36 @@
           <w:highlight w:val="yellow"/>
           <w:shd w:val="clear" w:color="auto" w:fill="FFFFFF"/>
         </w:rPr>
-        <w:t xml:space="preserve"> in gradescope</w:t>
-      </w:r>
+        <w:t xml:space="preserve"> and 9 assembly code entries</w:t>
+      </w:r>
+      <w:r>
+        <w:rPr>
+          <w:rFonts w:ascii="Helvetica" w:eastAsia="Times New Roman" w:hAnsi="Helvetica" w:cs="Helvetica"/>
+          <w:b/>
+          <w:bCs/>
+          <w:color w:val="333333"/>
+          <w:sz w:val="21"/>
+          <w:szCs w:val="21"/>
+          <w:highlight w:val="yellow"/>
+          <w:shd w:val="clear" w:color="auto" w:fill="FFFFFF"/>
+        </w:rPr>
+        <w:t xml:space="preserve"> in </w:t>
+      </w:r>
+      <w:proofErr w:type="spellStart"/>
+      <w:r>
+        <w:rPr>
+          <w:rFonts w:ascii="Helvetica" w:eastAsia="Times New Roman" w:hAnsi="Helvetica" w:cs="Helvetica"/>
+          <w:b/>
+          <w:bCs/>
+          <w:color w:val="333333"/>
+          <w:sz w:val="21"/>
+          <w:szCs w:val="21"/>
+          <w:highlight w:val="yellow"/>
+          <w:shd w:val="clear" w:color="auto" w:fill="FFFFFF"/>
+        </w:rPr>
+        <w:t>gradescope</w:t>
+      </w:r>
+      <w:proofErr w:type="spellEnd"/>
       <w:r>
         <w:rPr>
           <w:rFonts w:ascii="Helvetica" w:eastAsia="Times New Roman" w:hAnsi="Helvetica" w:cs="Helvetica"/>
@@ -8630,7 +11517,29 @@
           <w:szCs w:val="21"/>
           <w:shd w:val="clear" w:color="auto" w:fill="FFFFFF"/>
         </w:rPr>
-        <w:t xml:space="preserve">Run simulation in vivado, testing the </w:t>
+        <w:t xml:space="preserve">Run simulation in </w:t>
+      </w:r>
+      <w:proofErr w:type="spellStart"/>
+      <w:r>
+        <w:rPr>
+          <w:rFonts w:ascii="Helvetica" w:eastAsia="Times New Roman" w:hAnsi="Helvetica" w:cs="Helvetica"/>
+          <w:color w:val="333333"/>
+          <w:sz w:val="21"/>
+          <w:szCs w:val="21"/>
+          <w:shd w:val="clear" w:color="auto" w:fill="FFFFFF"/>
+        </w:rPr>
+        <w:t>vivado</w:t>
+      </w:r>
+      <w:proofErr w:type="spellEnd"/>
+      <w:r>
+        <w:rPr>
+          <w:rFonts w:ascii="Helvetica" w:eastAsia="Times New Roman" w:hAnsi="Helvetica" w:cs="Helvetica"/>
+          <w:color w:val="333333"/>
+          <w:sz w:val="21"/>
+          <w:szCs w:val="21"/>
+          <w:shd w:val="clear" w:color="auto" w:fill="FFFFFF"/>
+        </w:rPr>
+        <w:t xml:space="preserve">, testing the </w:t>
       </w:r>
       <w:r>
         <w:rPr>
@@ -8707,7 +11616,415 @@
           <w:sz w:val="21"/>
           <w:szCs w:val="21"/>
         </w:rPr>
-        <w:t>Clk, reset, clock_counter, state, pc, NPC, next_PC, instr, opcode, rs1, reg1_data, rs2, reg2_data, rd, wb_rd, imm, alu_input_a,  alu_input_b, alu_result, mem_data, mem_read, mem_write, alu_src, branch, jump, load_addr, reg_write, reg_write_chip, display_x5, display_x6, display_x7, display_x10</w:t>
+        <w:t xml:space="preserve">Clk, reset, </w:t>
+      </w:r>
+      <w:proofErr w:type="spellStart"/>
+      <w:r>
+        <w:rPr>
+          <w:rFonts w:ascii="Helvetica" w:eastAsia="Times New Roman" w:hAnsi="Helvetica" w:cs="Helvetica"/>
+          <w:i/>
+          <w:iCs/>
+          <w:color w:val="333333"/>
+          <w:sz w:val="21"/>
+          <w:szCs w:val="21"/>
+        </w:rPr>
+        <w:t>clock_counter</w:t>
+      </w:r>
+      <w:proofErr w:type="spellEnd"/>
+      <w:r>
+        <w:rPr>
+          <w:rFonts w:ascii="Helvetica" w:eastAsia="Times New Roman" w:hAnsi="Helvetica" w:cs="Helvetica"/>
+          <w:i/>
+          <w:iCs/>
+          <w:color w:val="333333"/>
+          <w:sz w:val="21"/>
+          <w:szCs w:val="21"/>
+        </w:rPr>
+        <w:t xml:space="preserve">, state, pc, NPC, </w:t>
+      </w:r>
+      <w:proofErr w:type="spellStart"/>
+      <w:r>
+        <w:rPr>
+          <w:rFonts w:ascii="Helvetica" w:eastAsia="Times New Roman" w:hAnsi="Helvetica" w:cs="Helvetica"/>
+          <w:i/>
+          <w:iCs/>
+          <w:color w:val="333333"/>
+          <w:sz w:val="21"/>
+          <w:szCs w:val="21"/>
+        </w:rPr>
+        <w:t>next_PC</w:t>
+      </w:r>
+      <w:proofErr w:type="spellEnd"/>
+      <w:r>
+        <w:rPr>
+          <w:rFonts w:ascii="Helvetica" w:eastAsia="Times New Roman" w:hAnsi="Helvetica" w:cs="Helvetica"/>
+          <w:i/>
+          <w:iCs/>
+          <w:color w:val="333333"/>
+          <w:sz w:val="21"/>
+          <w:szCs w:val="21"/>
+        </w:rPr>
+        <w:t xml:space="preserve">, </w:t>
+      </w:r>
+      <w:proofErr w:type="spellStart"/>
+      <w:r>
+        <w:rPr>
+          <w:rFonts w:ascii="Helvetica" w:eastAsia="Times New Roman" w:hAnsi="Helvetica" w:cs="Helvetica"/>
+          <w:i/>
+          <w:iCs/>
+          <w:color w:val="333333"/>
+          <w:sz w:val="21"/>
+          <w:szCs w:val="21"/>
+        </w:rPr>
+        <w:t>instr</w:t>
+      </w:r>
+      <w:proofErr w:type="spellEnd"/>
+      <w:r>
+        <w:rPr>
+          <w:rFonts w:ascii="Helvetica" w:eastAsia="Times New Roman" w:hAnsi="Helvetica" w:cs="Helvetica"/>
+          <w:i/>
+          <w:iCs/>
+          <w:color w:val="333333"/>
+          <w:sz w:val="21"/>
+          <w:szCs w:val="21"/>
+        </w:rPr>
+        <w:t xml:space="preserve">, opcode, rs1, reg1_data, rs2, reg2_data, </w:t>
+      </w:r>
+      <w:proofErr w:type="spellStart"/>
+      <w:r>
+        <w:rPr>
+          <w:rFonts w:ascii="Helvetica" w:eastAsia="Times New Roman" w:hAnsi="Helvetica" w:cs="Helvetica"/>
+          <w:i/>
+          <w:iCs/>
+          <w:color w:val="333333"/>
+          <w:sz w:val="21"/>
+          <w:szCs w:val="21"/>
+        </w:rPr>
+        <w:t>rd</w:t>
+      </w:r>
+      <w:proofErr w:type="spellEnd"/>
+      <w:r>
+        <w:rPr>
+          <w:rFonts w:ascii="Helvetica" w:eastAsia="Times New Roman" w:hAnsi="Helvetica" w:cs="Helvetica"/>
+          <w:i/>
+          <w:iCs/>
+          <w:color w:val="333333"/>
+          <w:sz w:val="21"/>
+          <w:szCs w:val="21"/>
+        </w:rPr>
+        <w:t xml:space="preserve">, </w:t>
+      </w:r>
+      <w:proofErr w:type="spellStart"/>
+      <w:r>
+        <w:rPr>
+          <w:rFonts w:ascii="Helvetica" w:eastAsia="Times New Roman" w:hAnsi="Helvetica" w:cs="Helvetica"/>
+          <w:i/>
+          <w:iCs/>
+          <w:color w:val="333333"/>
+          <w:sz w:val="21"/>
+          <w:szCs w:val="21"/>
+        </w:rPr>
+        <w:t>wb_rd</w:t>
+      </w:r>
+      <w:proofErr w:type="spellEnd"/>
+      <w:r>
+        <w:rPr>
+          <w:rFonts w:ascii="Helvetica" w:eastAsia="Times New Roman" w:hAnsi="Helvetica" w:cs="Helvetica"/>
+          <w:i/>
+          <w:iCs/>
+          <w:color w:val="333333"/>
+          <w:sz w:val="21"/>
+          <w:szCs w:val="21"/>
+        </w:rPr>
+        <w:t xml:space="preserve">, </w:t>
+      </w:r>
+      <w:proofErr w:type="spellStart"/>
+      <w:r>
+        <w:rPr>
+          <w:rFonts w:ascii="Helvetica" w:eastAsia="Times New Roman" w:hAnsi="Helvetica" w:cs="Helvetica"/>
+          <w:i/>
+          <w:iCs/>
+          <w:color w:val="333333"/>
+          <w:sz w:val="21"/>
+          <w:szCs w:val="21"/>
+        </w:rPr>
+        <w:t>imm</w:t>
+      </w:r>
+      <w:proofErr w:type="spellEnd"/>
+      <w:r>
+        <w:rPr>
+          <w:rFonts w:ascii="Helvetica" w:eastAsia="Times New Roman" w:hAnsi="Helvetica" w:cs="Helvetica"/>
+          <w:i/>
+          <w:iCs/>
+          <w:color w:val="333333"/>
+          <w:sz w:val="21"/>
+          <w:szCs w:val="21"/>
+        </w:rPr>
+        <w:t xml:space="preserve">, </w:t>
+      </w:r>
+      <w:proofErr w:type="spellStart"/>
+      <w:r>
+        <w:rPr>
+          <w:rFonts w:ascii="Helvetica" w:eastAsia="Times New Roman" w:hAnsi="Helvetica" w:cs="Helvetica"/>
+          <w:i/>
+          <w:iCs/>
+          <w:color w:val="333333"/>
+          <w:sz w:val="21"/>
+          <w:szCs w:val="21"/>
+        </w:rPr>
+        <w:t>alu_input_</w:t>
+      </w:r>
+      <w:proofErr w:type="gramStart"/>
+      <w:r>
+        <w:rPr>
+          <w:rFonts w:ascii="Helvetica" w:eastAsia="Times New Roman" w:hAnsi="Helvetica" w:cs="Helvetica"/>
+          <w:i/>
+          <w:iCs/>
+          <w:color w:val="333333"/>
+          <w:sz w:val="21"/>
+          <w:szCs w:val="21"/>
+        </w:rPr>
+        <w:t>a</w:t>
+      </w:r>
+      <w:proofErr w:type="spellEnd"/>
+      <w:r>
+        <w:rPr>
+          <w:rFonts w:ascii="Helvetica" w:eastAsia="Times New Roman" w:hAnsi="Helvetica" w:cs="Helvetica"/>
+          <w:i/>
+          <w:iCs/>
+          <w:color w:val="333333"/>
+          <w:sz w:val="21"/>
+          <w:szCs w:val="21"/>
+        </w:rPr>
+        <w:t xml:space="preserve">,  </w:t>
+      </w:r>
+      <w:proofErr w:type="spellStart"/>
+      <w:r>
+        <w:rPr>
+          <w:rFonts w:ascii="Helvetica" w:eastAsia="Times New Roman" w:hAnsi="Helvetica" w:cs="Helvetica"/>
+          <w:i/>
+          <w:iCs/>
+          <w:color w:val="333333"/>
+          <w:sz w:val="21"/>
+          <w:szCs w:val="21"/>
+        </w:rPr>
+        <w:t>alu</w:t>
+      </w:r>
+      <w:proofErr w:type="gramEnd"/>
+      <w:r>
+        <w:rPr>
+          <w:rFonts w:ascii="Helvetica" w:eastAsia="Times New Roman" w:hAnsi="Helvetica" w:cs="Helvetica"/>
+          <w:i/>
+          <w:iCs/>
+          <w:color w:val="333333"/>
+          <w:sz w:val="21"/>
+          <w:szCs w:val="21"/>
+        </w:rPr>
+        <w:t>_input_b</w:t>
+      </w:r>
+      <w:proofErr w:type="spellEnd"/>
+      <w:r>
+        <w:rPr>
+          <w:rFonts w:ascii="Helvetica" w:eastAsia="Times New Roman" w:hAnsi="Helvetica" w:cs="Helvetica"/>
+          <w:i/>
+          <w:iCs/>
+          <w:color w:val="333333"/>
+          <w:sz w:val="21"/>
+          <w:szCs w:val="21"/>
+        </w:rPr>
+        <w:t xml:space="preserve">, </w:t>
+      </w:r>
+      <w:proofErr w:type="spellStart"/>
+      <w:r>
+        <w:rPr>
+          <w:rFonts w:ascii="Helvetica" w:eastAsia="Times New Roman" w:hAnsi="Helvetica" w:cs="Helvetica"/>
+          <w:i/>
+          <w:iCs/>
+          <w:color w:val="333333"/>
+          <w:sz w:val="21"/>
+          <w:szCs w:val="21"/>
+        </w:rPr>
+        <w:t>alu_result</w:t>
+      </w:r>
+      <w:proofErr w:type="spellEnd"/>
+      <w:r>
+        <w:rPr>
+          <w:rFonts w:ascii="Helvetica" w:eastAsia="Times New Roman" w:hAnsi="Helvetica" w:cs="Helvetica"/>
+          <w:i/>
+          <w:iCs/>
+          <w:color w:val="333333"/>
+          <w:sz w:val="21"/>
+          <w:szCs w:val="21"/>
+        </w:rPr>
+        <w:t xml:space="preserve">, </w:t>
+      </w:r>
+      <w:proofErr w:type="spellStart"/>
+      <w:r>
+        <w:rPr>
+          <w:rFonts w:ascii="Helvetica" w:eastAsia="Times New Roman" w:hAnsi="Helvetica" w:cs="Helvetica"/>
+          <w:i/>
+          <w:iCs/>
+          <w:color w:val="333333"/>
+          <w:sz w:val="21"/>
+          <w:szCs w:val="21"/>
+        </w:rPr>
+        <w:t>mem_data</w:t>
+      </w:r>
+      <w:proofErr w:type="spellEnd"/>
+      <w:r>
+        <w:rPr>
+          <w:rFonts w:ascii="Helvetica" w:eastAsia="Times New Roman" w:hAnsi="Helvetica" w:cs="Helvetica"/>
+          <w:i/>
+          <w:iCs/>
+          <w:color w:val="333333"/>
+          <w:sz w:val="21"/>
+          <w:szCs w:val="21"/>
+        </w:rPr>
+        <w:t xml:space="preserve">, </w:t>
+      </w:r>
+      <w:proofErr w:type="spellStart"/>
+      <w:r>
+        <w:rPr>
+          <w:rFonts w:ascii="Helvetica" w:eastAsia="Times New Roman" w:hAnsi="Helvetica" w:cs="Helvetica"/>
+          <w:i/>
+          <w:iCs/>
+          <w:color w:val="333333"/>
+          <w:sz w:val="21"/>
+          <w:szCs w:val="21"/>
+        </w:rPr>
+        <w:t>mem_read</w:t>
+      </w:r>
+      <w:proofErr w:type="spellEnd"/>
+      <w:r>
+        <w:rPr>
+          <w:rFonts w:ascii="Helvetica" w:eastAsia="Times New Roman" w:hAnsi="Helvetica" w:cs="Helvetica"/>
+          <w:i/>
+          <w:iCs/>
+          <w:color w:val="333333"/>
+          <w:sz w:val="21"/>
+          <w:szCs w:val="21"/>
+        </w:rPr>
+        <w:t xml:space="preserve">, </w:t>
+      </w:r>
+      <w:proofErr w:type="spellStart"/>
+      <w:r>
+        <w:rPr>
+          <w:rFonts w:ascii="Helvetica" w:eastAsia="Times New Roman" w:hAnsi="Helvetica" w:cs="Helvetica"/>
+          <w:i/>
+          <w:iCs/>
+          <w:color w:val="333333"/>
+          <w:sz w:val="21"/>
+          <w:szCs w:val="21"/>
+        </w:rPr>
+        <w:t>mem_write</w:t>
+      </w:r>
+      <w:proofErr w:type="spellEnd"/>
+      <w:r>
+        <w:rPr>
+          <w:rFonts w:ascii="Helvetica" w:eastAsia="Times New Roman" w:hAnsi="Helvetica" w:cs="Helvetica"/>
+          <w:i/>
+          <w:iCs/>
+          <w:color w:val="333333"/>
+          <w:sz w:val="21"/>
+          <w:szCs w:val="21"/>
+        </w:rPr>
+        <w:t xml:space="preserve">, </w:t>
+      </w:r>
+      <w:proofErr w:type="spellStart"/>
+      <w:r>
+        <w:rPr>
+          <w:rFonts w:ascii="Helvetica" w:eastAsia="Times New Roman" w:hAnsi="Helvetica" w:cs="Helvetica"/>
+          <w:i/>
+          <w:iCs/>
+          <w:color w:val="333333"/>
+          <w:sz w:val="21"/>
+          <w:szCs w:val="21"/>
+        </w:rPr>
+        <w:t>alu_src</w:t>
+      </w:r>
+      <w:proofErr w:type="spellEnd"/>
+      <w:r>
+        <w:rPr>
+          <w:rFonts w:ascii="Helvetica" w:eastAsia="Times New Roman" w:hAnsi="Helvetica" w:cs="Helvetica"/>
+          <w:i/>
+          <w:iCs/>
+          <w:color w:val="333333"/>
+          <w:sz w:val="21"/>
+          <w:szCs w:val="21"/>
+        </w:rPr>
+        <w:t xml:space="preserve">, branch, jump, </w:t>
+      </w:r>
+      <w:proofErr w:type="spellStart"/>
+      <w:r>
+        <w:rPr>
+          <w:rFonts w:ascii="Helvetica" w:eastAsia="Times New Roman" w:hAnsi="Helvetica" w:cs="Helvetica"/>
+          <w:i/>
+          <w:iCs/>
+          <w:color w:val="333333"/>
+          <w:sz w:val="21"/>
+          <w:szCs w:val="21"/>
+        </w:rPr>
+        <w:t>load_addr</w:t>
+      </w:r>
+      <w:proofErr w:type="spellEnd"/>
+      <w:r>
+        <w:rPr>
+          <w:rFonts w:ascii="Helvetica" w:eastAsia="Times New Roman" w:hAnsi="Helvetica" w:cs="Helvetica"/>
+          <w:i/>
+          <w:iCs/>
+          <w:color w:val="333333"/>
+          <w:sz w:val="21"/>
+          <w:szCs w:val="21"/>
+        </w:rPr>
+        <w:t xml:space="preserve">, </w:t>
+      </w:r>
+      <w:proofErr w:type="spellStart"/>
+      <w:r>
+        <w:rPr>
+          <w:rFonts w:ascii="Helvetica" w:eastAsia="Times New Roman" w:hAnsi="Helvetica" w:cs="Helvetica"/>
+          <w:i/>
+          <w:iCs/>
+          <w:color w:val="333333"/>
+          <w:sz w:val="21"/>
+          <w:szCs w:val="21"/>
+        </w:rPr>
+        <w:t>reg_write</w:t>
+      </w:r>
+      <w:proofErr w:type="spellEnd"/>
+      <w:r>
+        <w:rPr>
+          <w:rFonts w:ascii="Helvetica" w:eastAsia="Times New Roman" w:hAnsi="Helvetica" w:cs="Helvetica"/>
+          <w:i/>
+          <w:iCs/>
+          <w:color w:val="333333"/>
+          <w:sz w:val="21"/>
+          <w:szCs w:val="21"/>
+        </w:rPr>
+        <w:t xml:space="preserve">, </w:t>
+      </w:r>
+      <w:proofErr w:type="spellStart"/>
+      <w:r>
+        <w:rPr>
+          <w:rFonts w:ascii="Helvetica" w:eastAsia="Times New Roman" w:hAnsi="Helvetica" w:cs="Helvetica"/>
+          <w:i/>
+          <w:iCs/>
+          <w:color w:val="333333"/>
+          <w:sz w:val="21"/>
+          <w:szCs w:val="21"/>
+        </w:rPr>
+        <w:t>reg_write_chip</w:t>
+      </w:r>
+      <w:proofErr w:type="spellEnd"/>
+      <w:r>
+        <w:rPr>
+          <w:rFonts w:ascii="Helvetica" w:eastAsia="Times New Roman" w:hAnsi="Helvetica" w:cs="Helvetica"/>
+          <w:i/>
+          <w:iCs/>
+          <w:color w:val="333333"/>
+          <w:sz w:val="21"/>
+          <w:szCs w:val="21"/>
+        </w:rPr>
+        <w:t>, display_x5, display_x6, display_x7, display_x10</w:t>
       </w:r>
       <w:r>
         <w:rPr>
@@ -8745,8 +12062,38 @@
           <w:highlight w:val="yellow"/>
           <w:shd w:val="clear" w:color="auto" w:fill="FFFFFF"/>
         </w:rPr>
-        <w:t>Turn in your simulation plot in gradescope</w:t>
-      </w:r>
+        <w:t xml:space="preserve">Turn in your simulation plot </w:t>
+      </w:r>
+      <w:proofErr w:type="gramStart"/>
+      <w:r>
+        <w:rPr>
+          <w:rFonts w:ascii="Helvetica" w:eastAsia="Times New Roman" w:hAnsi="Helvetica" w:cs="Helvetica"/>
+          <w:b/>
+          <w:bCs/>
+          <w:color w:val="333333"/>
+          <w:sz w:val="21"/>
+          <w:szCs w:val="21"/>
+          <w:highlight w:val="yellow"/>
+          <w:shd w:val="clear" w:color="auto" w:fill="FFFFFF"/>
+        </w:rPr>
+        <w:t xml:space="preserve">in </w:t>
+      </w:r>
+      <w:proofErr w:type="spellStart"/>
+      <w:r>
+        <w:rPr>
+          <w:rFonts w:ascii="Helvetica" w:eastAsia="Times New Roman" w:hAnsi="Helvetica" w:cs="Helvetica"/>
+          <w:b/>
+          <w:bCs/>
+          <w:color w:val="333333"/>
+          <w:sz w:val="21"/>
+          <w:szCs w:val="21"/>
+          <w:highlight w:val="yellow"/>
+          <w:shd w:val="clear" w:color="auto" w:fill="FFFFFF"/>
+        </w:rPr>
+        <w:t>gradescope</w:t>
+      </w:r>
+      <w:proofErr w:type="spellEnd"/>
+      <w:proofErr w:type="gramEnd"/>
       <w:r>
         <w:rPr>
           <w:rFonts w:ascii="Helvetica" w:eastAsia="Times New Roman" w:hAnsi="Helvetica" w:cs="Helvetica"/>
@@ -8790,7 +12137,27 @@
           <w:sz w:val="21"/>
           <w:szCs w:val="21"/>
         </w:rPr>
-        <w:t>final value of x5, x6, x7 and x10, etc)</w:t>
+        <w:t xml:space="preserve">final value of x5, x6, x7 and x10, </w:t>
+      </w:r>
+      <w:proofErr w:type="spellStart"/>
+      <w:r>
+        <w:rPr>
+          <w:rFonts w:ascii="Helvetica" w:eastAsia="Times New Roman" w:hAnsi="Helvetica" w:cs="Helvetica"/>
+          <w:color w:val="333333"/>
+          <w:sz w:val="21"/>
+          <w:szCs w:val="21"/>
+        </w:rPr>
+        <w:t>etc</w:t>
+      </w:r>
+      <w:proofErr w:type="spellEnd"/>
+      <w:r>
+        <w:rPr>
+          <w:rFonts w:ascii="Helvetica" w:eastAsia="Times New Roman" w:hAnsi="Helvetica" w:cs="Helvetica"/>
+          <w:color w:val="333333"/>
+          <w:sz w:val="21"/>
+          <w:szCs w:val="21"/>
+        </w:rPr>
+        <w:t>)</w:t>
       </w:r>
     </w:p>
     <w:p>
@@ -8885,8 +12252,20 @@
           <w:szCs w:val="21"/>
           <w:highlight w:val="yellow"/>
         </w:rPr>
-        <w:t>in gradescope</w:t>
-      </w:r>
+        <w:t xml:space="preserve">in </w:t>
+      </w:r>
+      <w:proofErr w:type="spellStart"/>
+      <w:r>
+        <w:rPr>
+          <w:rFonts w:ascii="Helvetica" w:eastAsia="Times New Roman" w:hAnsi="Helvetica" w:cs="Helvetica"/>
+          <w:color w:val="333333"/>
+          <w:sz w:val="21"/>
+          <w:szCs w:val="21"/>
+          <w:highlight w:val="yellow"/>
+        </w:rPr>
+        <w:t>gradescope</w:t>
+      </w:r>
+      <w:proofErr w:type="spellEnd"/>
       <w:r>
         <w:rPr>
           <w:rFonts w:ascii="Helvetica" w:eastAsia="Times New Roman" w:hAnsi="Helvetica" w:cs="Helvetica"/>
@@ -9050,7 +12429,27 @@
           <w:sz w:val="21"/>
           <w:szCs w:val="21"/>
         </w:rPr>
-        <w:t>Push all code to your github repo and share with your instructor</w:t>
+        <w:t xml:space="preserve">Push all code to your </w:t>
+      </w:r>
+      <w:proofErr w:type="spellStart"/>
+      <w:r>
+        <w:rPr>
+          <w:rFonts w:ascii="Helvetica" w:eastAsia="Times New Roman" w:hAnsi="Helvetica" w:cs="Helvetica"/>
+          <w:color w:val="333333"/>
+          <w:sz w:val="21"/>
+          <w:szCs w:val="21"/>
+        </w:rPr>
+        <w:t>github</w:t>
+      </w:r>
+      <w:proofErr w:type="spellEnd"/>
+      <w:r>
+        <w:rPr>
+          <w:rFonts w:ascii="Helvetica" w:eastAsia="Times New Roman" w:hAnsi="Helvetica" w:cs="Helvetica"/>
+          <w:color w:val="333333"/>
+          <w:sz w:val="21"/>
+          <w:szCs w:val="21"/>
+        </w:rPr>
+        <w:t xml:space="preserve"> repo and share with your instructor</w:t>
       </w:r>
     </w:p>
     <w:p>
@@ -9402,16 +12801,54 @@
               </w:rPr>
               <w:t xml:space="preserve">Updated </w:t>
             </w:r>
-            <w:r>
-              <w:rPr>
-                <w:rFonts w:ascii="Helvetica" w:eastAsia="Times New Roman" w:hAnsi="Helvetica" w:cs="Helvetica"/>
-                <w:color w:val="333333"/>
-                <w:sz w:val="21"/>
-                <w:szCs w:val="21"/>
-                <w:shd w:val="clear" w:color="auto" w:fill="FFFFFF"/>
-              </w:rPr>
-              <w:t>alu_control.vhdl and alu.vhdl</w:t>
-            </w:r>
+            <w:proofErr w:type="spellStart"/>
+            <w:r>
+              <w:rPr>
+                <w:rFonts w:ascii="Helvetica" w:eastAsia="Times New Roman" w:hAnsi="Helvetica" w:cs="Helvetica"/>
+                <w:color w:val="333333"/>
+                <w:sz w:val="21"/>
+                <w:szCs w:val="21"/>
+                <w:shd w:val="clear" w:color="auto" w:fill="FFFFFF"/>
+              </w:rPr>
+              <w:t>alu_</w:t>
+            </w:r>
+            <w:proofErr w:type="gramStart"/>
+            <w:r>
+              <w:rPr>
+                <w:rFonts w:ascii="Helvetica" w:eastAsia="Times New Roman" w:hAnsi="Helvetica" w:cs="Helvetica"/>
+                <w:color w:val="333333"/>
+                <w:sz w:val="21"/>
+                <w:szCs w:val="21"/>
+                <w:shd w:val="clear" w:color="auto" w:fill="FFFFFF"/>
+              </w:rPr>
+              <w:t>control.vhdl</w:t>
+            </w:r>
+            <w:proofErr w:type="spellEnd"/>
+            <w:proofErr w:type="gramEnd"/>
+            <w:r>
+              <w:rPr>
+                <w:rFonts w:ascii="Helvetica" w:eastAsia="Times New Roman" w:hAnsi="Helvetica" w:cs="Helvetica"/>
+                <w:color w:val="333333"/>
+                <w:sz w:val="21"/>
+                <w:szCs w:val="21"/>
+                <w:shd w:val="clear" w:color="auto" w:fill="FFFFFF"/>
+              </w:rPr>
+              <w:t xml:space="preserve"> and </w:t>
+            </w:r>
+            <w:proofErr w:type="spellStart"/>
+            <w:proofErr w:type="gramStart"/>
+            <w:r>
+              <w:rPr>
+                <w:rFonts w:ascii="Helvetica" w:eastAsia="Times New Roman" w:hAnsi="Helvetica" w:cs="Helvetica"/>
+                <w:color w:val="333333"/>
+                <w:sz w:val="21"/>
+                <w:szCs w:val="21"/>
+                <w:shd w:val="clear" w:color="auto" w:fill="FFFFFF"/>
+              </w:rPr>
+              <w:t>alu.vhdl</w:t>
+            </w:r>
+            <w:proofErr w:type="spellEnd"/>
+            <w:proofErr w:type="gramEnd"/>
           </w:p>
         </w:tc>
         <w:tc>
@@ -9519,16 +12956,30 @@
               </w:rPr>
               <w:t xml:space="preserve">Updated </w:t>
             </w:r>
-            <w:r>
-              <w:rPr>
-                <w:rFonts w:ascii="Helvetica" w:eastAsia="Times New Roman" w:hAnsi="Helvetica" w:cs="Helvetica"/>
-                <w:color w:val="333333"/>
-                <w:sz w:val="21"/>
-                <w:szCs w:val="21"/>
-                <w:shd w:val="clear" w:color="auto" w:fill="FFFFFF"/>
-              </w:rPr>
-              <w:t>riscv_multicycle.vhdl</w:t>
-            </w:r>
+            <w:proofErr w:type="spellStart"/>
+            <w:r>
+              <w:rPr>
+                <w:rFonts w:ascii="Helvetica" w:eastAsia="Times New Roman" w:hAnsi="Helvetica" w:cs="Helvetica"/>
+                <w:color w:val="333333"/>
+                <w:sz w:val="21"/>
+                <w:szCs w:val="21"/>
+                <w:shd w:val="clear" w:color="auto" w:fill="FFFFFF"/>
+              </w:rPr>
+              <w:t>riscv_</w:t>
+            </w:r>
+            <w:proofErr w:type="gramStart"/>
+            <w:r>
+              <w:rPr>
+                <w:rFonts w:ascii="Helvetica" w:eastAsia="Times New Roman" w:hAnsi="Helvetica" w:cs="Helvetica"/>
+                <w:color w:val="333333"/>
+                <w:sz w:val="21"/>
+                <w:szCs w:val="21"/>
+                <w:shd w:val="clear" w:color="auto" w:fill="FFFFFF"/>
+              </w:rPr>
+              <w:t>multicycle.vhdl</w:t>
+            </w:r>
+            <w:proofErr w:type="spellEnd"/>
+            <w:proofErr w:type="gramEnd"/>
           </w:p>
         </w:tc>
         <w:tc>
@@ -9634,7 +13085,27 @@
                 <w:sz w:val="21"/>
                 <w:szCs w:val="21"/>
               </w:rPr>
-              <w:t>Initial Test: addi x5, x0, 9</w:t>
+              <w:t xml:space="preserve">Initial Test: </w:t>
+            </w:r>
+            <w:proofErr w:type="spellStart"/>
+            <w:r>
+              <w:rPr>
+                <w:rFonts w:ascii="Helvetica" w:eastAsia="Times New Roman" w:hAnsi="Helvetica" w:cs="Helvetica"/>
+                <w:color w:val="333333"/>
+                <w:sz w:val="21"/>
+                <w:szCs w:val="21"/>
+              </w:rPr>
+              <w:t>addi</w:t>
+            </w:r>
+            <w:proofErr w:type="spellEnd"/>
+            <w:r>
+              <w:rPr>
+                <w:rFonts w:ascii="Helvetica" w:eastAsia="Times New Roman" w:hAnsi="Helvetica" w:cs="Helvetica"/>
+                <w:color w:val="333333"/>
+                <w:sz w:val="21"/>
+                <w:szCs w:val="21"/>
+              </w:rPr>
+              <w:t xml:space="preserve"> x5, x0, 9</w:t>
             </w:r>
           </w:p>
         </w:tc>
@@ -10061,8 +13532,19 @@
                 <w:sz w:val="21"/>
                 <w:szCs w:val="21"/>
               </w:rPr>
-              <w:t>Questions in Gradescope</w:t>
-            </w:r>
+              <w:t xml:space="preserve">Questions in </w:t>
+            </w:r>
+            <w:proofErr w:type="spellStart"/>
+            <w:r>
+              <w:rPr>
+                <w:rFonts w:ascii="Helvetica" w:eastAsia="Times New Roman" w:hAnsi="Helvetica" w:cs="Helvetica"/>
+                <w:color w:val="333333"/>
+                <w:sz w:val="21"/>
+                <w:szCs w:val="21"/>
+              </w:rPr>
+              <w:t>Gradescope</w:t>
+            </w:r>
+            <w:proofErr w:type="spellEnd"/>
           </w:p>
         </w:tc>
         <w:tc>
@@ -10413,7 +13895,18 @@
           <w:szCs w:val="21"/>
           <w:shd w:val="clear" w:color="auto" w:fill="FFFFFF"/>
         </w:rPr>
-        <w:t xml:space="preserve"> or search engines is “level 2: Use of GenAI for brainstorming or idea generation.” For example, you can prompt GenAI on how to implement basic hardware in VHDL, such as “how to you implement a 32-bit register in VHDL?” “How to you implement a multiplexer using the </w:t>
+        <w:t xml:space="preserve"> or search engines is “level 2: Use of GenAI for brainstorming or idea generation.” For example, you can prompt GenAI on how to implement basic hardware in VHDL, such as “how to you implement a 32-bit register in VHDL?” “How to you implement a multiplexer using </w:t>
+      </w:r>
+      <w:proofErr w:type="gramStart"/>
+      <w:r>
+        <w:rPr>
+          <w:rFonts w:ascii="Helvetica" w:eastAsia="Times New Roman" w:hAnsi="Helvetica" w:cs="Helvetica"/>
+          <w:color w:val="333333"/>
+          <w:sz w:val="21"/>
+          <w:szCs w:val="21"/>
+          <w:shd w:val="clear" w:color="auto" w:fill="FFFFFF"/>
+        </w:rPr>
+        <w:t xml:space="preserve">the </w:t>
       </w:r>
       <w:r>
         <w:rPr>
@@ -10427,15 +13920,38 @@
         </w:rPr>
         <w:t>when</w:t>
       </w:r>
-      <w:r>
-        <w:rPr>
-          <w:rFonts w:ascii="Helvetica" w:eastAsia="Times New Roman" w:hAnsi="Helvetica" w:cs="Helvetica"/>
-          <w:color w:val="333333"/>
-          <w:sz w:val="21"/>
-          <w:szCs w:val="21"/>
-          <w:shd w:val="clear" w:color="auto" w:fill="FFFFFF"/>
-        </w:rPr>
-        <w:t xml:space="preserve"> statement?”, or ask basic questions about the RISC-V Stage 1 multicycle architecture, like “why is the ALU controller separate from the Control Unit in RISC-V?”; however, any coding must be your own work.  Do not ask GenAI to produce specific code for this assignment, like “Given this VHDL code for the ALU, add the SUBI function.”</w:t>
+      <w:proofErr w:type="gramEnd"/>
+      <w:r>
+        <w:rPr>
+          <w:rFonts w:ascii="Helvetica" w:eastAsia="Times New Roman" w:hAnsi="Helvetica" w:cs="Helvetica"/>
+          <w:color w:val="333333"/>
+          <w:sz w:val="21"/>
+          <w:szCs w:val="21"/>
+          <w:shd w:val="clear" w:color="auto" w:fill="FFFFFF"/>
+        </w:rPr>
+        <w:t xml:space="preserve"> statement?</w:t>
+      </w:r>
+      <w:proofErr w:type="gramStart"/>
+      <w:r>
+        <w:rPr>
+          <w:rFonts w:ascii="Helvetica" w:eastAsia="Times New Roman" w:hAnsi="Helvetica" w:cs="Helvetica"/>
+          <w:color w:val="333333"/>
+          <w:sz w:val="21"/>
+          <w:szCs w:val="21"/>
+          <w:shd w:val="clear" w:color="auto" w:fill="FFFFFF"/>
+        </w:rPr>
+        <w:t>”, or</w:t>
+      </w:r>
+      <w:proofErr w:type="gramEnd"/>
+      <w:r>
+        <w:rPr>
+          <w:rFonts w:ascii="Helvetica" w:eastAsia="Times New Roman" w:hAnsi="Helvetica" w:cs="Helvetica"/>
+          <w:color w:val="333333"/>
+          <w:sz w:val="21"/>
+          <w:szCs w:val="21"/>
+          <w:shd w:val="clear" w:color="auto" w:fill="FFFFFF"/>
+        </w:rPr>
+        <w:t xml:space="preserve"> ask basic questions about the RISC-V Stage 1 multicycle architecture, like “why is the ALU controller separate from the Control Unit in RISC-V?”; however, any coding must be your own work.  Do not ask GenAI to produce specific code for this assignment, like “Given this VHDL code for the ALU, add the SUBI function.”</w:t>
       </w:r>
     </w:p>
     <w:p>
@@ -12488,6 +16004,18 @@
       <w:spacing w:after="0" w:line="240" w:lineRule="auto"/>
     </w:pPr>
   </w:style>
+  <w:style w:type="character" w:styleId="FollowedHyperlink">
+    <w:name w:val="FollowedHyperlink"/>
+    <w:basedOn w:val="DefaultParagraphFont"/>
+    <w:uiPriority w:val="99"/>
+    <w:semiHidden/>
+    <w:unhideWhenUsed/>
+    <w:rsid w:val="00DC0BA5"/>
+    <w:rPr>
+      <w:color w:val="954F72" w:themeColor="followedHyperlink"/>
+      <w:u w:val="single"/>
+    </w:rPr>
+  </w:style>
 </w:styles>
 </file>
 
